--- a/downloads/student/ai-5-week-03.docx
+++ b/downloads/student/ai-5-week-03.docx
@@ -1080,6 +1080,16 @@
     <w:p>
       <w:r>
         <w:t>A linear boundary is a toy classifier rule. Raw score size does not automatically describe confidence or probability.</w:t>
+      </w:r>
+    </w:p>
+    <w:p>
+      <w:r>
+        <w:t>Read the labelled picture: Is B positive under the original or changed model? Point to the relevant step in the picture, then write the changed result and the rule or evidence that supports it.</w:t>
+      </w:r>
+    </w:p>
+    <w:p>
+      <w:r>
+        <w:t>Change one thing: Change bias from-3 to-1. Predict the result before checking the explanation. What remains the same?</w:t>
       </w:r>
     </w:p>
     <w:p>
@@ -2224,6 +2234,187 @@
         <w:t>Attempt the independent case before hints. Record whether you worked alone, used a hint or followed a model. After feedback, fix the first unsupported step and explain why it changed. A later check uses a changed case, not a copied answer.</w:t>
       </w:r>
     </w:p>
+    <w:p>
+      <w:pPr>
+        <w:pStyle w:val="Heading1"/>
+      </w:pPr>
+      <w:r>
+        <w:t>15. Your lesson route</w:t>
+      </w:r>
+    </w:p>
+    <w:p>
+      <w:r>
+        <w:t>Start with this question: Move a toy boundary with a bias while keeping its input weights fixed.</w:t>
+      </w:r>
+    </w:p>
+    <w:tbl>
+      <w:tblPr>
+        <w:tblStyle w:val="LightShading-Accent1"/>
+        <w:tblW w:type="auto" w:w="0"/>
+        <w:tblLook w:firstColumn="1" w:firstRow="1" w:lastColumn="0" w:lastRow="0" w:noHBand="0" w:noVBand="1" w:val="04A0"/>
+      </w:tblPr>
+      <w:tblGrid>
+        <w:gridCol w:w="5112"/>
+        <w:gridCol w:w="5112"/>
+      </w:tblGrid>
+      <w:tr>
+        <w:trPr>
+          <w:tblHeader/>
+        </w:trPr>
+        <w:tc>
+          <w:tcPr>
+            <w:tcW w:type="dxa" w:w="5112"/>
+          </w:tcPr>
+          <w:p>
+            <w:r>
+              <w:t>By the end, I can</w:t>
+            </w:r>
+          </w:p>
+        </w:tc>
+        <w:tc>
+          <w:tcPr>
+            <w:tcW w:type="dxa" w:w="5112"/>
+          </w:tcPr>
+          <w:p>
+            <w:r>
+              <w:t>How I will show it</w:t>
+            </w:r>
+          </w:p>
+        </w:tc>
+      </w:tr>
+      <w:tr>
+        <w:tc>
+          <w:tcPr>
+            <w:tcW w:type="dxa" w:w="5112"/>
+          </w:tcPr>
+          <w:p>
+            <w:r>
+              <w:t>Calculate a weighted score with a bias term</w:t>
+            </w:r>
+          </w:p>
+        </w:tc>
+        <w:tc>
+          <w:tcPr>
+            <w:tcW w:type="dxa" w:w="5112"/>
+          </w:tcPr>
+          <w:p>
+            <w:r>
+              <w:t>Explain the deciding step, show a trace or test, and state one limit.</w:t>
+            </w:r>
+          </w:p>
+        </w:tc>
+      </w:tr>
+      <w:tr>
+        <w:tc>
+          <w:tcPr>
+            <w:tcW w:type="dxa" w:w="5112"/>
+          </w:tcPr>
+          <w:p>
+            <w:r>
+              <w:t>Locate and test a two-feature decision boundary</w:t>
+            </w:r>
+          </w:p>
+        </w:tc>
+        <w:tc>
+          <w:tcPr>
+            <w:tcW w:type="dxa" w:w="5112"/>
+          </w:tcPr>
+          <w:p>
+            <w:r>
+              <w:t>Explain the deciding step, show a trace or test, and state one limit.</w:t>
+            </w:r>
+          </w:p>
+        </w:tc>
+      </w:tr>
+      <w:tr>
+        <w:tc>
+          <w:tcPr>
+            <w:tcW w:type="dxa" w:w="5112"/>
+          </w:tcPr>
+          <w:p>
+            <w:r>
+              <w:t>Explain how changing the bias shifts a boundary without training</w:t>
+            </w:r>
+          </w:p>
+        </w:tc>
+        <w:tc>
+          <w:tcPr>
+            <w:tcW w:type="dxa" w:w="5112"/>
+          </w:tcPr>
+          <w:p>
+            <w:r>
+              <w:t>Explain the deciding step, show a trace or test, and state one limit.</w:t>
+            </w:r>
+          </w:p>
+        </w:tc>
+      </w:tr>
+    </w:tbl>
+    <w:p>
+      <w:r>
+        <w:t>Remember → watch and explain → try with help → investigate → try independently → keep project evidence. Your teacher may spread this lesson across several classes.</w:t>
+      </w:r>
+    </w:p>
+    <w:p>
+      <w:r>
+        <w:t>Keep your first prediction. Compare it with what the evidence shows and explain any change.</w:t>
+      </w:r>
+    </w:p>
+    <w:p>
+      <w:pPr>
+        <w:pStyle w:val="Heading1"/>
+      </w:pPr>
+      <w:r>
+        <w:t>16. Finish and return</w:t>
+      </w:r>
+    </w:p>
+    <w:p>
+      <w:r>
+        <w:t>Close your notes. Explain this goal in your own words: Calculate a weighted score with a bias term</w:t>
+      </w:r>
+    </w:p>
+    <w:p>
+      <w:pPr>
+        <w:pStyle w:val="Heading3"/>
+      </w:pPr>
+      <w:r>
+        <w:t>My deciding step, evidence and one remaining question</w:t>
+      </w:r>
+    </w:p>
+    <w:p>
+      <w:r>
+        <w:t>________________________________________________________________</w:t>
+      </w:r>
+    </w:p>
+    <w:p>
+      <w:r>
+        <w:t>________________________________________________________________</w:t>
+      </w:r>
+    </w:p>
+    <w:p>
+      <w:r>
+        <w:t>________________________________________________________________</w:t>
+      </w:r>
+    </w:p>
+    <w:p>
+      <w:r>
+        <w:t>________________________________________________________________</w:t>
+      </w:r>
+    </w:p>
+    <w:p>
+      <w:r>
+        <w:t>________________________________________________________________</w:t>
+      </w:r>
+    </w:p>
+    <w:p>
+      <w:r>
+        <w:t>If you are unsure, return to the worked picture and explain one arrow. If you are ready, change an input or assumption and justify your prediction.</w:t>
+      </w:r>
+    </w:p>
+    <w:p>
+      <w:r>
+        <w:t>Save your workbook evidence. At the next review, try a different case before opening your old answer.</w:t>
+      </w:r>
+    </w:p>
     <w:sectPr>
       <w:pgSz w:w="12240" w:h="15840"/>
       <w:pgMar w:top="936" w:right="1008" w:bottom="936" w:left="1008" w:header="720" w:footer="720" w:gutter="0"/>

--- a/downloads/student/ai-5-week-03.docx
+++ b/downloads/student/ai-5-week-03.docx
@@ -2415,6 +2415,205 @@
         <w:t>Save your workbook evidence. At the next review, try a different case before opening your old answer.</w:t>
       </w:r>
     </w:p>
+    <w:p>
+      <w:pPr>
+        <w:pStyle w:val="Heading1"/>
+      </w:pPr>
+      <w:r>
+        <w:t>17. Supported practice, repair and portfolio</w:t>
+      </w:r>
+    </w:p>
+    <w:p>
+      <w:r>
+        <w:t>Use this supported practice once, in the browser or on paper. Keep the reserved independent assessment for a separate first attempt before teacher feedback.</w:t>
+      </w:r>
+    </w:p>
+    <w:p>
+      <w:r>
+        <w:t>Move a toy boundary with a bias while keeping its input weights fixed.</w:t>
+      </w:r>
+    </w:p>
+    <w:p>
+      <w:pPr>
+        <w:pStyle w:val="Heading3"/>
+      </w:pPr>
+      <w:r>
+        <w:t>Practice 1: explain the deciding evidence</w:t>
+      </w:r>
+    </w:p>
+    <w:p>
+      <w:r>
+        <w:t>Which labelled step matches this detail? The boundary is v=2u-3; the bias sets its position.</w:t>
+      </w:r>
+    </w:p>
+    <w:p>
+      <w:r>
+        <w:t>1. Trace input A</w:t>
+      </w:r>
+    </w:p>
+    <w:p>
+      <w:r>
+        <w:t>2. Read boundary</w:t>
+      </w:r>
+    </w:p>
+    <w:p>
+      <w:r>
+        <w:t>3. Trace input B</w:t>
+      </w:r>
+    </w:p>
+    <w:p>
+      <w:pPr>
+        <w:pStyle w:val="Heading3"/>
+      </w:pPr>
+      <w:r>
+        <w:t>My selected conclusion, deciding fact and explanation</w:t>
+      </w:r>
+    </w:p>
+    <w:p>
+      <w:r>
+        <w:t>________________________________________________________________</w:t>
+      </w:r>
+    </w:p>
+    <w:p>
+      <w:r>
+        <w:t>________________________________________________________________</w:t>
+      </w:r>
+    </w:p>
+    <w:p>
+      <w:r>
+        <w:t>________________________________________________________________</w:t>
+      </w:r>
+    </w:p>
+    <w:p>
+      <w:r>
+        <w:t>________________________________________________________________</w:t>
+      </w:r>
+    </w:p>
+    <w:p>
+      <w:r>
+        <w:t>________________________________________________________________</w:t>
+      </w:r>
+    </w:p>
+    <w:p>
+      <w:r>
+        <w:t>Hint if needed: Read the steps in the pictorial case. Match the supplied detail to the stage that performs or records it.</w:t>
+      </w:r>
+    </w:p>
+    <w:p>
+      <w:r>
+        <w:t>After your attempt, compare with the supported explanation: Read boundary The boundary is v=2u-3; the bias sets its position. The bias adds the same offset after the input contributions. It moves the dividing line without changing the weights that set the line’s orientation. Class 1 includes score zero under our stated rule. That is why B changes class when the bias rises by two: its score moves from minus two onto the included boundary.</w:t>
+      </w:r>
+    </w:p>
+    <w:p>
+      <w:pPr>
+        <w:pStyle w:val="Heading3"/>
+      </w:pPr>
+      <w:r>
+        <w:t>Practice 2: explain the deciding evidence</w:t>
+      </w:r>
+    </w:p>
+    <w:p>
+      <w:r>
+        <w:t>Changed-case practice: Change bias from-3 to-1. Which conclusion is supported by the supplied facts?</w:t>
+      </w:r>
+    </w:p>
+    <w:p>
+      <w:r>
+        <w:t>1. We can decide the result without examining the changed input or the procedure.</w:t>
+      </w:r>
+    </w:p>
+    <w:p>
+      <w:r>
+        <w:t>2. This one example guarantees correct results for every future input.</w:t>
+      </w:r>
+    </w:p>
+    <w:p>
+      <w:r>
+        <w:t>3. A score becomes2 and B score 0; both predict class 1.</w:t>
+      </w:r>
+    </w:p>
+    <w:p>
+      <w:pPr>
+        <w:pStyle w:val="Heading3"/>
+      </w:pPr>
+      <w:r>
+        <w:t>My selected conclusion, deciding fact and explanation</w:t>
+      </w:r>
+    </w:p>
+    <w:p>
+      <w:r>
+        <w:t>________________________________________________________________</w:t>
+      </w:r>
+    </w:p>
+    <w:p>
+      <w:r>
+        <w:t>________________________________________________________________</w:t>
+      </w:r>
+    </w:p>
+    <w:p>
+      <w:r>
+        <w:t>________________________________________________________________</w:t>
+      </w:r>
+    </w:p>
+    <w:p>
+      <w:r>
+        <w:t>________________________________________________________________</w:t>
+      </w:r>
+    </w:p>
+    <w:p>
+      <w:r>
+        <w:t>________________________________________________________________</w:t>
+      </w:r>
+    </w:p>
+    <w:p>
+      <w:r>
+        <w:t>Hint if needed: Use the changed condition and the deciding step in the pictorial trace. The answer must say what follows from those facts.</w:t>
+      </w:r>
+    </w:p>
+    <w:p>
+      <w:r>
+        <w:t>After your attempt, compare with the supported explanation: A score becomes2 and B score 0; both predict class 1. Increasing bias by2 adds2 to every score without changing the weights.</w:t>
+      </w:r>
+    </w:p>
+    <w:p>
+      <w:pPr>
+        <w:pStyle w:val="Heading3"/>
+      </w:pPr>
+      <w:r>
+        <w:t>Repair a missing building block</w:t>
+      </w:r>
+    </w:p>
+    <w:p>
+      <w:r>
+        <w:t>Review Dot products and weighted sums (ai-5/2). Goal: Calculate a dot product by matching feature positions. Short practice: Which connection explains why more right brightness lowers this score? Point to the relevant step in the picture, then write the changed result and the rule or evidence that supports it.. Return to this week and explain what you changed.</w:t>
+      </w:r>
+    </w:p>
+    <w:p>
+      <w:pPr>
+        <w:pStyle w:val="Heading3"/>
+      </w:pPr>
+      <w:r>
+        <w:t>Predict, run and debug</w:t>
+      </w:r>
+    </w:p>
+    <w:p>
+      <w:r>
+        <w:t>The browser lab lets you edit the supported Python examples already included in this lesson. Predict first, run, inspect the actual output or error, change one input, then run again. Keep code, predictions, actual results and a reasoned revision together. On paper, label your result as a trace rather than an execution.</w:t>
+      </w:r>
+    </w:p>
+    <w:p>
+      <w:pPr>
+        <w:pStyle w:val="Heading3"/>
+      </w:pPr>
+      <w:r>
+        <w:t>Keep your completed work</w:t>
+      </w:r>
+    </w:p>
+    <w:p>
+      <w:r>
+        <w:t>Use Download completed work in the hosted lesson to export your answers, reflections, practice feedback and code-run evidence. Open the HTML copy to read or print it. Drafts stay in this browser when storage is available; clear drafts on a shared device.</w:t>
+      </w:r>
+    </w:p>
     <w:sectPr>
       <w:pgSz w:w="12240" w:h="15840"/>
       <w:pgMar w:top="936" w:right="1008" w:bottom="936" w:left="1008" w:header="720" w:footer="720" w:gutter="0"/>

--- a/downloads/student/ai-5-week-03.docx
+++ b/downloads/student/ai-5-week-03.docx
@@ -42,6 +42,11 @@
       </w:r>
     </w:p>
     <w:p>
+      <w:r>
+        <w:t>Start with the target: Calculate a weighted score with a bias term. Try the recall before opening notes.</w:t>
+      </w:r>
+    </w:p>
+    <w:p>
       <w:pPr>
         <w:pStyle w:val="Heading3"/>
       </w:pPr>
@@ -50,18 +55,72 @@
       </w:r>
     </w:p>
     <w:p>
-      <w:r>
-        <w:t>I can calculate a weighted score with a bias term.</w:t>
-      </w:r>
-    </w:p>
-    <w:p>
-      <w:r>
-        <w:t>I can locate and test a two-feature decision boundary.</w:t>
-      </w:r>
-    </w:p>
-    <w:p>
-      <w:r>
-        <w:t>I can explain how changing the bias shifts a boundary without training.</w:t>
+      <w:pPr>
+        <w:spacing w:line="336" w:lineRule="auto" w:after="180"/>
+      </w:pPr>
+      <w:r>
+        <w:rPr>
+          <w:b w:val="0"/>
+        </w:rPr>
+        <w:t xml:space="preserve">I can calculate a weighted score with a </w:t>
+      </w:r>
+      <w:r>
+        <w:rPr>
+          <w:b/>
+        </w:rPr>
+        <w:t>bias term</w:t>
+      </w:r>
+      <w:r>
+        <w:rPr>
+          <w:b w:val="0"/>
+        </w:rPr>
+        <w:t>.</w:t>
+      </w:r>
+    </w:p>
+    <w:p>
+      <w:pPr>
+        <w:spacing w:line="336" w:lineRule="auto" w:after="180"/>
+      </w:pPr>
+      <w:r>
+        <w:rPr>
+          <w:b w:val="0"/>
+        </w:rPr>
+        <w:t xml:space="preserve">I can locate and test a two-feature </w:t>
+      </w:r>
+      <w:r>
+        <w:rPr>
+          <w:b/>
+        </w:rPr>
+        <w:t>decision boundary</w:t>
+      </w:r>
+      <w:r>
+        <w:rPr>
+          <w:b w:val="0"/>
+        </w:rPr>
+        <w:t>.</w:t>
+      </w:r>
+    </w:p>
+    <w:p>
+      <w:pPr>
+        <w:spacing w:line="336" w:lineRule="auto" w:after="180"/>
+      </w:pPr>
+      <w:r>
+        <w:rPr>
+          <w:b w:val="0"/>
+        </w:rPr>
+        <w:t xml:space="preserve">I can explain how changing the bias shifts a boundary without </w:t>
+      </w:r>
+      <w:r>
+        <w:rPr>
+          <w:b/>
+        </w:rPr>
+        <w:t>training</w:t>
+      </w:r>
+      <w:r>
+        <w:rPr>
+          <w:b w:val="0"/>
+        </w:rPr>
+        <w:t>.</w:t>
       </w:r>
     </w:p>
     <w:p>
@@ -73,38 +132,110 @@
       </w:r>
     </w:p>
     <w:p>
-      <w:r>
+      <w:pPr>
+        <w:spacing w:line="336" w:lineRule="auto" w:after="180"/>
+      </w:pPr>
+      <w:r>
+        <w:rPr>
+          <w:b w:val="0"/>
+        </w:rPr>
         <w:t>Close your notes first. A rough first answer helps us choose the right starting point; it is not a score for your ability.</w:t>
       </w:r>
     </w:p>
     <w:p>
-      <w:r>
+      <w:pPr>
+        <w:spacing w:line="336" w:lineRule="auto" w:after="180"/>
+      </w:pPr>
+      <w:r>
+        <w:rPr>
+          <w:b w:val="0"/>
+        </w:rPr>
         <w:t>Without opening the old lesson, explain one key idea from Dot products and weighted sums. Give an example and a mistake that the idea helps you avoid.</w:t>
       </w:r>
     </w:p>
     <w:p>
-      <w:r>
-        <w:t>After trying, check the relevant lesson or ask your teacher. Change the part of your explanation that the evidence shows was wrong.</w:t>
-      </w:r>
-    </w:p>
-    <w:p>
-      <w:r>
+      <w:pPr>
+        <w:spacing w:line="336" w:lineRule="auto" w:after="180"/>
+      </w:pPr>
+      <w:r>
+        <w:rPr>
+          <w:b w:val="0"/>
+        </w:rPr>
+        <w:t xml:space="preserve">After trying, check the relevant lesson or ask your teacher. Change the part of your explanation that the </w:t>
+      </w:r>
+      <w:r>
+        <w:rPr>
+          <w:b/>
+        </w:rPr>
+        <w:t>evidence</w:t>
+      </w:r>
+      <w:r>
+        <w:rPr>
+          <w:b w:val="0"/>
+        </w:rPr>
+        <w:t xml:space="preserve"> shows was wrong.</w:t>
+      </w:r>
+    </w:p>
+    <w:p>
+      <w:pPr>
+        <w:spacing w:line="336" w:lineRule="auto" w:after="180"/>
+      </w:pPr>
+      <w:r>
+        <w:rPr>
+          <w:b w:val="0"/>
+        </w:rPr>
         <w:t>This week you will practise:</w:t>
       </w:r>
     </w:p>
     <w:p>
-      <w:r>
-        <w:t>Calculate a weighted score with a bias term</w:t>
-      </w:r>
-    </w:p>
-    <w:p>
-      <w:r>
-        <w:t>Locate and test a two-feature decision boundary</w:t>
-      </w:r>
-    </w:p>
-    <w:p>
-      <w:r>
-        <w:t>Explain how changing the bias shifts a boundary without training</w:t>
+      <w:pPr>
+        <w:spacing w:line="336" w:lineRule="auto" w:after="180"/>
+      </w:pPr>
+      <w:r>
+        <w:rPr>
+          <w:b w:val="0"/>
+        </w:rPr>
+        <w:t xml:space="preserve">Calculate a weighted score with a </w:t>
+      </w:r>
+      <w:r>
+        <w:rPr>
+          <w:b/>
+        </w:rPr>
+        <w:t>bias term</w:t>
+      </w:r>
+    </w:p>
+    <w:p>
+      <w:pPr>
+        <w:spacing w:line="336" w:lineRule="auto" w:after="180"/>
+      </w:pPr>
+      <w:r>
+        <w:rPr>
+          <w:b w:val="0"/>
+        </w:rPr>
+        <w:t xml:space="preserve">Locate and test a two-feature </w:t>
+      </w:r>
+      <w:r>
+        <w:rPr>
+          <w:b/>
+        </w:rPr>
+        <w:t>decision boundary</w:t>
+      </w:r>
+    </w:p>
+    <w:p>
+      <w:pPr>
+        <w:spacing w:line="336" w:lineRule="auto" w:after="180"/>
+      </w:pPr>
+      <w:r>
+        <w:rPr>
+          <w:b w:val="0"/>
+        </w:rPr>
+        <w:t xml:space="preserve">Explain how changing the bias shifts a boundary without </w:t>
+      </w:r>
+      <w:r>
+        <w:rPr>
+          <w:b/>
+        </w:rPr>
+        <w:t>training</w:t>
       </w:r>
     </w:p>
     <w:p>
@@ -116,7 +247,14 @@
       </w:r>
     </w:p>
     <w:p>
-      <w:r>
+      <w:pPr>
+        <w:spacing w:line="336" w:lineRule="auto" w:after="180"/>
+        <w:shd w:fill="F5F1FB"/>
+      </w:pPr>
+      <w:r>
+        <w:rPr>
+          <w:b w:val="0"/>
+        </w:rPr>
         <w:t>For w = [2, -1] and x = [3, 5], what are the contributions and dot product?</w:t>
       </w:r>
     </w:p>
@@ -152,8 +290,26 @@
       </w:r>
     </w:p>
     <w:p>
-      <w:r>
-        <w:t>By the end, I can explain bias terms and decision boundaries using a traced example and a stated limitation.</w:t>
+      <w:pPr>
+        <w:spacing w:line="336" w:lineRule="auto" w:after="180"/>
+      </w:pPr>
+      <w:r>
+        <w:rPr>
+          <w:b w:val="0"/>
+        </w:rPr>
+        <w:t xml:space="preserve">By the end, I can explain </w:t>
+      </w:r>
+      <w:r>
+        <w:rPr>
+          <w:b/>
+        </w:rPr>
+        <w:t>bias term</w:t>
+      </w:r>
+      <w:r>
+        <w:rPr>
+          <w:b w:val="0"/>
+        </w:rPr>
+        <w:t>s and decision boundaries using a traced example and a stated limitation.</w:t>
       </w:r>
     </w:p>
     <w:p>
@@ -166,12 +322,63 @@
     </w:p>
     <w:p>
       <w:r>
-        <w:t>Use the fictional parcel schema [width in cm, height in cm]. Our model computes z = 2 times width - height - 3. The weights are [2, -1]; the bias b is -3. Compute the weighted sum first, then add the bias once. The result is an affine score: a weighted sum plus a constant offset.</w:t>
-      </w:r>
-    </w:p>
-    <w:p>
-      <w:r>
-        <w:t>Now declare a classification rule: predict class 1 when z is at least 0, and class 0 when z is below 0. Equality belongs to class 1. These are invented categories for arithmetic practice, not a real parcel decision. The weights and bias are supplied, so this is a forward calculation, not training.</w:t>
+        <w:t>Investigate the supplied Bias terms and decision boundaries case. Separate observations, given facts and assumptions before choosing an explanation.</w:t>
+      </w:r>
+    </w:p>
+    <w:p>
+      <w:pPr>
+        <w:spacing w:line="336" w:lineRule="auto" w:after="180"/>
+      </w:pPr>
+      <w:r>
+        <w:rPr>
+          <w:b w:val="0"/>
+        </w:rPr>
+        <w:t>Use the fictional parcel schema [width in cm, height in cm]. Our model computes z = 2 times width - height - 3. The weights are [2, -1]; the bias b is -3. Compute the weighted sum first, then add the bias once.</w:t>
+      </w:r>
+    </w:p>
+    <w:p>
+      <w:pPr>
+        <w:spacing w:line="336" w:lineRule="auto" w:after="180"/>
+      </w:pPr>
+      <w:r>
+        <w:rPr>
+          <w:b w:val="0"/>
+        </w:rPr>
+        <w:t>The result is an affine score: a weighted sum plus a constant offset.</w:t>
+      </w:r>
+    </w:p>
+    <w:p>
+      <w:pPr>
+        <w:spacing w:line="336" w:lineRule="auto" w:after="180"/>
+      </w:pPr>
+      <w:r>
+        <w:rPr>
+          <w:b w:val="0"/>
+        </w:rPr>
+        <w:t>Now declare a classification rule: predict class 1 when z is at least 0, and class 0 when z is below 0. Equality belongs to class 1. These are invented categories for arithmetic practice, not a real parcel decision.</w:t>
+      </w:r>
+    </w:p>
+    <w:p>
+      <w:pPr>
+        <w:spacing w:line="336" w:lineRule="auto" w:after="180"/>
+      </w:pPr>
+      <w:r>
+        <w:rPr>
+          <w:b w:val="0"/>
+        </w:rPr>
+        <w:t xml:space="preserve">The weights and bias are supplied, so this is a forward calculation, not </w:t>
+      </w:r>
+      <w:r>
+        <w:rPr>
+          <w:b/>
+        </w:rPr>
+        <w:t>training</w:t>
+      </w:r>
+      <w:r>
+        <w:rPr>
+          <w:b w:val="0"/>
+        </w:rPr>
+        <w:t>.</w:t>
       </w:r>
     </w:p>
     <w:tbl>
@@ -318,7 +525,13 @@
       </w:tr>
     </w:tbl>
     <w:p>
-      <w:r>
+      <w:pPr>
+        <w:spacing w:line="336" w:lineRule="auto" w:after="180"/>
+      </w:pPr>
+      <w:r>
+        <w:rPr>
+          <w:b w:val="0"/>
+        </w:rPr>
         <w:t>A bias is a mathematical parameter. It is not the same use of the word as unfair treatment; numerical offset alone does not establish whether a system is fair.</w:t>
       </w:r>
     </w:p>
@@ -355,12 +568,51 @@
     </w:p>
     <w:p>
       <w:r>
-        <w:t>Set z to zero to locate the boundary: 2 times width - height - 3 = 0, so height = 2 times width - 3. Plot width on the horizontal axis and height on the vertical axis. Boundary points include (2, 1), (3, 3) and (4, 5). Join them with a straight line and label the axes in cm.</w:t>
-      </w:r>
-    </w:p>
-    <w:p>
-      <w:r>
-        <w:t>At width 3, height 2 gives score 1 and class 1; height 3 gives score 0 and class 1; height 4 gives score -1 and class 0. Under this axis convention class 1 lies on or below the boundary. One point on each side checks that orientation.</w:t>
+        <w:t>Follow the mechanism for Bias terms and decision boundaries. Connect each labelled input, deciding step and result.</w:t>
+      </w:r>
+    </w:p>
+    <w:p>
+      <w:pPr>
+        <w:spacing w:line="336" w:lineRule="auto" w:after="180"/>
+      </w:pPr>
+      <w:r>
+        <w:rPr>
+          <w:b w:val="0"/>
+        </w:rPr>
+        <w:t>Set z to zero to locate the boundary: 2 times width - height - 3 = 0, so height = 2 times width - 3. Plot width on the horizontal axis and height on the vertical axis. Boundary points include (2, 1), (3, 3) and (4, 5).</w:t>
+      </w:r>
+    </w:p>
+    <w:p>
+      <w:pPr>
+        <w:spacing w:line="336" w:lineRule="auto" w:after="180"/>
+      </w:pPr>
+      <w:r>
+        <w:rPr>
+          <w:b w:val="0"/>
+        </w:rPr>
+        <w:t>Join them with a straight line and label the axes in cm.</w:t>
+      </w:r>
+    </w:p>
+    <w:p>
+      <w:pPr>
+        <w:spacing w:line="336" w:lineRule="auto" w:after="180"/>
+      </w:pPr>
+      <w:r>
+        <w:rPr>
+          <w:b w:val="0"/>
+        </w:rPr>
+        <w:t>At width 3, height 2 gives score 1 and class 1; height 3 gives score 0 and class 1; height 4 gives score -1 and class 0. Under this axis convention class 1 lies on or below the boundary.</w:t>
+      </w:r>
+    </w:p>
+    <w:p>
+      <w:pPr>
+        <w:spacing w:line="336" w:lineRule="auto" w:after="180"/>
+      </w:pPr>
+      <w:r>
+        <w:rPr>
+          <w:b w:val="0"/>
+        </w:rPr>
+        <w:t>One point on each side checks that orientation.</w:t>
       </w:r>
     </w:p>
     <w:p>
@@ -384,7 +636,13 @@
       </w:r>
     </w:p>
     <w:p>
-      <w:r>
+      <w:pPr>
+        <w:spacing w:line="336" w:lineRule="auto" w:after="180"/>
+      </w:pPr>
+      <w:r>
+        <w:rPr>
+          <w:b w:val="0"/>
+        </w:rPr>
         <w:t>The code assumes valid numerical measurements in the agreed units. Changing &gt;= to &gt; changes the equality case, even though the drawn line remains in the same place.</w:t>
       </w:r>
     </w:p>
@@ -397,8 +655,26 @@
       </w:r>
     </w:p>
     <w:p>
-      <w:r>
-        <w:t>Point to the input, the deciding step and the result in this week’s visual. Explain the same step in ordinary words. A picture helps when you can say what each part represents.</w:t>
+      <w:pPr>
+        <w:spacing w:line="336" w:lineRule="auto" w:after="180"/>
+      </w:pPr>
+      <w:r>
+        <w:rPr>
+          <w:b w:val="0"/>
+        </w:rPr>
+        <w:t xml:space="preserve">Point to the </w:t>
+      </w:r>
+      <w:r>
+        <w:rPr>
+          <w:b/>
+        </w:rPr>
+        <w:t>input</w:t>
+      </w:r>
+      <w:r>
+        <w:rPr>
+          <w:b w:val="0"/>
+        </w:rPr>
+        <w:t>, the deciding step and the result in this week’s visual. Explain the same step in ordinary words. A picture helps when you can say what each part represents.</w:t>
       </w:r>
     </w:p>
     <w:p>
@@ -410,6 +686,11 @@
       </w:r>
     </w:p>
     <w:p>
+      <w:r>
+        <w:t>Compare the supplied cases for Bias terms and decision boundaries. Identify the detail that changes the conclusion.</w:t>
+      </w:r>
+    </w:p>
+    <w:p>
       <w:pPr>
         <w:pStyle w:val="Heading3"/>
       </w:pPr>
@@ -418,7 +699,13 @@
       </w:r>
     </w:p>
     <w:p>
-      <w:r>
+      <w:pPr>
+        <w:spacing w:line="336" w:lineRule="auto" w:after="180"/>
+      </w:pPr>
+      <w:r>
+        <w:rPr>
+          <w:b w:val="0"/>
+        </w:rPr>
         <w:t>For the worked model, find boundary points at width 2 and width 4. Test [4, 4] and [4, 6] to identify the class on each side.</w:t>
       </w:r>
     </w:p>
@@ -464,17 +751,68 @@
       </w:r>
     </w:p>
     <w:p>
-      <w:r>
+      <w:pPr>
+        <w:pStyle w:val="Heading3"/>
+      </w:pPr>
+      <w:r>
+        <w:t>Change one thing</w:t>
+      </w:r>
+    </w:p>
+    <w:p>
+      <w:pPr>
+        <w:spacing w:line="336" w:lineRule="auto" w:after="180"/>
+        <w:shd w:fill="F5F1FB"/>
+      </w:pPr>
+      <w:r>
+        <w:rPr>
+          <w:b w:val="0"/>
+        </w:rPr>
         <w:t>Change: Change bias from-3 to-1.</w:t>
       </w:r>
     </w:p>
     <w:p>
-      <w:r>
-        <w:t>Prediction: A score becomes2 and B score 0; both predict class 1.</w:t>
-      </w:r>
-    </w:p>
-    <w:p>
-      <w:r>
+      <w:pPr>
+        <w:pStyle w:val="Heading3"/>
+      </w:pPr>
+      <w:r>
+        <w:t>Predicted result</w:t>
+      </w:r>
+    </w:p>
+    <w:p>
+      <w:pPr>
+        <w:spacing w:line="336" w:lineRule="auto" w:after="180"/>
+        <w:shd w:fill="F1F6FC"/>
+      </w:pPr>
+      <w:r>
+        <w:rPr>
+          <w:b/>
+        </w:rPr>
+        <w:t>Prediction</w:t>
+      </w:r>
+      <w:r>
+        <w:rPr>
+          <w:b w:val="0"/>
+        </w:rPr>
+        <w:t>: A score becomes2 and B score 0; both predict class 1.</w:t>
+      </w:r>
+    </w:p>
+    <w:p>
+      <w:pPr>
+        <w:pStyle w:val="Heading3"/>
+      </w:pPr>
+      <w:r>
+        <w:t>Why the result follows</w:t>
+      </w:r>
+    </w:p>
+    <w:p>
+      <w:pPr>
+        <w:spacing w:line="336" w:lineRule="auto" w:after="180"/>
+        <w:shd w:fill="F1F6FC"/>
+      </w:pPr>
+      <w:r>
+        <w:rPr>
+          <w:b w:val="0"/>
+        </w:rPr>
         <w:t>Reason: Increasing bias by2 adds2 to every score without changing the weights.</w:t>
       </w:r>
     </w:p>
@@ -484,6 +822,11 @@
       </w:pPr>
       <w:r>
         <w:t>05. Words that unlock the idea</w:t>
+      </w:r>
+    </w:p>
+    <w:p>
+      <w:r>
+        <w:t>Use the vocabulary of Bias terms and decision boundaries to explain a concrete decision, rather than only memorising definitions.</w:t>
       </w:r>
     </w:p>
     <w:tbl>
@@ -639,6 +982,11 @@
       </w:pPr>
       <w:r>
         <w:t>06. Follow a worked example</w:t>
+      </w:r>
+    </w:p>
+    <w:p>
+      <w:r>
+        <w:t>Follow the worked trace for Bias terms and decision boundaries, predict a step, then compare with its explanation.</w:t>
       </w:r>
     </w:p>
     <w:p>
@@ -834,7 +1182,13 @@
       </w:r>
     </w:p>
     <w:p>
-      <w:r>
+      <w:pPr>
+        <w:spacing w:line="336" w:lineRule="auto" w:after="180"/>
+      </w:pPr>
+      <w:r>
+        <w:rPr>
+          <w:b w:val="0"/>
+        </w:rPr>
         <w:t>Cover the result before checking it. Say what is given, choose the procedure, and follow one step at a time. Then uncover the result and explain your first mismatch. Ask why a step is allowed, not only what number it produces.</w:t>
       </w:r>
     </w:p>
@@ -847,8 +1201,26 @@
       </w:r>
     </w:p>
     <w:p>
-      <w:r>
-        <w:t>Move a toy boundary with a bias while keeping its input weights fixed.</w:t>
+      <w:pPr>
+        <w:spacing w:line="336" w:lineRule="auto" w:after="180"/>
+      </w:pPr>
+      <w:r>
+        <w:rPr>
+          <w:b w:val="0"/>
+        </w:rPr>
+        <w:t xml:space="preserve">Move a toy boundary with a bias while keeping its </w:t>
+      </w:r>
+      <w:r>
+        <w:rPr>
+          <w:b/>
+        </w:rPr>
+        <w:t>input</w:t>
+      </w:r>
+      <w:r>
+        <w:rPr>
+          <w:b w:val="0"/>
+        </w:rPr>
+        <w:t xml:space="preserve"> weights fixed.</w:t>
       </w:r>
     </w:p>
     <w:p>
@@ -860,13 +1232,67 @@
       </w:r>
     </w:p>
     <w:p>
-      <w:r>
-        <w:t>Score z=2u-v-3; predict class 1 when z&gt;=0. InputsA=[2, 1], B=[1, 1].</w:t>
-      </w:r>
-    </w:p>
-    <w:p>
-      <w:r>
-        <w:t>All inputs and outcomes in this worked example are invented classroom data; no real model run is claimed.</w:t>
+      <w:pPr>
+        <w:pStyle w:val="Heading3"/>
+      </w:pPr>
+      <w:r>
+        <w:t>Supplied facts</w:t>
+      </w:r>
+    </w:p>
+    <w:p>
+      <w:pPr>
+        <w:spacing w:line="336" w:lineRule="auto" w:after="180"/>
+        <w:shd w:fill="F1F6FC"/>
+      </w:pPr>
+      <w:r>
+        <w:rPr>
+          <w:b w:val="0"/>
+        </w:rPr>
+        <w:t xml:space="preserve">Score z=2u-v-3; predict class 1 when z&gt;=0. </w:t>
+      </w:r>
+      <w:r>
+        <w:rPr>
+          <w:b/>
+        </w:rPr>
+        <w:t>Input</w:t>
+      </w:r>
+      <w:r>
+        <w:rPr>
+          <w:b w:val="0"/>
+        </w:rPr>
+        <w:t>sA=[2, 1], B=[1, 1].</w:t>
+      </w:r>
+    </w:p>
+    <w:p>
+      <w:pPr>
+        <w:pStyle w:val="Heading3"/>
+      </w:pPr>
+      <w:r>
+        <w:t>Supplied facts</w:t>
+      </w:r>
+    </w:p>
+    <w:p>
+      <w:pPr>
+        <w:spacing w:line="336" w:lineRule="auto" w:after="180"/>
+        <w:shd w:fill="F1F6FC"/>
+      </w:pPr>
+      <w:r>
+        <w:rPr>
+          <w:b w:val="0"/>
+        </w:rPr>
+        <w:t xml:space="preserve">All </w:t>
+      </w:r>
+      <w:r>
+        <w:rPr>
+          <w:b/>
+        </w:rPr>
+        <w:t>input</w:t>
+      </w:r>
+      <w:r>
+        <w:rPr>
+          <w:b w:val="0"/>
+        </w:rPr>
+        <w:t>s and outcomes in this worked example are invented classroom data; no real model run is claimed.</w:t>
       </w:r>
     </w:p>
     <w:p>
@@ -1065,30 +1491,126 @@
       </w:r>
     </w:p>
     <w:p>
-      <w:r>
-        <w:t>The bias adds the same offset after the input contributions. It moves the dividing line without changing the weights that set the line’s orientation. Class 1 includes score zero under our stated rule. That is why B changes class when the bias rises by two: its score moves from minus two onto the included boundary.</w:t>
-      </w:r>
-    </w:p>
-    <w:p>
       <w:pPr>
         <w:pStyle w:val="Heading3"/>
       </w:pPr>
       <w:r>
+        <w:t>Why the result follows</w:t>
+      </w:r>
+    </w:p>
+    <w:p>
+      <w:pPr>
+        <w:spacing w:line="336" w:lineRule="auto" w:after="180"/>
+        <w:shd w:fill="F1F6FC"/>
+      </w:pPr>
+      <w:r>
+        <w:rPr>
+          <w:b w:val="0"/>
+        </w:rPr>
+        <w:t xml:space="preserve">The bias adds the same offset after the </w:t>
+      </w:r>
+      <w:r>
+        <w:rPr>
+          <w:b/>
+        </w:rPr>
+        <w:t>input</w:t>
+      </w:r>
+      <w:r>
+        <w:rPr>
+          <w:b w:val="0"/>
+        </w:rPr>
+        <w:t xml:space="preserve"> contributions. It moves the dividing line without changing the weights that set the line’s orientation. Class 1 includes score zero under our stated rule.</w:t>
+      </w:r>
+    </w:p>
+    <w:p>
+      <w:pPr>
+        <w:spacing w:line="336" w:lineRule="auto" w:after="180"/>
+        <w:shd w:fill="F1F6FC"/>
+      </w:pPr>
+      <w:r>
+        <w:rPr>
+          <w:b w:val="0"/>
+        </w:rPr>
+        <w:t>That is why B changes class when the bias rises by two: its score moves from minus two onto the included boundary.</w:t>
+      </w:r>
+    </w:p>
+    <w:p>
+      <w:pPr>
+        <w:pStyle w:val="Heading3"/>
+      </w:pPr>
+      <w:r>
         <w:t>What this example does not establish</w:t>
       </w:r>
     </w:p>
     <w:p>
-      <w:r>
+      <w:pPr>
+        <w:pStyle w:val="Heading3"/>
+      </w:pPr>
+      <w:r>
+        <w:t>Keep the stated limit</w:t>
+      </w:r>
+    </w:p>
+    <w:p>
+      <w:pPr>
+        <w:spacing w:line="336" w:lineRule="auto" w:after="180"/>
+        <w:shd w:fill="FFF5E6"/>
+      </w:pPr>
+      <w:r>
+        <w:rPr>
+          <w:b w:val="0"/>
+        </w:rPr>
         <w:t>A linear boundary is a toy classifier rule. Raw score size does not automatically describe confidence or probability.</w:t>
       </w:r>
     </w:p>
     <w:p>
-      <w:r>
-        <w:t>Read the labelled picture: Is B positive under the original or changed model? Point to the relevant step in the picture, then write the changed result and the rule or evidence that supports it.</w:t>
-      </w:r>
-    </w:p>
-    <w:p>
-      <w:r>
+      <w:pPr>
+        <w:pStyle w:val="Heading3"/>
+      </w:pPr>
+      <w:r>
+        <w:t>Keep the stated limit</w:t>
+      </w:r>
+    </w:p>
+    <w:p>
+      <w:pPr>
+        <w:spacing w:line="336" w:lineRule="auto" w:after="180"/>
+        <w:shd w:fill="FFF5E6"/>
+      </w:pPr>
+      <w:r>
+        <w:rPr>
+          <w:b w:val="0"/>
+        </w:rPr>
+        <w:t xml:space="preserve">Read the labelled picture: Is B positive under the original or changed model? Point to the relevant step in the picture, then write the changed result and the rule or </w:t>
+      </w:r>
+      <w:r>
+        <w:rPr>
+          <w:b/>
+        </w:rPr>
+        <w:t>evidence</w:t>
+      </w:r>
+      <w:r>
+        <w:rPr>
+          <w:b w:val="0"/>
+        </w:rPr>
+        <w:t xml:space="preserve"> that supports it.</w:t>
+      </w:r>
+    </w:p>
+    <w:p>
+      <w:pPr>
+        <w:pStyle w:val="Heading3"/>
+      </w:pPr>
+      <w:r>
+        <w:t>Keep the stated limit</w:t>
+      </w:r>
+    </w:p>
+    <w:p>
+      <w:pPr>
+        <w:spacing w:line="336" w:lineRule="auto" w:after="180"/>
+        <w:shd w:fill="FFF5E6"/>
+      </w:pPr>
+      <w:r>
+        <w:rPr>
+          <w:b w:val="0"/>
+        </w:rPr>
         <w:t>Change one thing: Change bias from-3 to-1. Predict the result before checking the explanation. What remains the same?</w:t>
       </w:r>
     </w:p>
@@ -1102,12 +1624,7 @@
     </w:p>
     <w:p>
       <w:r>
-        <w:t>Without a bias, this score would be z = 2 times width - height and its zero line would pass through (0, 0). The offset lets the boundary move away from the origin. In this parcel schema zero dimensions are invalid measurements; the origin is still useful as a point on the extended mathematical graph.</w:t>
-      </w:r>
-    </w:p>
-    <w:p>
-      <w:r>
-        <w:t>Changing bias from -3 to -1 increases every score by 2, but does not rotate the line. Changing a weight can rotate or otherwise change the boundary. Neither change is automatically an improvement. To compare models, retain labels, a declared metric, the same evaluation records and the separate training, validation and test roles.</w:t>
+        <w:t>Find the unsupported step in the Bias terms and decision boundaries claim and explain a repair using the supplied evidence.</w:t>
       </w:r>
     </w:p>
     <w:p>
@@ -1115,12 +1632,119 @@
         <w:pStyle w:val="Heading3"/>
       </w:pPr>
       <w:r>
+        <w:t>Check the claim against the facts</w:t>
+      </w:r>
+    </w:p>
+    <w:p>
+      <w:pPr>
+        <w:spacing w:line="336" w:lineRule="auto" w:after="180"/>
+        <w:shd w:fill="FFF5E6"/>
+      </w:pPr>
+      <w:r>
+        <w:rPr>
+          <w:b w:val="0"/>
+        </w:rPr>
+        <w:t>Without a bias, this score would be z = 2 times width - height and its zero line would pass through (0, 0). The offset lets the boundary move away from the origin.</w:t>
+      </w:r>
+    </w:p>
+    <w:p>
+      <w:pPr>
+        <w:spacing w:line="336" w:lineRule="auto" w:after="180"/>
+        <w:shd w:fill="FFF5E6"/>
+      </w:pPr>
+      <w:r>
+        <w:rPr>
+          <w:b w:val="0"/>
+        </w:rPr>
+        <w:t>In this parcel schema zero dimensions are invalid measurements; the origin is still useful as a point on the extended mathematical graph.</w:t>
+      </w:r>
+    </w:p>
+    <w:p>
+      <w:pPr>
+        <w:pStyle w:val="Heading3"/>
+      </w:pPr>
+      <w:r>
+        <w:t>Check the claim against the facts</w:t>
+      </w:r>
+    </w:p>
+    <w:p>
+      <w:pPr>
+        <w:spacing w:line="336" w:lineRule="auto" w:after="180"/>
+        <w:shd w:fill="FFF5E6"/>
+      </w:pPr>
+      <w:r>
+        <w:rPr>
+          <w:b w:val="0"/>
+        </w:rPr>
+        <w:t>Changing bias from -3 to -1 increases every score by 2, but does not rotate the line. Changing a weight can rotate or otherwise change the boundary. Neither change is automatically an improvement.</w:t>
+      </w:r>
+    </w:p>
+    <w:p>
+      <w:pPr>
+        <w:spacing w:line="336" w:lineRule="auto" w:after="180"/>
+        <w:shd w:fill="FFF5E6"/>
+      </w:pPr>
+      <w:r>
+        <w:rPr>
+          <w:b w:val="0"/>
+        </w:rPr>
+        <w:t xml:space="preserve">To compare models, retain labels, a declared metric, the same evaluation records and the separate </w:t>
+      </w:r>
+      <w:r>
+        <w:rPr>
+          <w:b/>
+        </w:rPr>
+        <w:t>training</w:t>
+      </w:r>
+      <w:r>
+        <w:rPr>
+          <w:b w:val="0"/>
+        </w:rPr>
+        <w:t>, validation and test roles.</w:t>
+      </w:r>
+    </w:p>
+    <w:p>
+      <w:pPr>
+        <w:pStyle w:val="Heading3"/>
+      </w:pPr>
+      <w:r>
         <w:t>Locate the earliest unsupported step</w:t>
       </w:r>
     </w:p>
     <w:p>
-      <w:r>
-        <w:t>At [3, 3], compare prediction under z &gt;= 0 with prediction under z &gt; 0. Does changing this comparison move the zero line?</w:t>
+      <w:pPr>
+        <w:spacing w:line="336" w:lineRule="auto" w:after="180"/>
+        <w:shd w:fill="F5F1FB"/>
+      </w:pPr>
+      <w:r>
+        <w:rPr>
+          <w:b w:val="0"/>
+        </w:rPr>
+        <w:t xml:space="preserve">At [3, 3], compare </w:t>
+      </w:r>
+      <w:r>
+        <w:rPr>
+          <w:b/>
+        </w:rPr>
+        <w:t>prediction</w:t>
+      </w:r>
+      <w:r>
+        <w:rPr>
+          <w:b w:val="0"/>
+        </w:rPr>
+        <w:t xml:space="preserve"> under z &gt;= 0 with </w:t>
+      </w:r>
+      <w:r>
+        <w:rPr>
+          <w:b/>
+        </w:rPr>
+        <w:t>prediction</w:t>
+      </w:r>
+      <w:r>
+        <w:rPr>
+          <w:b w:val="0"/>
+        </w:rPr>
+        <w:t xml:space="preserve"> under z &gt; 0. Does changing this comparison move the zero line?</w:t>
       </w:r>
     </w:p>
     <w:p>
@@ -1171,7 +1795,30 @@
     </w:p>
     <w:p>
       <w:r>
-        <w:t>Use z = 2 times width - height - 3 at [5, 4]. Give the weighted sum, bias, final score and prediction under z &gt;= 0.</w:t>
+        <w:t>Practise Bias terms and decision boundaries with support, then explain the deciding step in your own words.</w:t>
+      </w:r>
+    </w:p>
+    <w:p>
+      <w:pPr>
+        <w:spacing w:line="336" w:lineRule="auto" w:after="180"/>
+      </w:pPr>
+      <w:r>
+        <w:rPr>
+          <w:b w:val="0"/>
+        </w:rPr>
+        <w:t xml:space="preserve">Use z = 2 times width - height - 3 at [5, 4]. Give the weighted sum, bias, final score and </w:t>
+      </w:r>
+      <w:r>
+        <w:rPr>
+          <w:b/>
+        </w:rPr>
+        <w:t>prediction</w:t>
+      </w:r>
+      <w:r>
+        <w:rPr>
+          <w:b w:val="0"/>
+        </w:rPr>
+        <w:t xml:space="preserve"> under z &gt;= 0.</w:t>
       </w:r>
     </w:p>
     <w:p>
@@ -1239,8 +1886,38 @@
       </w:r>
     </w:p>
     <w:p>
-      <w:r>
-        <w:t>Use workbook W2 for the connected example “Bias terms and decision boundaries”. First fill the input and rule boxes. Try the middle steps before asking for a hint. After a hint, try the next step yourself.</w:t>
+      <w:pPr>
+        <w:spacing w:line="336" w:lineRule="auto" w:after="180"/>
+      </w:pPr>
+      <w:r>
+        <w:rPr>
+          <w:b w:val="0"/>
+        </w:rPr>
+        <w:t>Use workbook W2 for the connected example “</w:t>
+      </w:r>
+      <w:r>
+        <w:rPr>
+          <w:b/>
+        </w:rPr>
+        <w:t>Bias term</w:t>
+      </w:r>
+      <w:r>
+        <w:rPr>
+          <w:b w:val="0"/>
+        </w:rPr>
+        <w:t xml:space="preserve">s and decision boundaries”. First fill the </w:t>
+      </w:r>
+      <w:r>
+        <w:rPr>
+          <w:b/>
+        </w:rPr>
+        <w:t>input</w:t>
+      </w:r>
+      <w:r>
+        <w:rPr>
+          <w:b w:val="0"/>
+        </w:rPr>
+        <w:t xml:space="preserve"> and rule boxes. Try the middle steps before asking for a hint. After a hint, try the next step yourself.</w:t>
       </w:r>
     </w:p>
     <w:tbl>
@@ -1323,7 +2000,13 @@
       </w:tr>
     </w:tbl>
     <w:p>
-      <w:r>
+      <w:pPr>
+        <w:spacing w:line="336" w:lineRule="auto" w:after="180"/>
+      </w:pPr>
+      <w:r>
+        <w:rPr>
+          <w:b w:val="0"/>
+        </w:rPr>
         <w:t>Explain your trace to a partner. Your partner points to one step to check. Swap roles on the next case. Each person writes their own explanation.</w:t>
       </w:r>
     </w:p>
@@ -1336,12 +2019,47 @@
       </w:r>
     </w:p>
     <w:p>
-      <w:r>
-        <w:t>Use the worked case for Bias terms and decision boundaries. Proposed explanation: “Add bias to each contribution”. Decide whether this explanation is supported. Point to the step or supplied fact that decides; explain your repair if needed.</w:t>
-      </w:r>
-    </w:p>
-    <w:p>
-      <w:r>
+      <w:pPr>
+        <w:spacing w:line="336" w:lineRule="auto" w:after="180"/>
+      </w:pPr>
+      <w:r>
+        <w:rPr>
+          <w:b w:val="0"/>
+        </w:rPr>
+        <w:t xml:space="preserve">Use the worked case for </w:t>
+      </w:r>
+      <w:r>
+        <w:rPr>
+          <w:b/>
+        </w:rPr>
+        <w:t>Bias term</w:t>
+      </w:r>
+      <w:r>
+        <w:rPr>
+          <w:b w:val="0"/>
+        </w:rPr>
+        <w:t>s and decision boundaries. Proposed explanation: “Add bias to each contribution”. Decide whether this explanation is supported.</w:t>
+      </w:r>
+    </w:p>
+    <w:p>
+      <w:pPr>
+        <w:spacing w:line="336" w:lineRule="auto" w:after="180"/>
+      </w:pPr>
+      <w:r>
+        <w:rPr>
+          <w:b w:val="0"/>
+        </w:rPr>
+        <w:t>Point to the step or supplied fact that decides; explain your repair if needed.</w:t>
+      </w:r>
+    </w:p>
+    <w:p>
+      <w:pPr>
+        <w:spacing w:line="336" w:lineRule="auto" w:after="180"/>
+      </w:pPr>
+      <w:r>
+        <w:rPr>
+          <w:b w:val="0"/>
+        </w:rPr>
         <w:t>Answer on your own before discussion. If you are unsure, say which step you need help with.</w:t>
       </w:r>
     </w:p>
@@ -1354,8 +2072,26 @@
       </w:r>
     </w:p>
     <w:p>
-      <w:r>
-        <w:t>Is B positive under the original or changed model? Point to the relevant step in the picture, then write the changed result and the rule or evidence that supports it.</w:t>
+      <w:pPr>
+        <w:spacing w:line="336" w:lineRule="auto" w:after="180"/>
+      </w:pPr>
+      <w:r>
+        <w:rPr>
+          <w:b w:val="0"/>
+        </w:rPr>
+        <w:t xml:space="preserve">Is B positive under the original or changed model? Point to the relevant step in the picture, then write the changed result and the rule or </w:t>
+      </w:r>
+      <w:r>
+        <w:rPr>
+          <w:b/>
+        </w:rPr>
+        <w:t>evidence</w:t>
+      </w:r>
+      <w:r>
+        <w:rPr>
+          <w:b w:val="0"/>
+        </w:rPr>
+        <w:t xml:space="preserve"> that supports it.</w:t>
       </w:r>
     </w:p>
     <w:p>
@@ -1387,7 +2123,13 @@
       </w:r>
     </w:p>
     <w:p>
-      <w:r>
+      <w:pPr>
+        <w:spacing w:line="336" w:lineRule="auto" w:after="180"/>
+      </w:pPr>
+      <w:r>
+        <w:rPr>
+          <w:b w:val="0"/>
+        </w:rPr>
         <w:t>This is supported practice. Keep the separately named independent case for an attempt before feedback.</w:t>
       </w:r>
     </w:p>
@@ -1400,6 +2142,11 @@
       </w:r>
     </w:p>
     <w:p>
+      <w:r>
+        <w:t>Investigate Bias terms and decision boundaries. Record the prediction, actual observation or labelled paper trace, explanation and next test separately.</w:t>
+      </w:r>
+    </w:p>
+    <w:p>
       <w:pPr>
         <w:pStyle w:val="Heading3"/>
       </w:pPr>
@@ -1408,7 +2155,13 @@
       </w:r>
     </w:p>
     <w:p>
-      <w:r>
+      <w:pPr>
+        <w:spacing w:line="336" w:lineRule="auto" w:after="180"/>
+      </w:pPr>
+      <w:r>
+        <w:rPr>
+          <w:b w:val="0"/>
+        </w:rPr>
         <w:t>For the worked model, find boundary points at width 2 and width 4. Test [4, 4] and [4, 6] to identify the class on each side.</w:t>
       </w:r>
     </w:p>
@@ -1569,7 +2322,13 @@
       </w:tr>
     </w:tbl>
     <w:p>
-      <w:r>
+      <w:pPr>
+        <w:spacing w:line="336" w:lineRule="auto" w:after="180"/>
+      </w:pPr>
+      <w:r>
+        <w:rPr>
+          <w:b w:val="0"/>
+        </w:rPr>
         <w:t>On paper, trace the supplied procedure. If code is provided, predict before running it in a local practice file. Never write an expected answer as though it were an observed run.</w:t>
       </w:r>
     </w:p>
@@ -1582,7 +2341,13 @@
       </w:r>
     </w:p>
     <w:p>
-      <w:r>
+      <w:pPr>
+        <w:spacing w:line="336" w:lineRule="auto" w:after="180"/>
+      </w:pPr>
+      <w:r>
+        <w:rPr>
+          <w:b w:val="0"/>
+        </w:rPr>
         <w:t>Before trying: what do I expect, and why? While trying: which step could first go wrong? Afterwards: what did I actually observe, and what should change? Keep “not run” if you only traced the procedure.</w:t>
       </w:r>
     </w:p>
@@ -1595,6 +2360,11 @@
       </w:r>
     </w:p>
     <w:p>
+      <w:r>
+        <w:t>Move from recall to tracing, diagnosis and transfer in Bias terms and decision boundaries. Explain why each step is justified.</w:t>
+      </w:r>
+    </w:p>
+    <w:p>
       <w:pPr>
         <w:pStyle w:val="Heading3"/>
       </w:pPr>
@@ -1603,17 +2373,73 @@
       </w:r>
     </w:p>
     <w:p>
-      <w:r>
-        <w:t>Use z = 2 times width - height - 3 at [5, 4]. Give the weighted sum, bias, final score and prediction under z &gt;= 0.</w:t>
-      </w:r>
-    </w:p>
-    <w:p>
-      <w:r>
-        <w:t>At [3, 3], compare prediction under z &gt;= 0 with prediction under z &gt; 0. Does changing this comparison move the zero line?</w:t>
-      </w:r>
-    </w:p>
-    <w:p>
-      <w:r>
+      <w:pPr>
+        <w:spacing w:line="336" w:lineRule="auto" w:after="180"/>
+      </w:pPr>
+      <w:r>
+        <w:rPr>
+          <w:b w:val="0"/>
+        </w:rPr>
+        <w:t xml:space="preserve">Use z = 2 times width - height - 3 at [5, 4]. Give the weighted sum, bias, final score and </w:t>
+      </w:r>
+      <w:r>
+        <w:rPr>
+          <w:b/>
+        </w:rPr>
+        <w:t>prediction</w:t>
+      </w:r>
+      <w:r>
+        <w:rPr>
+          <w:b w:val="0"/>
+        </w:rPr>
+        <w:t xml:space="preserve"> under z &gt;= 0.</w:t>
+      </w:r>
+    </w:p>
+    <w:p>
+      <w:pPr>
+        <w:spacing w:line="336" w:lineRule="auto" w:after="180"/>
+        <w:shd w:fill="F5F1FB"/>
+      </w:pPr>
+      <w:r>
+        <w:rPr>
+          <w:b w:val="0"/>
+        </w:rPr>
+        <w:t xml:space="preserve">At [3, 3], compare </w:t>
+      </w:r>
+      <w:r>
+        <w:rPr>
+          <w:b/>
+        </w:rPr>
+        <w:t>prediction</w:t>
+      </w:r>
+      <w:r>
+        <w:rPr>
+          <w:b w:val="0"/>
+        </w:rPr>
+        <w:t xml:space="preserve"> under z &gt;= 0 with </w:t>
+      </w:r>
+      <w:r>
+        <w:rPr>
+          <w:b/>
+        </w:rPr>
+        <w:t>prediction</w:t>
+      </w:r>
+      <w:r>
+        <w:rPr>
+          <w:b w:val="0"/>
+        </w:rPr>
+        <w:t xml:space="preserve"> under z &gt; 0. Does changing this comparison move the zero line?</w:t>
+      </w:r>
+    </w:p>
+    <w:p>
+      <w:pPr>
+        <w:spacing w:line="336" w:lineRule="auto" w:after="180"/>
+        <w:shd w:fill="F5F1FB"/>
+      </w:pPr>
+      <w:r>
+        <w:rPr>
+          <w:b w:val="0"/>
+        </w:rPr>
         <w:t>A teammate says that raising b must improve the model because all scores rise. What information is needed before accepting an improvement claim?</w:t>
       </w:r>
     </w:p>
@@ -1660,7 +2486,89 @@
     </w:p>
     <w:p>
       <w:r>
-        <w:t>Add a labelled bias terms and decision boundaries evidence sheet to Image-pattern Network Investigation. Show how you can calculate a weighted score with a bias term. Use the supplied fictional case and keep its inputs, intermediate steps, calculation or prediction, and limitation. Connect this record to last week’s record; a matching answer without a trace is insufficient.</w:t>
+        <w:t>Apply this week’s idea to Image-pattern Network Investigation. Keep an annotated decision and the evidence supporting it.</w:t>
+      </w:r>
+    </w:p>
+    <w:p>
+      <w:pPr>
+        <w:spacing w:line="336" w:lineRule="auto" w:after="180"/>
+      </w:pPr>
+      <w:r>
+        <w:rPr>
+          <w:b w:val="0"/>
+        </w:rPr>
+        <w:t xml:space="preserve">Add a labelled </w:t>
+      </w:r>
+      <w:r>
+        <w:rPr>
+          <w:b/>
+        </w:rPr>
+        <w:t>bias term</w:t>
+      </w:r>
+      <w:r>
+        <w:rPr>
+          <w:b w:val="0"/>
+        </w:rPr>
+        <w:t xml:space="preserve">s and decision boundaries </w:t>
+      </w:r>
+      <w:r>
+        <w:rPr>
+          <w:b/>
+        </w:rPr>
+        <w:t>evidence</w:t>
+      </w:r>
+      <w:r>
+        <w:rPr>
+          <w:b w:val="0"/>
+        </w:rPr>
+        <w:t xml:space="preserve"> sheet to Image-pattern Network Investigation. Show how you can calculate a weighted score with a </w:t>
+      </w:r>
+      <w:r>
+        <w:rPr>
+          <w:b/>
+        </w:rPr>
+        <w:t>bias term</w:t>
+      </w:r>
+      <w:r>
+        <w:rPr>
+          <w:b w:val="0"/>
+        </w:rPr>
+        <w:t>.</w:t>
+      </w:r>
+    </w:p>
+    <w:p>
+      <w:pPr>
+        <w:spacing w:line="336" w:lineRule="auto" w:after="180"/>
+      </w:pPr>
+      <w:r>
+        <w:rPr>
+          <w:b w:val="0"/>
+        </w:rPr>
+        <w:t xml:space="preserve">Use the supplied fictional case and keep its </w:t>
+      </w:r>
+      <w:r>
+        <w:rPr>
+          <w:b/>
+        </w:rPr>
+        <w:t>input</w:t>
+      </w:r>
+      <w:r>
+        <w:rPr>
+          <w:b w:val="0"/>
+        </w:rPr>
+        <w:t xml:space="preserve">s, intermediate steps, calculation or </w:t>
+      </w:r>
+      <w:r>
+        <w:rPr>
+          <w:b/>
+        </w:rPr>
+        <w:t>prediction</w:t>
+      </w:r>
+      <w:r>
+        <w:rPr>
+          <w:b w:val="0"/>
+        </w:rPr>
+        <w:t>, and limitation. Connect this record to last week’s record; a matching answer without a trace is insufficient.</w:t>
       </w:r>
     </w:p>
     <w:tbl>
@@ -1788,8 +2696,37 @@
       </w:r>
     </w:p>
     <w:p>
-      <w:r>
-        <w:t>For your Image-pattern Network Investigation, save the input, procedure, observed result and limitation of this check. Label this worked example as practice; use a different, previously unreviewed case when checking independent understanding.</w:t>
+      <w:pPr>
+        <w:spacing w:line="336" w:lineRule="auto" w:after="180"/>
+      </w:pPr>
+      <w:r>
+        <w:rPr>
+          <w:b w:val="0"/>
+        </w:rPr>
+        <w:t xml:space="preserve">For your Image-pattern Network Investigation, save the </w:t>
+      </w:r>
+      <w:r>
+        <w:rPr>
+          <w:b/>
+        </w:rPr>
+        <w:t>input</w:t>
+      </w:r>
+      <w:r>
+        <w:rPr>
+          <w:b w:val="0"/>
+        </w:rPr>
+        <w:t>, procedure, observed result and limitation of this check.</w:t>
+      </w:r>
+    </w:p>
+    <w:p>
+      <w:pPr>
+        <w:spacing w:line="336" w:lineRule="auto" w:after="180"/>
+      </w:pPr>
+      <w:r>
+        <w:rPr>
+          <w:b w:val="0"/>
+        </w:rPr>
+        <w:t>Label this worked example as practice; use a different, previously unreviewed case when checking independent understanding.</w:t>
       </w:r>
     </w:p>
     <w:p>
@@ -1802,7 +2739,53 @@
     </w:p>
     <w:p>
       <w:r>
-        <w:t>The boundary states what this particular formula predicts. It does not establish the true classes of all possible inputs. A point very far from the line need not have a reliable prediction when the model, features or data are inappropriate. The raw score is not calibrated confidence or a physical distance from the line.</w:t>
+        <w:t>Use a genuinely new case for independent evidence. Previously discussed examples remain practice; use the separately named independent case before feedback.</w:t>
+      </w:r>
+    </w:p>
+    <w:p>
+      <w:pPr>
+        <w:spacing w:line="336" w:lineRule="auto" w:after="180"/>
+      </w:pPr>
+      <w:r>
+        <w:rPr>
+          <w:b w:val="0"/>
+        </w:rPr>
+        <w:t xml:space="preserve">The boundary states what this particular formula predicts. It does not establish the true classes of all possible </w:t>
+      </w:r>
+      <w:r>
+        <w:rPr>
+          <w:b/>
+        </w:rPr>
+        <w:t>input</w:t>
+      </w:r>
+      <w:r>
+        <w:rPr>
+          <w:b w:val="0"/>
+        </w:rPr>
+        <w:t>s.</w:t>
+      </w:r>
+    </w:p>
+    <w:p>
+      <w:pPr>
+        <w:spacing w:line="336" w:lineRule="auto" w:after="180"/>
+      </w:pPr>
+      <w:r>
+        <w:rPr>
+          <w:b w:val="0"/>
+        </w:rPr>
+        <w:t xml:space="preserve">A point very far from the line need not have a reliable </w:t>
+      </w:r>
+      <w:r>
+        <w:rPr>
+          <w:b/>
+        </w:rPr>
+        <w:t>prediction</w:t>
+      </w:r>
+      <w:r>
+        <w:rPr>
+          <w:b w:val="0"/>
+        </w:rPr>
+        <w:t xml:space="preserve"> when the model, features or data are inappropriate. The raw score is not calibrated confidence or a physical distance from the line.</w:t>
       </w:r>
     </w:p>
     <w:p>
@@ -1834,12 +2817,25 @@
       </w:r>
     </w:p>
     <w:p>
-      <w:r>
+      <w:pPr>
+        <w:spacing w:line="336" w:lineRule="auto" w:after="180"/>
+      </w:pPr>
+      <w:r>
+        <w:rPr>
+          <w:b w:val="0"/>
+        </w:rPr>
         <w:t>Next week, we transform scores with activation functions before discussing layers.</w:t>
       </w:r>
     </w:p>
     <w:p>
-      <w:r>
+      <w:pPr>
+        <w:spacing w:line="336" w:lineRule="auto" w:after="180"/>
+        <w:shd w:fill="F5F1FB"/>
+      </w:pPr>
+      <w:r>
+        <w:rPr>
+          <w:b w:val="0"/>
+        </w:rPr>
         <w:t>A teammate says that raising b must improve the model because all scores rise. What information is needed before accepting an improvement claim?</w:t>
       </w:r>
     </w:p>
@@ -1877,6 +2873,11 @@
       </w:pPr>
       <w:r>
         <w:t>13. Study a complete case</w:t>
+      </w:r>
+    </w:p>
+    <w:p>
+      <w:r>
+        <w:t>Revisit the complete Bias terms and decision boundaries case for supported practice. Repeated examples do not become fresh assessments.</w:t>
       </w:r>
     </w:p>
     <w:p>
@@ -2044,8 +3045,26 @@
       </w:r>
     </w:p>
     <w:p>
-      <w:r>
-        <w:t>Follow the input through the stated procedure to its result. Cover the result first, predict it, then explain every intermediate step. The text/table accompanies the figure so the example can be read without colour.</w:t>
+      <w:pPr>
+        <w:spacing w:line="336" w:lineRule="auto" w:after="180"/>
+      </w:pPr>
+      <w:r>
+        <w:rPr>
+          <w:b w:val="0"/>
+        </w:rPr>
+        <w:t xml:space="preserve">Follow the </w:t>
+      </w:r>
+      <w:r>
+        <w:rPr>
+          <w:b/>
+        </w:rPr>
+        <w:t>input</w:t>
+      </w:r>
+      <w:r>
+        <w:rPr>
+          <w:b w:val="0"/>
+        </w:rPr>
+        <w:t xml:space="preserve"> through the stated procedure to its result. Cover the result first, predict it, then explain every intermediate step. The text/table accompanies the figure so the example can be read without colour.</w:t>
       </w:r>
     </w:p>
     <w:p>
@@ -2095,6 +3114,11 @@
       </w:r>
     </w:p>
     <w:p>
+      <w:r>
+        <w:t>Attempt the reserved new case before feedback. Record support; the earlier examples below remain additional practice.</w:t>
+      </w:r>
+    </w:p>
+    <w:p>
       <w:pPr>
         <w:pStyle w:val="Heading3"/>
       </w:pPr>
@@ -2103,8 +3127,26 @@
       </w:r>
     </w:p>
     <w:p>
-      <w:r>
-        <w:t>A new model has w = [-1, 2], b = -2, inputs [u, v] and class 1 when z &gt;= 0. Calculate scores and classes for [2, 1], [2, 2], [2, 3]. Write the boundary as v in terms of u. Then change only b to 0 and recompute [2, 1].</w:t>
+      <w:pPr>
+        <w:spacing w:line="336" w:lineRule="auto" w:after="180"/>
+      </w:pPr>
+      <w:r>
+        <w:rPr>
+          <w:b w:val="0"/>
+        </w:rPr>
+        <w:t xml:space="preserve">A new model has w = [-1, 2], b = -2, </w:t>
+      </w:r>
+      <w:r>
+        <w:rPr>
+          <w:b/>
+        </w:rPr>
+        <w:t>input</w:t>
+      </w:r>
+      <w:r>
+        <w:rPr>
+          <w:b w:val="0"/>
+        </w:rPr>
+        <w:t>s [u, v] and class 1 when z &gt;= 0. Calculate scores and classes for [2, 1], [2, 2], [2, 3]. Write the boundary as v in terms of u. Then change only b to 0 and recompute [2, 1].</w:t>
       </w:r>
     </w:p>
     <w:p>
@@ -2151,7 +3193,13 @@
       </w:r>
     </w:p>
     <w:p>
-      <w:r>
+      <w:pPr>
+        <w:spacing w:line="336" w:lineRule="auto" w:after="180"/>
+      </w:pPr>
+      <w:r>
+        <w:rPr>
+          <w:b w:val="0"/>
+        </w:rPr>
         <w:t>Attempt this case before feedback. Record any help. Earlier examples below are further practice; a case already practised with feedback cannot establish fresh transfer.</w:t>
       </w:r>
     </w:p>
@@ -2164,8 +3212,26 @@
       </w:r>
     </w:p>
     <w:p>
-      <w:r>
-        <w:t>A new model has w = [-1, 2], b = -2, inputs [u, v] and class 1 when z &gt;= 0. Calculate scores and classes for [2, 1], [2, 2], [2, 3]. Write the boundary as v in terms of u. Then change only b to 0 and recompute [2, 1].</w:t>
+      <w:pPr>
+        <w:spacing w:line="336" w:lineRule="auto" w:after="180"/>
+      </w:pPr>
+      <w:r>
+        <w:rPr>
+          <w:b w:val="0"/>
+        </w:rPr>
+        <w:t xml:space="preserve">A new model has w = [-1, 2], b = -2, </w:t>
+      </w:r>
+      <w:r>
+        <w:rPr>
+          <w:b/>
+        </w:rPr>
+        <w:t>input</w:t>
+      </w:r>
+      <w:r>
+        <w:rPr>
+          <w:b w:val="0"/>
+        </w:rPr>
+        <w:t>s [u, v] and class 1 when z &gt;= 0. Calculate scores and classes for [2, 1], [2, 2], [2, 3]. Write the boundary as v in terms of u. Then change only b to 0 and recompute [2, 1].</w:t>
       </w:r>
     </w:p>
     <w:p>
@@ -2217,7 +3283,13 @@
       </w:r>
     </w:p>
     <w:p>
-      <w:r>
+      <w:pPr>
+        <w:spacing w:line="336" w:lineRule="auto" w:after="180"/>
+      </w:pPr>
+      <w:r>
+        <w:rPr>
+          <w:b w:val="0"/>
+        </w:rPr>
         <w:t>Record support used: none, hint or teacher explanation. After feedback, a different case is needed to demonstrate independence.</w:t>
       </w:r>
     </w:p>
@@ -2230,8 +3302,25 @@
       </w:r>
     </w:p>
     <w:p>
-      <w:r>
-        <w:t>Attempt the independent case before hints. Record whether you worked alone, used a hint or followed a model. After feedback, fix the first unsupported step and explain why it changed. A later check uses a changed case, not a copied answer.</w:t>
+      <w:pPr>
+        <w:spacing w:line="336" w:lineRule="auto" w:after="180"/>
+      </w:pPr>
+      <w:r>
+        <w:rPr>
+          <w:b w:val="0"/>
+        </w:rPr>
+        <w:t>Attempt the independent case before hints. Record whether you worked alone, used a hint or followed a model. After feedback, fix the first unsupported step and explain why it changed.</w:t>
+      </w:r>
+    </w:p>
+    <w:p>
+      <w:pPr>
+        <w:spacing w:line="336" w:lineRule="auto" w:after="180"/>
+      </w:pPr>
+      <w:r>
+        <w:rPr>
+          <w:b w:val="0"/>
+        </w:rPr>
+        <w:t>A later check uses a changed case, not a copied answer.</w:t>
       </w:r>
     </w:p>
     <w:p>
@@ -2244,7 +3333,30 @@
     </w:p>
     <w:p>
       <w:r>
-        <w:t>Start with this question: Move a toy boundary with a bias while keeping its input weights fixed.</w:t>
+        <w:t>Use this map to navigate Bias terms and decision boundaries, connect the goals to tasks and keep one evidence record for each attempt.</w:t>
+      </w:r>
+    </w:p>
+    <w:p>
+      <w:pPr>
+        <w:spacing w:line="336" w:lineRule="auto" w:after="180"/>
+      </w:pPr>
+      <w:r>
+        <w:rPr>
+          <w:b w:val="0"/>
+        </w:rPr>
+        <w:t xml:space="preserve">Start with this question: Move a toy boundary with a bias while keeping its </w:t>
+      </w:r>
+      <w:r>
+        <w:rPr>
+          <w:b/>
+        </w:rPr>
+        <w:t>input</w:t>
+      </w:r>
+      <w:r>
+        <w:rPr>
+          <w:b w:val="0"/>
+        </w:rPr>
+        <w:t xml:space="preserve"> weights fixed.</w:t>
       </w:r>
     </w:p>
     <w:tbl>
@@ -2350,13 +3462,61 @@
       </w:tr>
     </w:tbl>
     <w:p>
-      <w:r>
-        <w:t>Remember → watch and explain → try with help → investigate → try independently → keep project evidence. Your teacher may spread this lesson across several classes.</w:t>
-      </w:r>
-    </w:p>
-    <w:p>
-      <w:r>
-        <w:t>Keep your first prediction. Compare it with what the evidence shows and explain any change.</w:t>
+      <w:pPr>
+        <w:spacing w:line="336" w:lineRule="auto" w:after="180"/>
+      </w:pPr>
+      <w:r>
+        <w:rPr>
+          <w:b w:val="0"/>
+        </w:rPr>
+        <w:t xml:space="preserve">Remember → watch and explain → try with help → investigate → try independently → keep project </w:t>
+      </w:r>
+      <w:r>
+        <w:rPr>
+          <w:b/>
+        </w:rPr>
+        <w:t>evidence</w:t>
+      </w:r>
+      <w:r>
+        <w:rPr>
+          <w:b w:val="0"/>
+        </w:rPr>
+        <w:t>. Your teacher may spread this lesson across several classes.</w:t>
+      </w:r>
+    </w:p>
+    <w:p>
+      <w:pPr>
+        <w:spacing w:line="336" w:lineRule="auto" w:after="180"/>
+      </w:pPr>
+      <w:r>
+        <w:rPr>
+          <w:b w:val="0"/>
+        </w:rPr>
+        <w:t xml:space="preserve">Keep your first </w:t>
+      </w:r>
+      <w:r>
+        <w:rPr>
+          <w:b/>
+        </w:rPr>
+        <w:t>prediction</w:t>
+      </w:r>
+      <w:r>
+        <w:rPr>
+          <w:b w:val="0"/>
+        </w:rPr>
+        <w:t xml:space="preserve">. Compare it with what the </w:t>
+      </w:r>
+      <w:r>
+        <w:rPr>
+          <w:b/>
+        </w:rPr>
+        <w:t>evidence</w:t>
+      </w:r>
+      <w:r>
+        <w:rPr>
+          <w:b w:val="0"/>
+        </w:rPr>
+        <w:t xml:space="preserve"> shows and explain any change.</w:t>
       </w:r>
     </w:p>
     <w:p>
@@ -2369,7 +3529,24 @@
     </w:p>
     <w:p>
       <w:r>
-        <w:t>Close your notes. Explain this goal in your own words: Calculate a weighted score with a bias term</w:t>
+        <w:t>Explain Bias terms and decision boundaries without notes, identify a remaining question and plan a later check with a changed case.</w:t>
+      </w:r>
+    </w:p>
+    <w:p>
+      <w:pPr>
+        <w:spacing w:line="336" w:lineRule="auto" w:after="180"/>
+      </w:pPr>
+      <w:r>
+        <w:rPr>
+          <w:b w:val="0"/>
+        </w:rPr>
+        <w:t xml:space="preserve">Close your notes. Explain this goal in your own words: Calculate a weighted score with a </w:t>
+      </w:r>
+      <w:r>
+        <w:rPr>
+          <w:b/>
+        </w:rPr>
+        <w:t>bias term</w:t>
       </w:r>
     </w:p>
     <w:p>
@@ -2406,13 +3583,61 @@
       </w:r>
     </w:p>
     <w:p>
-      <w:r>
-        <w:t>If you are unsure, return to the worked picture and explain one arrow. If you are ready, change an input or assumption and justify your prediction.</w:t>
-      </w:r>
-    </w:p>
-    <w:p>
-      <w:r>
-        <w:t>Save your workbook evidence. At the next review, try a different case before opening your old answer.</w:t>
+      <w:pPr>
+        <w:spacing w:line="336" w:lineRule="auto" w:after="180"/>
+      </w:pPr>
+      <w:r>
+        <w:rPr>
+          <w:b w:val="0"/>
+        </w:rPr>
+        <w:t xml:space="preserve">If you are unsure, return to the worked picture and explain one arrow. If you are ready, change an </w:t>
+      </w:r>
+      <w:r>
+        <w:rPr>
+          <w:b/>
+        </w:rPr>
+        <w:t>input</w:t>
+      </w:r>
+      <w:r>
+        <w:rPr>
+          <w:b w:val="0"/>
+        </w:rPr>
+        <w:t xml:space="preserve"> or assumption and justify your </w:t>
+      </w:r>
+      <w:r>
+        <w:rPr>
+          <w:b/>
+        </w:rPr>
+        <w:t>prediction</w:t>
+      </w:r>
+      <w:r>
+        <w:rPr>
+          <w:b w:val="0"/>
+        </w:rPr>
+        <w:t>.</w:t>
+      </w:r>
+    </w:p>
+    <w:p>
+      <w:pPr>
+        <w:spacing w:line="336" w:lineRule="auto" w:after="180"/>
+      </w:pPr>
+      <w:r>
+        <w:rPr>
+          <w:b w:val="0"/>
+        </w:rPr>
+        <w:t xml:space="preserve">Save your workbook </w:t>
+      </w:r>
+      <w:r>
+        <w:rPr>
+          <w:b/>
+        </w:rPr>
+        <w:t>evidence</w:t>
+      </w:r>
+      <w:r>
+        <w:rPr>
+          <w:b w:val="0"/>
+        </w:rPr>
+        <w:t>. At the next review, try a different case before opening your old answer.</w:t>
       </w:r>
     </w:p>
     <w:p>
@@ -2425,12 +3650,41 @@
     </w:p>
     <w:p>
       <w:r>
+        <w:t>Attempt supported questions before using hints or feedback. Review a missing building block, then keep the completed work.</w:t>
+      </w:r>
+    </w:p>
+    <w:p>
+      <w:pPr>
+        <w:spacing w:line="336" w:lineRule="auto" w:after="180"/>
+      </w:pPr>
+      <w:r>
+        <w:rPr>
+          <w:b w:val="0"/>
+        </w:rPr>
         <w:t>Use this supported practice once, in the browser or on paper. Keep the reserved independent assessment for a separate first attempt before teacher feedback.</w:t>
       </w:r>
     </w:p>
     <w:p>
-      <w:r>
-        <w:t>Move a toy boundary with a bias while keeping its input weights fixed.</w:t>
+      <w:pPr>
+        <w:spacing w:line="336" w:lineRule="auto" w:after="180"/>
+      </w:pPr>
+      <w:r>
+        <w:rPr>
+          <w:b w:val="0"/>
+        </w:rPr>
+        <w:t xml:space="preserve">Move a toy boundary with a bias while keeping its </w:t>
+      </w:r>
+      <w:r>
+        <w:rPr>
+          <w:b/>
+        </w:rPr>
+        <w:t>input</w:t>
+      </w:r>
+      <w:r>
+        <w:rPr>
+          <w:b w:val="0"/>
+        </w:rPr>
+        <w:t xml:space="preserve"> weights fixed.</w:t>
       </w:r>
     </w:p>
     <w:p>
@@ -2442,23 +3696,74 @@
       </w:r>
     </w:p>
     <w:p>
-      <w:r>
+      <w:pPr>
+        <w:spacing w:line="336" w:lineRule="auto" w:after="180"/>
+      </w:pPr>
+      <w:r>
+        <w:rPr>
+          <w:b w:val="0"/>
+        </w:rPr>
         <w:t>Which labelled step matches this detail? The boundary is v=2u-3; the bias sets its position.</w:t>
       </w:r>
     </w:p>
     <w:p>
-      <w:r>
-        <w:t>1. Trace input A</w:t>
-      </w:r>
-    </w:p>
-    <w:p>
-      <w:r>
+      <w:pPr>
+        <w:spacing w:line="336" w:lineRule="auto" w:after="180"/>
+        <w:shd w:fill="F4F9FC"/>
+      </w:pPr>
+      <w:r>
+        <w:rPr>
+          <w:b w:val="0"/>
+        </w:rPr>
+        <w:t xml:space="preserve">1. Trace </w:t>
+      </w:r>
+      <w:r>
+        <w:rPr>
+          <w:b/>
+        </w:rPr>
+        <w:t>input</w:t>
+      </w:r>
+      <w:r>
+        <w:rPr>
+          <w:b w:val="0"/>
+        </w:rPr>
+        <w:t xml:space="preserve"> A</w:t>
+      </w:r>
+    </w:p>
+    <w:p>
+      <w:pPr>
+        <w:spacing w:line="336" w:lineRule="auto" w:after="180"/>
+        <w:shd w:fill="F4F9FC"/>
+      </w:pPr>
+      <w:r>
+        <w:rPr>
+          <w:b w:val="0"/>
+        </w:rPr>
         <w:t>2. Read boundary</w:t>
       </w:r>
     </w:p>
     <w:p>
-      <w:r>
-        <w:t>3. Trace input B</w:t>
+      <w:pPr>
+        <w:spacing w:line="336" w:lineRule="auto" w:after="180"/>
+        <w:shd w:fill="F4F9FC"/>
+      </w:pPr>
+      <w:r>
+        <w:rPr>
+          <w:b w:val="0"/>
+        </w:rPr>
+        <w:t xml:space="preserve">3. Trace </w:t>
+      </w:r>
+      <w:r>
+        <w:rPr>
+          <w:b/>
+        </w:rPr>
+        <w:t>input</w:t>
+      </w:r>
+      <w:r>
+        <w:rPr>
+          <w:b w:val="0"/>
+        </w:rPr>
+        <w:t xml:space="preserve"> B</w:t>
       </w:r>
     </w:p>
     <w:p>
@@ -2495,40 +3800,166 @@
       </w:r>
     </w:p>
     <w:p>
-      <w:r>
+      <w:pPr>
+        <w:pStyle w:val="Heading3"/>
+      </w:pPr>
+      <w:r>
+        <w:t>Hint · try first</w:t>
+      </w:r>
+    </w:p>
+    <w:p>
+      <w:pPr>
+        <w:spacing w:line="336" w:lineRule="auto" w:after="180"/>
+        <w:shd w:fill="F1F6F8"/>
+      </w:pPr>
+      <w:r>
+        <w:rPr>
+          <w:b w:val="0"/>
+        </w:rPr>
         <w:t>Hint if needed: Read the steps in the pictorial case. Match the supplied detail to the stage that performs or records it.</w:t>
       </w:r>
     </w:p>
     <w:p>
-      <w:r>
-        <w:t>After your attempt, compare with the supported explanation: Read boundary The boundary is v=2u-3; the bias sets its position. The bias adds the same offset after the input contributions. It moves the dividing line without changing the weights that set the line’s orientation. Class 1 includes score zero under our stated rule. That is why B changes class when the bias rises by two: its score moves from minus two onto the included boundary.</w:t>
-      </w:r>
-    </w:p>
-    <w:p>
       <w:pPr>
         <w:pStyle w:val="Heading3"/>
       </w:pPr>
       <w:r>
+        <w:t>Feedback · compare after trying</w:t>
+      </w:r>
+    </w:p>
+    <w:p>
+      <w:pPr>
+        <w:spacing w:line="336" w:lineRule="auto" w:after="180"/>
+        <w:shd w:fill="F1F6FC"/>
+      </w:pPr>
+      <w:r>
+        <w:rPr>
+          <w:b w:val="0"/>
+        </w:rPr>
+        <w:t xml:space="preserve">After your attempt, compare with the supported explanation: Read boundary The boundary is v=2u-3; the bias sets its position. The bias adds the same offset after the </w:t>
+      </w:r>
+      <w:r>
+        <w:rPr>
+          <w:b/>
+        </w:rPr>
+        <w:t>input</w:t>
+      </w:r>
+      <w:r>
+        <w:rPr>
+          <w:b w:val="0"/>
+        </w:rPr>
+        <w:t xml:space="preserve"> contributions.</w:t>
+      </w:r>
+    </w:p>
+    <w:p>
+      <w:pPr>
+        <w:spacing w:line="336" w:lineRule="auto" w:after="180"/>
+        <w:shd w:fill="F1F6FC"/>
+      </w:pPr>
+      <w:r>
+        <w:rPr>
+          <w:b w:val="0"/>
+        </w:rPr>
+        <w:t>It moves the dividing line without changing the weights that set the line’s orientation. Class 1 includes score zero under our stated rule.</w:t>
+      </w:r>
+    </w:p>
+    <w:p>
+      <w:pPr>
+        <w:spacing w:line="336" w:lineRule="auto" w:after="180"/>
+        <w:shd w:fill="F1F6FC"/>
+      </w:pPr>
+      <w:r>
+        <w:rPr>
+          <w:b w:val="0"/>
+        </w:rPr>
+        <w:t>That is why B changes class when the bias rises by two: its score moves from minus two onto the included boundary.</w:t>
+      </w:r>
+    </w:p>
+    <w:p>
+      <w:pPr>
+        <w:pStyle w:val="Heading3"/>
+      </w:pPr>
+      <w:r>
         <w:t>Practice 2: explain the deciding evidence</w:t>
       </w:r>
     </w:p>
     <w:p>
-      <w:r>
+      <w:pPr>
+        <w:pStyle w:val="Heading3"/>
+      </w:pPr>
+      <w:r>
+        <w:t>Changed case · predict first</w:t>
+      </w:r>
+    </w:p>
+    <w:p>
+      <w:pPr>
+        <w:spacing w:line="336" w:lineRule="auto" w:after="180"/>
+        <w:shd w:fill="F5F1FB"/>
+      </w:pPr>
+      <w:r>
+        <w:rPr>
+          <w:b w:val="0"/>
+        </w:rPr>
         <w:t>Changed-case practice: Change bias from-3 to-1. Which conclusion is supported by the supplied facts?</w:t>
       </w:r>
     </w:p>
     <w:p>
-      <w:r>
-        <w:t>1. We can decide the result without examining the changed input or the procedure.</w:t>
-      </w:r>
-    </w:p>
-    <w:p>
-      <w:r>
-        <w:t>2. This one example guarantees correct results for every future input.</w:t>
-      </w:r>
-    </w:p>
-    <w:p>
-      <w:r>
+      <w:pPr>
+        <w:spacing w:line="336" w:lineRule="auto" w:after="180"/>
+        <w:shd w:fill="F4F9FC"/>
+      </w:pPr>
+      <w:r>
+        <w:rPr>
+          <w:b w:val="0"/>
+        </w:rPr>
+        <w:t xml:space="preserve">1. We can decide the result without examining the changed </w:t>
+      </w:r>
+      <w:r>
+        <w:rPr>
+          <w:b/>
+        </w:rPr>
+        <w:t>input</w:t>
+      </w:r>
+      <w:r>
+        <w:rPr>
+          <w:b w:val="0"/>
+        </w:rPr>
+        <w:t xml:space="preserve"> or the procedure.</w:t>
+      </w:r>
+    </w:p>
+    <w:p>
+      <w:pPr>
+        <w:spacing w:line="336" w:lineRule="auto" w:after="180"/>
+        <w:shd w:fill="F4F9FC"/>
+      </w:pPr>
+      <w:r>
+        <w:rPr>
+          <w:b w:val="0"/>
+        </w:rPr>
+        <w:t xml:space="preserve">2. This one example guarantees correct results for every future </w:t>
+      </w:r>
+      <w:r>
+        <w:rPr>
+          <w:b/>
+        </w:rPr>
+        <w:t>input</w:t>
+      </w:r>
+      <w:r>
+        <w:rPr>
+          <w:b w:val="0"/>
+        </w:rPr>
+        <w:t>.</w:t>
+      </w:r>
+    </w:p>
+    <w:p>
+      <w:pPr>
+        <w:spacing w:line="336" w:lineRule="auto" w:after="180"/>
+        <w:shd w:fill="F4F9FC"/>
+      </w:pPr>
+      <w:r>
+        <w:rPr>
+          <w:b w:val="0"/>
+        </w:rPr>
         <w:t>3. A score becomes2 and B score 0; both predict class 1.</w:t>
       </w:r>
     </w:p>
@@ -2566,12 +3997,42 @@
       </w:r>
     </w:p>
     <w:p>
-      <w:r>
+      <w:pPr>
+        <w:pStyle w:val="Heading3"/>
+      </w:pPr>
+      <w:r>
+        <w:t>Hint · try first</w:t>
+      </w:r>
+    </w:p>
+    <w:p>
+      <w:pPr>
+        <w:spacing w:line="336" w:lineRule="auto" w:after="180"/>
+        <w:shd w:fill="F1F6F8"/>
+      </w:pPr>
+      <w:r>
+        <w:rPr>
+          <w:b w:val="0"/>
+        </w:rPr>
         <w:t>Hint if needed: Use the changed condition and the deciding step in the pictorial trace. The answer must say what follows from those facts.</w:t>
       </w:r>
     </w:p>
     <w:p>
-      <w:r>
+      <w:pPr>
+        <w:pStyle w:val="Heading3"/>
+      </w:pPr>
+      <w:r>
+        <w:t>Feedback · compare after trying</w:t>
+      </w:r>
+    </w:p>
+    <w:p>
+      <w:pPr>
+        <w:spacing w:line="336" w:lineRule="auto" w:after="180"/>
+        <w:shd w:fill="F1F6FC"/>
+      </w:pPr>
+      <w:r>
+        <w:rPr>
+          <w:b w:val="0"/>
+        </w:rPr>
         <w:t>After your attempt, compare with the supported explanation: A score becomes2 and B score 0; both predict class 1. Increasing bias by2 adds2 to every score without changing the weights.</w:t>
       </w:r>
     </w:p>
@@ -2584,8 +4045,37 @@
       </w:r>
     </w:p>
     <w:p>
-      <w:r>
-        <w:t>Review Dot products and weighted sums (ai-5/2). Goal: Calculate a dot product by matching feature positions. Short practice: Which connection explains why more right brightness lowers this score? Point to the relevant step in the picture, then write the changed result and the rule or evidence that supports it.. Return to this week and explain what you changed.</w:t>
+      <w:pPr>
+        <w:spacing w:line="336" w:lineRule="auto" w:after="180"/>
+      </w:pPr>
+      <w:r>
+        <w:rPr>
+          <w:b w:val="0"/>
+        </w:rPr>
+        <w:t>Review Dot products and weighted sums (ai-5/2). Goal: Calculate a dot product by matching feature positions. Short practice: Which connection explains why more right brightness lowers this score?</w:t>
+      </w:r>
+    </w:p>
+    <w:p>
+      <w:pPr>
+        <w:spacing w:line="336" w:lineRule="auto" w:after="180"/>
+      </w:pPr>
+      <w:r>
+        <w:rPr>
+          <w:b w:val="0"/>
+        </w:rPr>
+        <w:t xml:space="preserve">Point to the relevant step in the picture, then write the changed result and the rule or </w:t>
+      </w:r>
+      <w:r>
+        <w:rPr>
+          <w:b/>
+        </w:rPr>
+        <w:t>evidence</w:t>
+      </w:r>
+      <w:r>
+        <w:rPr>
+          <w:b w:val="0"/>
+        </w:rPr>
+        <w:t xml:space="preserve"> that supports it.. Return to this week and explain what you changed.</w:t>
       </w:r>
     </w:p>
     <w:p>
@@ -2597,8 +4087,61 @@
       </w:r>
     </w:p>
     <w:p>
-      <w:r>
-        <w:t>The browser lab lets you edit the supported Python examples already included in this lesson. Predict first, run, inspect the actual output or error, change one input, then run again. Keep code, predictions, actual results and a reasoned revision together. On paper, label your result as a trace rather than an execution.</w:t>
+      <w:pPr>
+        <w:spacing w:line="336" w:lineRule="auto" w:after="180"/>
+      </w:pPr>
+      <w:r>
+        <w:rPr>
+          <w:b w:val="0"/>
+        </w:rPr>
+        <w:t xml:space="preserve">The browser lab lets you edit the supported Python examples already included in this lesson. Predict first, run, inspect the actual </w:t>
+      </w:r>
+      <w:r>
+        <w:rPr>
+          <w:b/>
+        </w:rPr>
+        <w:t>output</w:t>
+      </w:r>
+      <w:r>
+        <w:rPr>
+          <w:b w:val="0"/>
+        </w:rPr>
+        <w:t xml:space="preserve"> or error, change one </w:t>
+      </w:r>
+      <w:r>
+        <w:rPr>
+          <w:b/>
+        </w:rPr>
+        <w:t>input</w:t>
+      </w:r>
+      <w:r>
+        <w:rPr>
+          <w:b w:val="0"/>
+        </w:rPr>
+        <w:t>, then run again.</w:t>
+      </w:r>
+    </w:p>
+    <w:p>
+      <w:pPr>
+        <w:spacing w:line="336" w:lineRule="auto" w:after="180"/>
+      </w:pPr>
+      <w:r>
+        <w:rPr>
+          <w:b w:val="0"/>
+        </w:rPr>
+        <w:t xml:space="preserve">Keep code, </w:t>
+      </w:r>
+      <w:r>
+        <w:rPr>
+          <w:b/>
+        </w:rPr>
+        <w:t>prediction</w:t>
+      </w:r>
+      <w:r>
+        <w:rPr>
+          <w:b w:val="0"/>
+        </w:rPr>
+        <w:t>s, actual results and a reasoned revision together. On paper, label your result as a trace rather than an execution.</w:t>
       </w:r>
     </w:p>
     <w:p>
@@ -2610,8 +4153,680 @@
       </w:r>
     </w:p>
     <w:p>
-      <w:r>
-        <w:t>Use Download completed work in the hosted lesson to export your answers, reflections, practice feedback and code-run evidence. Open the HTML copy to read or print it. Drafts stay in this browser when storage is available; clear drafts on a shared device.</w:t>
+      <w:pPr>
+        <w:spacing w:line="336" w:lineRule="auto" w:after="180"/>
+      </w:pPr>
+      <w:r>
+        <w:rPr>
+          <w:b w:val="0"/>
+        </w:rPr>
+        <w:t xml:space="preserve">Use Download completed work in the hosted lesson to export your answers, reflections, practice feedback and code-run </w:t>
+      </w:r>
+      <w:r>
+        <w:rPr>
+          <w:b/>
+        </w:rPr>
+        <w:t>evidence</w:t>
+      </w:r>
+      <w:r>
+        <w:rPr>
+          <w:b w:val="0"/>
+        </w:rPr>
+        <w:t>. Open the HTML copy to read or print it.</w:t>
+      </w:r>
+    </w:p>
+    <w:p>
+      <w:pPr>
+        <w:spacing w:line="336" w:lineRule="auto" w:after="180"/>
+      </w:pPr>
+      <w:r>
+        <w:rPr>
+          <w:b w:val="0"/>
+        </w:rPr>
+        <w:t>Drafts stay in this browser when storage is available; clear drafts on a shared device.</w:t>
+      </w:r>
+    </w:p>
+    <w:p>
+      <w:pPr>
+        <w:pStyle w:val="Heading1"/>
+      </w:pPr>
+      <w:r>
+        <w:t>18. Visual concept journey</w:t>
+      </w:r>
+    </w:p>
+    <w:p>
+      <w:r>
+        <w:t>Explain each Bias terms and decision boundaries graphic using its labels, deciding evidence and relevant limitation.</w:t>
+      </w:r>
+    </w:p>
+    <w:p>
+      <w:pPr>
+        <w:pStyle w:val="Heading3"/>
+      </w:pPr>
+      <w:r>
+        <w:t>01. Bias terms and decision boundaries: the case</w:t>
+      </w:r>
+    </w:p>
+    <w:p>
+      <w:r>
+        <w:drawing>
+          <wp:inline xmlns:a="http://schemas.openxmlformats.org/drawingml/2006/main" xmlns:pic="http://schemas.openxmlformats.org/drawingml/2006/picture">
+            <wp:extent cx="5486400" cy="2990088"/>
+            <wp:docPr id="3" name="Picture 3" descr="Move a toy boundary with a bias while keeping its input weights fixed. Supplied facts: Score z=2u-v-3; predict class 1 when z&gt;=0. InputsA=[2, 1], B=[1, 1]. All inputs and outcomes in this worked example are invented classroom data; no real model run is claimed."/>
+            <wp:cNvGraphicFramePr>
+              <a:graphicFrameLocks noChangeAspect="1"/>
+            </wp:cNvGraphicFramePr>
+            <a:graphic>
+              <a:graphicData uri="http://schemas.openxmlformats.org/drawingml/2006/picture">
+                <pic:pic>
+                  <pic:nvPicPr>
+                    <pic:cNvPr id="0" name="academy-story-ai-5-3-01.png"/>
+                    <pic:cNvPicPr/>
+                  </pic:nvPicPr>
+                  <pic:blipFill>
+                    <a:blip r:embed="rId11"/>
+                    <a:stretch>
+                      <a:fillRect/>
+                    </a:stretch>
+                  </pic:blipFill>
+                  <pic:spPr>
+                    <a:xfrm>
+                      <a:off x="0" y="0"/>
+                      <a:ext cx="5486400" cy="2990088"/>
+                    </a:xfrm>
+                    <a:prstGeom prst="rect"/>
+                  </pic:spPr>
+                </pic:pic>
+              </a:graphicData>
+            </a:graphic>
+          </wp:inline>
+        </w:drawing>
+      </w:r>
+    </w:p>
+    <w:p>
+      <w:pPr>
+        <w:spacing w:line="336" w:lineRule="auto" w:after="180"/>
+      </w:pPr>
+      <w:r>
+        <w:rPr>
+          <w:b w:val="0"/>
+        </w:rPr>
+        <w:t xml:space="preserve">Move a toy boundary with a bias while keeping its </w:t>
+      </w:r>
+      <w:r>
+        <w:rPr>
+          <w:b/>
+        </w:rPr>
+        <w:t>input</w:t>
+      </w:r>
+      <w:r>
+        <w:rPr>
+          <w:b w:val="0"/>
+        </w:rPr>
+        <w:t xml:space="preserve"> weights fixed. Supplied facts: Score z=2u-v-3; predict class 1 when z&gt;=0. </w:t>
+      </w:r>
+      <w:r>
+        <w:rPr>
+          <w:b/>
+        </w:rPr>
+        <w:t>Input</w:t>
+      </w:r>
+      <w:r>
+        <w:rPr>
+          <w:b w:val="0"/>
+        </w:rPr>
+        <w:t>sA=[2, 1], B=[1, 1].</w:t>
+      </w:r>
+    </w:p>
+    <w:p>
+      <w:pPr>
+        <w:spacing w:line="336" w:lineRule="auto" w:after="180"/>
+      </w:pPr>
+      <w:r>
+        <w:rPr>
+          <w:b w:val="0"/>
+        </w:rPr>
+        <w:t xml:space="preserve">All </w:t>
+      </w:r>
+      <w:r>
+        <w:rPr>
+          <w:b/>
+        </w:rPr>
+        <w:t>input</w:t>
+      </w:r>
+      <w:r>
+        <w:rPr>
+          <w:b w:val="0"/>
+        </w:rPr>
+        <w:t>s and outcomes in this worked example are invented classroom data; no real model run is claimed.</w:t>
+      </w:r>
+    </w:p>
+    <w:p>
+      <w:pPr>
+        <w:spacing w:line="336" w:lineRule="auto" w:after="180"/>
+        <w:shd w:fill="F5F1FB"/>
+      </w:pPr>
+      <w:r>
+        <w:rPr>
+          <w:b w:val="0"/>
+        </w:rPr>
+        <w:t>Point to the given fact that matters most. Explain why it matters.</w:t>
+      </w:r>
+    </w:p>
+    <w:p>
+      <w:pPr>
+        <w:pStyle w:val="Heading3"/>
+      </w:pPr>
+      <w:r>
+        <w:t>02. Follow the deciding steps</w:t>
+      </w:r>
+    </w:p>
+    <w:p>
+      <w:r>
+        <w:drawing>
+          <wp:inline xmlns:a="http://schemas.openxmlformats.org/drawingml/2006/main" xmlns:pic="http://schemas.openxmlformats.org/drawingml/2006/picture">
+            <wp:extent cx="5486400" cy="3182112"/>
+            <wp:docPr id="4" name="Picture 4" descr="Trace input A: A score=4-1-3=0, so class 1 at the declared inclusive boundary. → Trace input B: B score=2-1-3=-2, so class 0. → Read boundary: The boundary is v=2u-3; the bias sets its position."/>
+            <wp:cNvGraphicFramePr>
+              <a:graphicFrameLocks noChangeAspect="1"/>
+            </wp:cNvGraphicFramePr>
+            <a:graphic>
+              <a:graphicData uri="http://schemas.openxmlformats.org/drawingml/2006/picture">
+                <pic:pic>
+                  <pic:nvPicPr>
+                    <pic:cNvPr id="0" name="academy-story-ai-5-3-02.png"/>
+                    <pic:cNvPicPr/>
+                  </pic:nvPicPr>
+                  <pic:blipFill>
+                    <a:blip r:embed="rId12"/>
+                    <a:stretch>
+                      <a:fillRect/>
+                    </a:stretch>
+                  </pic:blipFill>
+                  <pic:spPr>
+                    <a:xfrm>
+                      <a:off x="0" y="0"/>
+                      <a:ext cx="5486400" cy="3182112"/>
+                    </a:xfrm>
+                    <a:prstGeom prst="rect"/>
+                  </pic:spPr>
+                </pic:pic>
+              </a:graphicData>
+            </a:graphic>
+          </wp:inline>
+        </w:drawing>
+      </w:r>
+    </w:p>
+    <w:p>
+      <w:pPr>
+        <w:spacing w:line="336" w:lineRule="auto" w:after="180"/>
+      </w:pPr>
+      <w:r>
+        <w:rPr>
+          <w:b w:val="0"/>
+        </w:rPr>
+        <w:t xml:space="preserve">Trace </w:t>
+      </w:r>
+      <w:r>
+        <w:rPr>
+          <w:b/>
+        </w:rPr>
+        <w:t>input</w:t>
+      </w:r>
+      <w:r>
+        <w:rPr>
+          <w:b w:val="0"/>
+        </w:rPr>
+        <w:t xml:space="preserve"> A: A score=4-1-3=0, so class 1 at the declared inclusive boundary. → Trace </w:t>
+      </w:r>
+      <w:r>
+        <w:rPr>
+          <w:b/>
+        </w:rPr>
+        <w:t>input</w:t>
+      </w:r>
+      <w:r>
+        <w:rPr>
+          <w:b w:val="0"/>
+        </w:rPr>
+        <w:t xml:space="preserve"> B: B score=2-1-3=-2, so class 0. → Read boundary: The boundary is v=2u-3; the bias sets its position.</w:t>
+      </w:r>
+    </w:p>
+    <w:p>
+      <w:pPr>
+        <w:spacing w:line="336" w:lineRule="auto" w:after="180"/>
+        <w:shd w:fill="F5F1FB"/>
+      </w:pPr>
+      <w:r>
+        <w:rPr>
+          <w:b w:val="0"/>
+        </w:rPr>
+        <w:t xml:space="preserve">Point to each numbered stage and explain which recorded </w:t>
+      </w:r>
+      <w:r>
+        <w:rPr>
+          <w:b/>
+        </w:rPr>
+        <w:t>input</w:t>
+      </w:r>
+      <w:r>
+        <w:rPr>
+          <w:b w:val="0"/>
+        </w:rPr>
+        <w:t xml:space="preserve"> it uses.</w:t>
+      </w:r>
+    </w:p>
+    <w:p>
+      <w:pPr>
+        <w:pStyle w:val="Heading3"/>
+      </w:pPr>
+      <w:r>
+        <w:t>03. Input A reaches the inclusive boundary</w:t>
+      </w:r>
+    </w:p>
+    <w:p>
+      <w:r>
+        <w:drawing>
+          <wp:inline xmlns:a="http://schemas.openxmlformats.org/drawingml/2006/main" xmlns:pic="http://schemas.openxmlformats.org/drawingml/2006/picture">
+            <wp:extent cx="5486400" cy="3224784"/>
+            <wp:docPr id="5" name="Picture 5" descr="Input A reaches the inclusive boundary. Inputs: [2, 1]; weights: [2, -1]; bias: -3; activation: identity; output: 0."/>
+            <wp:cNvGraphicFramePr>
+              <a:graphicFrameLocks noChangeAspect="1"/>
+            </wp:cNvGraphicFramePr>
+            <a:graphic>
+              <a:graphicData uri="http://schemas.openxmlformats.org/drawingml/2006/picture">
+                <pic:pic>
+                  <pic:nvPicPr>
+                    <pic:cNvPr id="0" name="academy-story-ai-5-3-03.png"/>
+                    <pic:cNvPicPr/>
+                  </pic:nvPicPr>
+                  <pic:blipFill>
+                    <a:blip r:embed="rId13"/>
+                    <a:stretch>
+                      <a:fillRect/>
+                    </a:stretch>
+                  </pic:blipFill>
+                  <pic:spPr>
+                    <a:xfrm>
+                      <a:off x="0" y="0"/>
+                      <a:ext cx="5486400" cy="3224784"/>
+                    </a:xfrm>
+                    <a:prstGeom prst="rect"/>
+                  </pic:spPr>
+                </pic:pic>
+              </a:graphicData>
+            </a:graphic>
+          </wp:inline>
+        </w:drawing>
+      </w:r>
+    </w:p>
+    <w:p>
+      <w:pPr>
+        <w:spacing w:line="336" w:lineRule="auto" w:after="180"/>
+      </w:pPr>
+      <w:r>
+        <w:rPr>
+          <w:b/>
+        </w:rPr>
+        <w:t>Input</w:t>
+      </w:r>
+      <w:r>
+        <w:rPr>
+          <w:b w:val="0"/>
+        </w:rPr>
+        <w:t xml:space="preserve"> A reaches the inclusive boundary. </w:t>
+      </w:r>
+      <w:r>
+        <w:rPr>
+          <w:b/>
+        </w:rPr>
+        <w:t>Input</w:t>
+      </w:r>
+      <w:r>
+        <w:rPr>
+          <w:b w:val="0"/>
+        </w:rPr>
+        <w:t xml:space="preserve">s: [2, 1]; weights: [2, -1]; bias: -3; activation: identity; </w:t>
+      </w:r>
+      <w:r>
+        <w:rPr>
+          <w:b/>
+        </w:rPr>
+        <w:t>output</w:t>
+      </w:r>
+      <w:r>
+        <w:rPr>
+          <w:b w:val="0"/>
+        </w:rPr>
+        <w:t>: 0.</w:t>
+      </w:r>
+    </w:p>
+    <w:p>
+      <w:pPr>
+        <w:spacing w:line="336" w:lineRule="auto" w:after="180"/>
+        <w:shd w:fill="F5F1FB"/>
+      </w:pPr>
+      <w:r>
+        <w:rPr>
+          <w:b w:val="0"/>
+        </w:rPr>
+        <w:t>Read the labels and values. Explain the relationship the model shows.</w:t>
+      </w:r>
+    </w:p>
+    <w:p>
+      <w:pPr>
+        <w:pStyle w:val="Heading3"/>
+      </w:pPr>
+      <w:r>
+        <w:t>04. Change one thing. Trace what follows.</w:t>
+      </w:r>
+    </w:p>
+    <w:p>
+      <w:r>
+        <w:drawing>
+          <wp:inline xmlns:a="http://schemas.openxmlformats.org/drawingml/2006/main" xmlns:pic="http://schemas.openxmlformats.org/drawingml/2006/picture">
+            <wp:extent cx="5486400" cy="3026664"/>
+            <wp:docPr id="6" name="Picture 6" descr="Original case: The boundary is v=2u-3; the bias sets its position. Changed condition: Change bias from-3 to-1. Expected result: A score becomes2 and B score 0; both predict class 1. Reason: Increasing bias by2 adds2 to every score without changing the weights."/>
+            <wp:cNvGraphicFramePr>
+              <a:graphicFrameLocks noChangeAspect="1"/>
+            </wp:cNvGraphicFramePr>
+            <a:graphic>
+              <a:graphicData uri="http://schemas.openxmlformats.org/drawingml/2006/picture">
+                <pic:pic>
+                  <pic:nvPicPr>
+                    <pic:cNvPr id="0" name="academy-story-ai-5-3-04.png"/>
+                    <pic:cNvPicPr/>
+                  </pic:nvPicPr>
+                  <pic:blipFill>
+                    <a:blip r:embed="rId14"/>
+                    <a:stretch>
+                      <a:fillRect/>
+                    </a:stretch>
+                  </pic:blipFill>
+                  <pic:spPr>
+                    <a:xfrm>
+                      <a:off x="0" y="0"/>
+                      <a:ext cx="5486400" cy="3026664"/>
+                    </a:xfrm>
+                    <a:prstGeom prst="rect"/>
+                  </pic:spPr>
+                </pic:pic>
+              </a:graphicData>
+            </a:graphic>
+          </wp:inline>
+        </w:drawing>
+      </w:r>
+    </w:p>
+    <w:p>
+      <w:pPr>
+        <w:spacing w:line="336" w:lineRule="auto" w:after="180"/>
+      </w:pPr>
+      <w:r>
+        <w:rPr>
+          <w:b w:val="0"/>
+        </w:rPr>
+        <w:t>Original case: The boundary is v=2u-3; the bias sets its position. Changed condition: Change bias from-3 to-1. Expected result: A score becomes2 and B score 0; both predict class 1.</w:t>
+      </w:r>
+    </w:p>
+    <w:p>
+      <w:pPr>
+        <w:spacing w:line="336" w:lineRule="auto" w:after="180"/>
+      </w:pPr>
+      <w:r>
+        <w:rPr>
+          <w:b w:val="0"/>
+        </w:rPr>
+        <w:t>Reason: Increasing bias by2 adds2 to every score without changing the weights.</w:t>
+      </w:r>
+    </w:p>
+    <w:p>
+      <w:pPr>
+        <w:spacing w:line="336" w:lineRule="auto" w:after="180"/>
+        <w:shd w:fill="F5F1FB"/>
+      </w:pPr>
+      <w:r>
+        <w:rPr>
+          <w:b w:val="0"/>
+        </w:rPr>
+        <w:t>Predict before checking the worked changed-case result. Name what changed and what the supplied facts allow you to conclude.</w:t>
+      </w:r>
+    </w:p>
+    <w:p>
+      <w:pPr>
+        <w:pStyle w:val="Heading3"/>
+      </w:pPr>
+      <w:r>
+        <w:t>05. Connect the explanation to its limit</w:t>
+      </w:r>
+    </w:p>
+    <w:p>
+      <w:r>
+        <w:drawing>
+          <wp:inline xmlns:a="http://schemas.openxmlformats.org/drawingml/2006/main" xmlns:pic="http://schemas.openxmlformats.org/drawingml/2006/picture">
+            <wp:extent cx="5486400" cy="2834640"/>
+            <wp:docPr id="7" name="Picture 7" descr="The bias adds the same offset after the input contributions. It moves the dividing line without changing the weights that set the line’s orientation. Class 1 includes score zero under our stated rule. That is why B changes class when the bias rises by two: its score moves from minus two onto the included boundary. Limit: A linear boundary is a toy classifier rule. Raw score size does not automatically describe confidence or probability."/>
+            <wp:cNvGraphicFramePr>
+              <a:graphicFrameLocks noChangeAspect="1"/>
+            </wp:cNvGraphicFramePr>
+            <a:graphic>
+              <a:graphicData uri="http://schemas.openxmlformats.org/drawingml/2006/picture">
+                <pic:pic>
+                  <pic:nvPicPr>
+                    <pic:cNvPr id="0" name="academy-story-ai-5-3-05.png"/>
+                    <pic:cNvPicPr/>
+                  </pic:nvPicPr>
+                  <pic:blipFill>
+                    <a:blip r:embed="rId15"/>
+                    <a:stretch>
+                      <a:fillRect/>
+                    </a:stretch>
+                  </pic:blipFill>
+                  <pic:spPr>
+                    <a:xfrm>
+                      <a:off x="0" y="0"/>
+                      <a:ext cx="5486400" cy="2834640"/>
+                    </a:xfrm>
+                    <a:prstGeom prst="rect"/>
+                  </pic:spPr>
+                </pic:pic>
+              </a:graphicData>
+            </a:graphic>
+          </wp:inline>
+        </w:drawing>
+      </w:r>
+    </w:p>
+    <w:p>
+      <w:pPr>
+        <w:spacing w:line="336" w:lineRule="auto" w:after="180"/>
+      </w:pPr>
+      <w:r>
+        <w:rPr>
+          <w:b w:val="0"/>
+        </w:rPr>
+        <w:t xml:space="preserve">The bias adds the same offset after the </w:t>
+      </w:r>
+      <w:r>
+        <w:rPr>
+          <w:b/>
+        </w:rPr>
+        <w:t>input</w:t>
+      </w:r>
+      <w:r>
+        <w:rPr>
+          <w:b w:val="0"/>
+        </w:rPr>
+        <w:t xml:space="preserve"> contributions. It moves the dividing line without changing the weights that set the line’s orientation. Class 1 includes score zero under our stated rule.</w:t>
+      </w:r>
+    </w:p>
+    <w:p>
+      <w:pPr>
+        <w:spacing w:line="336" w:lineRule="auto" w:after="180"/>
+      </w:pPr>
+      <w:r>
+        <w:rPr>
+          <w:b w:val="0"/>
+        </w:rPr>
+        <w:t>That is why B changes class when the bias rises by two: its score moves from minus two onto the included boundary. Limit: A linear boundary is a toy classifier rule.</w:t>
+      </w:r>
+    </w:p>
+    <w:p>
+      <w:pPr>
+        <w:spacing w:line="336" w:lineRule="auto" w:after="180"/>
+      </w:pPr>
+      <w:r>
+        <w:rPr>
+          <w:b w:val="0"/>
+        </w:rPr>
+        <w:t>Raw score size does not automatically describe confidence or probability.</w:t>
+      </w:r>
+    </w:p>
+    <w:p>
+      <w:pPr>
+        <w:spacing w:line="336" w:lineRule="auto" w:after="180"/>
+        <w:shd w:fill="F5F1FB"/>
+      </w:pPr>
+      <w:r>
+        <w:rPr>
+          <w:b w:val="0"/>
+        </w:rPr>
+        <w:t>Explain the case, then point to a limit on the claim.</w:t>
+      </w:r>
+    </w:p>
+    <w:p>
+      <w:pPr>
+        <w:pStyle w:val="Heading3"/>
+      </w:pPr>
+      <w:r>
+        <w:t>06. Make the idea visible in your project</w:t>
+      </w:r>
+    </w:p>
+    <w:p>
+      <w:r>
+        <w:drawing>
+          <wp:inline xmlns:a="http://schemas.openxmlformats.org/drawingml/2006/main" xmlns:pic="http://schemas.openxmlformats.org/drawingml/2006/picture">
+            <wp:extent cx="5486400" cy="3681984"/>
+            <wp:docPr id="8" name="Picture 8" descr="For your Image-pattern Network Investigation, save the input, procedure, observed result and limitation of this check. Label this worked example as practice; use a different, previously unreviewed case when checking independent understanding. Draw your input, deciding step, result and limit. Supported question: Is B positive under the original or changed model? Point to the relevant step in the picture, then write the changed result and the rule or evidence that supports it."/>
+            <wp:cNvGraphicFramePr>
+              <a:graphicFrameLocks noChangeAspect="1"/>
+            </wp:cNvGraphicFramePr>
+            <a:graphic>
+              <a:graphicData uri="http://schemas.openxmlformats.org/drawingml/2006/picture">
+                <pic:pic>
+                  <pic:nvPicPr>
+                    <pic:cNvPr id="0" name="academy-story-ai-5-3-06.png"/>
+                    <pic:cNvPicPr/>
+                  </pic:nvPicPr>
+                  <pic:blipFill>
+                    <a:blip r:embed="rId16"/>
+                    <a:stretch>
+                      <a:fillRect/>
+                    </a:stretch>
+                  </pic:blipFill>
+                  <pic:spPr>
+                    <a:xfrm>
+                      <a:off x="0" y="0"/>
+                      <a:ext cx="5486400" cy="3681984"/>
+                    </a:xfrm>
+                    <a:prstGeom prst="rect"/>
+                  </pic:spPr>
+                </pic:pic>
+              </a:graphicData>
+            </a:graphic>
+          </wp:inline>
+        </w:drawing>
+      </w:r>
+    </w:p>
+    <w:p>
+      <w:pPr>
+        <w:spacing w:line="336" w:lineRule="auto" w:after="180"/>
+      </w:pPr>
+      <w:r>
+        <w:rPr>
+          <w:b w:val="0"/>
+        </w:rPr>
+        <w:t xml:space="preserve">For your Image-pattern Network Investigation, save the </w:t>
+      </w:r>
+      <w:r>
+        <w:rPr>
+          <w:b/>
+        </w:rPr>
+        <w:t>input</w:t>
+      </w:r>
+      <w:r>
+        <w:rPr>
+          <w:b w:val="0"/>
+        </w:rPr>
+        <w:t>, procedure, observed result and limitation of this check.</w:t>
+      </w:r>
+    </w:p>
+    <w:p>
+      <w:pPr>
+        <w:spacing w:line="336" w:lineRule="auto" w:after="180"/>
+      </w:pPr>
+      <w:r>
+        <w:rPr>
+          <w:b w:val="0"/>
+        </w:rPr>
+        <w:t xml:space="preserve">Label this worked example as practice; use a different, previously unreviewed case when checking independent understanding. Draw your </w:t>
+      </w:r>
+      <w:r>
+        <w:rPr>
+          <w:b/>
+        </w:rPr>
+        <w:t>input</w:t>
+      </w:r>
+      <w:r>
+        <w:rPr>
+          <w:b w:val="0"/>
+        </w:rPr>
+        <w:t>, deciding step, result and limit.</w:t>
+      </w:r>
+    </w:p>
+    <w:p>
+      <w:pPr>
+        <w:spacing w:line="336" w:lineRule="auto" w:after="180"/>
+      </w:pPr>
+      <w:r>
+        <w:rPr>
+          <w:b w:val="0"/>
+        </w:rPr>
+        <w:t xml:space="preserve">Supported question: Is B positive under the original or changed model? Point to the relevant step in the picture, then write the changed result and the rule or </w:t>
+      </w:r>
+      <w:r>
+        <w:rPr>
+          <w:b/>
+        </w:rPr>
+        <w:t>evidence</w:t>
+      </w:r>
+      <w:r>
+        <w:rPr>
+          <w:b w:val="0"/>
+        </w:rPr>
+        <w:t xml:space="preserve"> that supports it.</w:t>
+      </w:r>
+    </w:p>
+    <w:p>
+      <w:pPr>
+        <w:spacing w:line="336" w:lineRule="auto" w:after="180"/>
+        <w:shd w:fill="F5F1FB"/>
+      </w:pPr>
+      <w:r>
+        <w:rPr>
+          <w:b w:val="0"/>
+        </w:rPr>
+        <w:t xml:space="preserve">Draw your project trace and justify the deciding step using </w:t>
+      </w:r>
+      <w:r>
+        <w:rPr>
+          <w:b/>
+        </w:rPr>
+        <w:t>evidence</w:t>
+      </w:r>
+      <w:r>
+        <w:rPr>
+          <w:b w:val="0"/>
+        </w:rPr>
+        <w:t>.</w:t>
       </w:r>
     </w:p>
     <w:sectPr>

--- a/downloads/student/ai-5-week-03.docx
+++ b/downloads/student/ai-5-week-03.docx
@@ -767,7 +767,7 @@
         <w:rPr>
           <w:b w:val="0"/>
         </w:rPr>
-        <w:t>Change: Change bias from-3 to-1.</w:t>
+        <w:t>Change: Change bias from -3 to-1.</w:t>
       </w:r>
     </w:p>
     <w:p>
@@ -793,7 +793,7 @@
         <w:rPr>
           <w:b w:val="0"/>
         </w:rPr>
-        <w:t>: A score becomes2 and B score 0; both predict class 1.</w:t>
+        <w:t>: A score becomes 2 and B score 0; both predict class 1.</w:t>
       </w:r>
     </w:p>
     <w:p>
@@ -813,7 +813,7 @@
         <w:rPr>
           <w:b w:val="0"/>
         </w:rPr>
-        <w:t>Reason: Increasing bias by2 adds2 to every score without changing the weights.</w:t>
+        <w:t>Reason: Increasing bias by2 adds 2 to every score without changing the weights.</w:t>
       </w:r>
     </w:p>
     <w:p>
@@ -1611,7 +1611,7 @@
         <w:rPr>
           <w:b w:val="0"/>
         </w:rPr>
-        <w:t>Change one thing: Change bias from-3 to-1. Predict the result before checking the explanation. What remains the same?</w:t>
+        <w:t>Change one thing: Change bias from -3 to-1. Predict the result before checking the explanation. What remains the same?</w:t>
       </w:r>
     </w:p>
     <w:p>
@@ -3900,7 +3900,7 @@
         <w:rPr>
           <w:b w:val="0"/>
         </w:rPr>
-        <w:t>Changed-case practice: Change bias from-3 to-1. Which conclusion is supported by the supplied facts?</w:t>
+        <w:t>Changed-case practice: Change bias from -3 to-1. Which conclusion is supported by the supplied facts?</w:t>
       </w:r>
     </w:p>
     <w:p>
@@ -3960,7 +3960,7 @@
         <w:rPr>
           <w:b w:val="0"/>
         </w:rPr>
-        <w:t>3. A score becomes2 and B score 0; both predict class 1.</w:t>
+        <w:t>3. A score becomes 2 and B score 0; both predict class 1.</w:t>
       </w:r>
     </w:p>
     <w:p>
@@ -4033,7 +4033,7 @@
         <w:rPr>
           <w:b w:val="0"/>
         </w:rPr>
-        <w:t>After your attempt, compare with the supported explanation: A score becomes2 and B score 0; both predict class 1. Increasing bias by2 adds2 to every score without changing the weights.</w:t>
+        <w:t>After your attempt, compare with the supported explanation: A score becomes 2 and B score 0; both predict class 1. Increasing bias by2 adds 2 to every score without changing the weights.</w:t>
       </w:r>
     </w:p>
     <w:p>
@@ -4526,7 +4526,7 @@
         <w:drawing>
           <wp:inline xmlns:a="http://schemas.openxmlformats.org/drawingml/2006/main" xmlns:pic="http://schemas.openxmlformats.org/drawingml/2006/picture">
             <wp:extent cx="5486400" cy="3026664"/>
-            <wp:docPr id="6" name="Picture 6" descr="Original case: The boundary is v=2u-3; the bias sets its position. Changed condition: Change bias from-3 to-1. Expected result: A score becomes2 and B score 0; both predict class 1. Reason: Increasing bias by2 adds2 to every score without changing the weights."/>
+            <wp:docPr id="6" name="Picture 6" descr="Original case: The boundary is v=2u-3; the bias sets its position. Changed condition: Change bias from -3 to-1. Expected result: A score becomes 2 and B score 0; both predict class 1. Reason: Increasing bias by2 adds 2 to every score without changing the weights."/>
             <wp:cNvGraphicFramePr>
               <a:graphicFrameLocks noChangeAspect="1"/>
             </wp:cNvGraphicFramePr>
@@ -4565,7 +4565,7 @@
         <w:rPr>
           <w:b w:val="0"/>
         </w:rPr>
-        <w:t>Original case: The boundary is v=2u-3; the bias sets its position. Changed condition: Change bias from-3 to-1. Expected result: A score becomes2 and B score 0; both predict class 1.</w:t>
+        <w:t>Original case: The boundary is v=2u-3; the bias sets its position. Changed condition: Change bias from -3 to-1. Expected result: A score becomes 2 and B score 0; both predict class 1.</w:t>
       </w:r>
     </w:p>
     <w:p>
@@ -4576,7 +4576,7 @@
         <w:rPr>
           <w:b w:val="0"/>
         </w:rPr>
-        <w:t>Reason: Increasing bias by2 adds2 to every score without changing the weights.</w:t>
+        <w:t>Reason: Increasing bias by2 adds 2 to every score without changing the weights.</w:t>
       </w:r>
     </w:p>
     <w:p>

--- a/downloads/student/ai-5-week-03.docx
+++ b/downloads/student/ai-5-week-03.docx
@@ -25,12 +25,17 @@
         <w:pStyle w:val="Heading1"/>
       </w:pPr>
       <w:r>
-        <w:t>Before you start</w:t>
-      </w:r>
-    </w:p>
-    <w:p>
-      <w:r>
-        <w:t>For w = [2, -1] and x = [3, 5], what are the contributions and dot product?</w:t>
+        <w:t>Compute the score. Draw the boundary. Check equality.</w:t>
+      </w:r>
+    </w:p>
+    <w:p>
+      <w:r>
+        <w:t>Explain how a declared bias shifts a toy boundary while weights retain its slope.</w:t>
+      </w:r>
+    </w:p>
+    <w:p>
+      <w:r>
+        <w:t>Complete formula → labelled original/shifted graph → pictured two-input trace → equality and unit probes → new independent model.</w:t>
       </w:r>
     </w:p>
     <w:p>
@@ -38,20 +43,20 @@
         <w:pStyle w:val="Heading1"/>
       </w:pPr>
       <w:r>
-        <w:t>01. Your mission</w:t>
-      </w:r>
-    </w:p>
-    <w:p>
-      <w:r>
-        <w:t>Start with the target: Calculate a weighted score with a bias term. Try the recall before opening notes.</w:t>
-      </w:r>
-    </w:p>
-    <w:p>
-      <w:pPr>
-        <w:pStyle w:val="Heading3"/>
-      </w:pPr>
-      <w:r>
-        <w:t>Your learning target</w:t>
+        <w:t>01. Where does the score change class?</w:t>
+      </w:r>
+    </w:p>
+    <w:p>
+      <w:r>
+        <w:t>Keep the formula,axes and equality rule visible.</w:t>
+      </w:r>
+    </w:p>
+    <w:p>
+      <w:pPr>
+        <w:pStyle w:val="Heading2"/>
+      </w:pPr>
+      <w:r>
+        <w:t>Learning goals</w:t>
       </w:r>
     </w:p>
     <w:p>
@@ -125,10 +130,10 @@
     </w:p>
     <w:p>
       <w:pPr>
-        <w:pStyle w:val="Heading3"/>
-      </w:pPr>
-      <w:r>
-        <w:t>Remember before reading</w:t>
+        <w:pStyle w:val="Heading2"/>
+      </w:pPr>
+      <w:r>
+        <w:t>Retrieve signed contributions</w:t>
       </w:r>
     </w:p>
     <w:p>
@@ -178,6 +183,100 @@
     </w:p>
     <w:p>
       <w:pPr>
+        <w:pStyle w:val="Heading2"/>
+      </w:pPr>
+      <w:r>
+        <w:t>Prerequisite calculation</w:t>
+      </w:r>
+    </w:p>
+    <w:p>
+      <w:pPr>
+        <w:pStyle w:val="ListBullet"/>
+      </w:pPr>
+      <w:r>
+        <w:t>For w = [2, -1] and x = [3, 5], what are the contributions and dot product?</w:t>
+      </w:r>
+    </w:p>
+    <w:p>
+      <w:pPr>
+        <w:pStyle w:val="Heading3"/>
+      </w:pPr>
+      <w:r>
+        <w:t>My starting explanation</w:t>
+      </w:r>
+    </w:p>
+    <w:p>
+      <w:r>
+        <w:t>________________________________________________________________</w:t>
+      </w:r>
+    </w:p>
+    <w:p>
+      <w:r>
+        <w:t>________________________________________________________________</w:t>
+      </w:r>
+    </w:p>
+    <w:p>
+      <w:r>
+        <w:t>________________________________________________________________</w:t>
+      </w:r>
+    </w:p>
+    <w:p>
+      <w:pPr>
+        <w:pStyle w:val="Heading2"/>
+      </w:pPr>
+      <w:r>
+        <w:t>End goal</w:t>
+      </w:r>
+    </w:p>
+    <w:p>
+      <w:pPr>
+        <w:spacing w:line="336" w:lineRule="auto" w:after="180"/>
+      </w:pPr>
+      <w:r>
+        <w:rPr>
+          <w:b w:val="0"/>
+        </w:rPr>
+        <w:t xml:space="preserve">By the end, I can explain </w:t>
+      </w:r>
+      <w:r>
+        <w:rPr>
+          <w:b/>
+        </w:rPr>
+        <w:t>bias term</w:t>
+      </w:r>
+      <w:r>
+        <w:rPr>
+          <w:b w:val="0"/>
+        </w:rPr>
+        <w:t>s and decision boundaries using a traced example and a stated limitation.</w:t>
+      </w:r>
+    </w:p>
+    <w:p>
+      <w:pPr>
+        <w:pStyle w:val="Heading2"/>
+      </w:pPr>
+      <w:r>
+        <w:t>Earlier wording, alternatives and picture transcripts · reference / check after trying</w:t>
+      </w:r>
+    </w:p>
+    <w:p>
+      <w:pPr>
+        <w:pStyle w:val="Heading3"/>
+      </w:pPr>
+      <w:r>
+        <w:t>Your learning target</w:t>
+      </w:r>
+    </w:p>
+    <w:p>
+      <w:pPr>
+        <w:pStyle w:val="Heading3"/>
+      </w:pPr>
+      <w:r>
+        <w:t>Remember before reading</w:t>
+      </w:r>
+    </w:p>
+    <w:p>
+      <w:pPr>
         <w:spacing w:line="336" w:lineRule="auto" w:after="180"/>
       </w:pPr>
       <w:r>
@@ -248,81 +347,31 @@
     </w:p>
     <w:p>
       <w:pPr>
-        <w:spacing w:line="336" w:lineRule="auto" w:after="180"/>
-        <w:shd w:fill="F5F1FB"/>
-      </w:pPr>
-      <w:r>
-        <w:rPr>
-          <w:b w:val="0"/>
-        </w:rPr>
-        <w:t>For w = [2, -1] and x = [3, 5], what are the contributions and dot product?</w:t>
-      </w:r>
-    </w:p>
-    <w:p>
-      <w:pPr>
         <w:pStyle w:val="Heading3"/>
       </w:pPr>
       <w:r>
-        <w:t>My starting explanation</w:t>
-      </w:r>
-    </w:p>
-    <w:p>
-      <w:r>
-        <w:t>________________________________________________________________</w:t>
-      </w:r>
-    </w:p>
-    <w:p>
-      <w:r>
-        <w:t>________________________________________________________________</w:t>
-      </w:r>
-    </w:p>
-    <w:p>
-      <w:r>
-        <w:t>________________________________________________________________</w:t>
-      </w:r>
-    </w:p>
-    <w:p>
-      <w:pPr>
-        <w:pStyle w:val="Heading3"/>
-      </w:pPr>
-      <w:r>
         <w:t>This week’s end goal</w:t>
       </w:r>
     </w:p>
     <w:p>
       <w:pPr>
-        <w:spacing w:line="336" w:lineRule="auto" w:after="180"/>
-      </w:pPr>
-      <w:r>
-        <w:rPr>
-          <w:b w:val="0"/>
-        </w:rPr>
-        <w:t xml:space="preserve">By the end, I can explain </w:t>
-      </w:r>
-      <w:r>
-        <w:rPr>
-          <w:b/>
-        </w:rPr>
-        <w:t>bias term</w:t>
-      </w:r>
-      <w:r>
-        <w:rPr>
-          <w:b w:val="0"/>
-        </w:rPr>
-        <w:t>s and decision boundaries using a traced example and a stated limitation.</w:t>
-      </w:r>
-    </w:p>
-    <w:p>
-      <w:pPr>
         <w:pStyle w:val="Heading1"/>
       </w:pPr>
       <w:r>
-        <w:t>02. Notice the evidence</w:t>
-      </w:r>
-    </w:p>
-    <w:p>
-      <w:r>
-        <w:t>Investigate the supplied Bias terms and decision boundaries case. Separate observations, given facts and assumptions before choosing an explanation.</w:t>
+        <w:t>02. Add one bias after the weighted sum</w:t>
+      </w:r>
+    </w:p>
+    <w:p>
+      <w:r>
+        <w:t>The declared comparison turns an affine score into a toy class.</w:t>
+      </w:r>
+    </w:p>
+    <w:p>
+      <w:pPr>
+        <w:pStyle w:val="Heading2"/>
+      </w:pPr>
+      <w:r>
+        <w:t>Compute the offset and name the equality rule</w:t>
       </w:r>
     </w:p>
     <w:p>
@@ -379,6 +428,14 @@
           <w:b w:val="0"/>
         </w:rPr>
         <w:t>.</w:t>
+      </w:r>
+    </w:p>
+    <w:p>
+      <w:pPr>
+        <w:pStyle w:val="Heading2"/>
+      </w:pPr>
+      <w:r>
+        <w:t>Complete score and class examples</w:t>
       </w:r>
     </w:p>
     <w:tbl>
@@ -526,6 +583,14 @@
     </w:tbl>
     <w:p>
       <w:pPr>
+        <w:pStyle w:val="Heading2"/>
+      </w:pPr>
+      <w:r>
+        <w:t>Distinguish mathematical bias from unfair treatment</w:t>
+      </w:r>
+    </w:p>
+    <w:p>
+      <w:pPr>
         <w:spacing w:line="336" w:lineRule="auto" w:after="180"/>
       </w:pPr>
       <w:r>
@@ -537,6 +602,14 @@
     </w:p>
     <w:p>
       <w:pPr>
+        <w:pStyle w:val="Heading2"/>
+      </w:pPr>
+      <w:r>
+        <w:t>Name supplied and missing facts</w:t>
+      </w:r>
+    </w:p>
+    <w:p>
+      <w:pPr>
         <w:pStyle w:val="Heading3"/>
       </w:pPr>
       <w:r>
@@ -563,270 +636,20 @@
         <w:pStyle w:val="Heading1"/>
       </w:pPr>
       <w:r>
-        <w:t>03. See how it works</w:t>
-      </w:r>
-    </w:p>
-    <w:p>
-      <w:r>
-        <w:t>Follow the mechanism for Bias terms and decision boundaries. Connect each labelled input, deciding step and result.</w:t>
-      </w:r>
-    </w:p>
-    <w:p>
-      <w:pPr>
-        <w:spacing w:line="336" w:lineRule="auto" w:after="180"/>
-      </w:pPr>
-      <w:r>
-        <w:rPr>
-          <w:b w:val="0"/>
-        </w:rPr>
-        <w:t>Set z to zero to locate the boundary: 2 times width - height - 3 = 0, so height = 2 times width - 3. Plot width on the horizontal axis and height on the vertical axis. Boundary points include (2, 1), (3, 3) and (4, 5).</w:t>
-      </w:r>
-    </w:p>
-    <w:p>
-      <w:pPr>
-        <w:spacing w:line="336" w:lineRule="auto" w:after="180"/>
-      </w:pPr>
-      <w:r>
-        <w:rPr>
-          <w:b w:val="0"/>
-        </w:rPr>
-        <w:t>Join them with a straight line and label the axes in cm.</w:t>
-      </w:r>
-    </w:p>
-    <w:p>
-      <w:pPr>
-        <w:spacing w:line="336" w:lineRule="auto" w:after="180"/>
-      </w:pPr>
-      <w:r>
-        <w:rPr>
-          <w:b w:val="0"/>
-        </w:rPr>
-        <w:t>At width 3, height 2 gives score 1 and class 1; height 3 gives score 0 and class 1; height 4 gives score -1 and class 0. Under this axis convention class 1 lies on or below the boundary.</w:t>
-      </w:r>
-    </w:p>
-    <w:p>
-      <w:pPr>
-        <w:spacing w:line="336" w:lineRule="auto" w:after="180"/>
-      </w:pPr>
-      <w:r>
-        <w:rPr>
-          <w:b w:val="0"/>
-        </w:rPr>
-        <w:t>One point on each side checks that orientation.</w:t>
-      </w:r>
-    </w:p>
-    <w:p>
-      <w:r>
-        <w:rPr>
-          <w:rFonts w:ascii="Courier New" w:hAnsi="Courier New"/>
-          <w:sz w:val="18"/>
-        </w:rPr>
-        <w:t>def classify(width, height, bias=-3):</w:t>
-        <w:br/>
-        <w:t xml:space="preserve">    score = 2 * width - height + bias</w:t>
-        <w:br/>
-        <w:t xml:space="preserve">    return score, int(score &gt;= 0)</w:t>
-        <w:br/>
-        <w:br/>
-        <w:t>for height in [2, 3, 4]:</w:t>
-        <w:br/>
-        <w:t xml:space="preserve">    print(classify(3, height))</w:t>
-        <w:br/>
-        <w:t># (1, 1), (0, 1), (-1, 0)</w:t>
-      </w:r>
-    </w:p>
-    <w:p>
-      <w:pPr>
-        <w:spacing w:line="336" w:lineRule="auto" w:after="180"/>
-      </w:pPr>
-      <w:r>
-        <w:rPr>
-          <w:b w:val="0"/>
-        </w:rPr>
-        <w:t>The code assumes valid numerical measurements in the agreed units. Changing &gt;= to &gt; changes the equality case, even though the drawn line remains in the same place.</w:t>
-      </w:r>
-    </w:p>
-    <w:p>
-      <w:pPr>
-        <w:pStyle w:val="Heading3"/>
-      </w:pPr>
-      <w:r>
-        <w:t>Connect the picture and the explanation</w:t>
-      </w:r>
-    </w:p>
-    <w:p>
-      <w:pPr>
-        <w:spacing w:line="336" w:lineRule="auto" w:after="180"/>
-      </w:pPr>
-      <w:r>
-        <w:rPr>
-          <w:b w:val="0"/>
-        </w:rPr>
-        <w:t xml:space="preserve">Point to the </w:t>
-      </w:r>
-      <w:r>
-        <w:rPr>
-          <w:b/>
-        </w:rPr>
-        <w:t>input</w:t>
-      </w:r>
-      <w:r>
-        <w:rPr>
-          <w:b w:val="0"/>
-        </w:rPr>
-        <w:t>, the deciding step and the result in this week’s visual. Explain the same step in ordinary words. A picture helps when you can say what each part represents.</w:t>
-      </w:r>
-    </w:p>
-    <w:p>
-      <w:pPr>
-        <w:pStyle w:val="Heading1"/>
-      </w:pPr>
-      <w:r>
-        <w:t>04. Compare the cases</w:t>
-      </w:r>
-    </w:p>
-    <w:p>
-      <w:r>
-        <w:t>Compare the supplied cases for Bias terms and decision boundaries. Identify the detail that changes the conclusion.</w:t>
-      </w:r>
-    </w:p>
-    <w:p>
-      <w:pPr>
-        <w:pStyle w:val="Heading3"/>
-      </w:pPr>
-      <w:r>
-        <w:t>Compare a familiar case with a changed case</w:t>
-      </w:r>
-    </w:p>
-    <w:p>
-      <w:pPr>
-        <w:spacing w:line="336" w:lineRule="auto" w:after="180"/>
-      </w:pPr>
-      <w:r>
-        <w:rPr>
-          <w:b w:val="0"/>
-        </w:rPr>
-        <w:t>For the worked model, find boundary points at width 2 and width 4. Test [4, 4] and [4, 6] to identify the class on each side.</w:t>
-      </w:r>
-    </w:p>
-    <w:p>
-      <w:pPr>
-        <w:pStyle w:val="Heading3"/>
-      </w:pPr>
-      <w:r>
-        <w:t>Keep the procedure fixed. Explain what changed in the inputs and result.</w:t>
-      </w:r>
-    </w:p>
-    <w:p>
-      <w:r>
-        <w:t>________________________________________________________________</w:t>
-      </w:r>
-    </w:p>
-    <w:p>
-      <w:r>
-        <w:t>________________________________________________________________</w:t>
-      </w:r>
-    </w:p>
-    <w:p>
-      <w:r>
-        <w:t>________________________________________________________________</w:t>
-      </w:r>
-    </w:p>
-    <w:p>
-      <w:r>
-        <w:t>________________________________________________________________</w:t>
-      </w:r>
-    </w:p>
-    <w:p>
-      <w:r>
-        <w:t>________________________________________________________________</w:t>
-      </w:r>
-    </w:p>
-    <w:p>
-      <w:pPr>
-        <w:pStyle w:val="Heading3"/>
-      </w:pPr>
-      <w:r>
-        <w:t>Change one thing in the pictured case</w:t>
-      </w:r>
-    </w:p>
-    <w:p>
-      <w:pPr>
-        <w:pStyle w:val="Heading3"/>
-      </w:pPr>
-      <w:r>
-        <w:t>Change one thing</w:t>
-      </w:r>
-    </w:p>
-    <w:p>
-      <w:pPr>
-        <w:spacing w:line="336" w:lineRule="auto" w:after="180"/>
-        <w:shd w:fill="F5F1FB"/>
-      </w:pPr>
-      <w:r>
-        <w:rPr>
-          <w:b w:val="0"/>
-        </w:rPr>
-        <w:t>Change: Change bias from -3 to-1.</w:t>
-      </w:r>
-    </w:p>
-    <w:p>
-      <w:pPr>
-        <w:pStyle w:val="Heading3"/>
-      </w:pPr>
-      <w:r>
-        <w:t>Predicted result</w:t>
-      </w:r>
-    </w:p>
-    <w:p>
-      <w:pPr>
-        <w:spacing w:line="336" w:lineRule="auto" w:after="180"/>
-        <w:shd w:fill="F1F6FC"/>
-      </w:pPr>
-      <w:r>
-        <w:rPr>
-          <w:b/>
-        </w:rPr>
-        <w:t>Prediction</w:t>
-      </w:r>
-      <w:r>
-        <w:rPr>
-          <w:b w:val="0"/>
-        </w:rPr>
-        <w:t>: A score becomes 2 and B score 0; both predict class 1.</w:t>
-      </w:r>
-    </w:p>
-    <w:p>
-      <w:pPr>
-        <w:pStyle w:val="Heading3"/>
-      </w:pPr>
-      <w:r>
-        <w:t>Why the result follows</w:t>
-      </w:r>
-    </w:p>
-    <w:p>
-      <w:pPr>
-        <w:spacing w:line="336" w:lineRule="auto" w:after="180"/>
-        <w:shd w:fill="F1F6FC"/>
-      </w:pPr>
-      <w:r>
-        <w:rPr>
-          <w:b w:val="0"/>
-        </w:rPr>
-        <w:t>Reason: Increasing bias by2 adds 2 to every score without changing the weights.</w:t>
-      </w:r>
-    </w:p>
-    <w:p>
-      <w:pPr>
-        <w:pStyle w:val="Heading1"/>
-      </w:pPr>
-      <w:r>
-        <w:t>05. Words that unlock the idea</w:t>
-      </w:r>
-    </w:p>
-    <w:p>
-      <w:r>
-        <w:t>Use the vocabulary of Bias terms and decision boundaries to explain a concrete decision, rather than only memorising definitions.</w:t>
+        <w:t>03. Derive the line,then check both sides</w:t>
+      </w:r>
+    </w:p>
+    <w:p>
+      <w:r>
+        <w:t>Plotting a line is incomplete without the axis labels and equality rule.</w:t>
+      </w:r>
+    </w:p>
+    <w:p>
+      <w:pPr>
+        <w:pStyle w:val="Heading2"/>
+      </w:pPr>
+      <w:r>
+        <w:t>Complete algebra and side checks</w:t>
       </w:r>
     </w:p>
     <w:tbl>
@@ -849,7 +672,7 @@
           </w:tcPr>
           <w:p>
             <w:r>
-              <w:t>Word</w:t>
+              <w:t>From score to plotted boundary</w:t>
             </w:r>
           </w:p>
         </w:tc>
@@ -859,7 +682,7 @@
           </w:tcPr>
           <w:p>
             <w:r>
-              <w:t>Meaning</w:t>
+              <w:t>Deciding step</w:t>
             </w:r>
           </w:p>
         </w:tc>
@@ -871,7 +694,7 @@
           </w:tcPr>
           <w:p>
             <w:r>
-              <w:t>Bias term</w:t>
+              <w:t>Start with the declared score</w:t>
             </w:r>
           </w:p>
         </w:tc>
@@ -881,7 +704,7 @@
           </w:tcPr>
           <w:p>
             <w:r>
-              <w:t>An additive parameter applied after a weighted sum</w:t>
+              <w:t>z=2×width−height−3</w:t>
             </w:r>
           </w:p>
         </w:tc>
@@ -893,7 +716,7 @@
           </w:tcPr>
           <w:p>
             <w:r>
-              <w:t>Decision boundary</w:t>
+              <w:t>Locate score zero</w:t>
             </w:r>
           </w:p>
         </w:tc>
@@ -903,7 +726,7 @@
           </w:tcPr>
           <w:p>
             <w:r>
-              <w:t>Input locations where the declared classification rule changes class</w:t>
+              <w:t>0=2×width−height−3</w:t>
             </w:r>
           </w:p>
         </w:tc>
@@ -915,7 +738,7 @@
           </w:tcPr>
           <w:p>
             <w:r>
-              <w:t>Affine function</w:t>
+              <w:t>Isolate the vertical coordinate</w:t>
             </w:r>
           </w:p>
         </w:tc>
@@ -925,7 +748,7 @@
           </w:tcPr>
           <w:p>
             <w:r>
-              <w:t>A weighted sum plus a constant offset</w:t>
+              <w:t>height=2×width−3</w:t>
             </w:r>
           </w:p>
         </w:tc>
@@ -937,7 +760,7 @@
           </w:tcPr>
           <w:p>
             <w:r>
-              <w:t>Threshold rule</w:t>
+              <w:t>Plot complete boundary points</w:t>
             </w:r>
           </w:p>
         </w:tc>
@@ -947,7 +770,51 @@
           </w:tcPr>
           <w:p>
             <w:r>
-              <w:t>A stated comparison that converts a score into a class</w:t>
+              <w:t>(2, 1), (3, 3), (4, 5), axes in cm</w:t>
+            </w:r>
+          </w:p>
+        </w:tc>
+      </w:tr>
+      <w:tr>
+        <w:tc>
+          <w:tcPr>
+            <w:tcW w:type="dxa" w:w="5112"/>
+          </w:tcPr>
+          <w:p>
+            <w:r>
+              <w:t>Check below and above at width 4</w:t>
+            </w:r>
+          </w:p>
+        </w:tc>
+        <w:tc>
+          <w:tcPr>
+            <w:tcW w:type="dxa" w:w="5112"/>
+          </w:tcPr>
+          <w:p>
+            <w:r>
+              <w:t>height 4:z1, class 1; height 6:z−1, class 0</w:t>
+            </w:r>
+          </w:p>
+        </w:tc>
+      </w:tr>
+      <w:tr>
+        <w:tc>
+          <w:tcPr>
+            <w:tcW w:type="dxa" w:w="5112"/>
+          </w:tcPr>
+          <w:p>
+            <w:r>
+              <w:t>Check equality explicitly</w:t>
+            </w:r>
+          </w:p>
+        </w:tc>
+        <w:tc>
+          <w:tcPr>
+            <w:tcW w:type="dxa" w:w="5112"/>
+          </w:tcPr>
+          <w:p>
+            <w:r>
+              <w:t>height 5:z0, class 1 because z≥0</w:t>
             </w:r>
           </w:p>
         </w:tc>
@@ -955,10 +822,213 @@
     </w:tbl>
     <w:p>
       <w:pPr>
+        <w:spacing w:line="336" w:lineRule="auto" w:after="180"/>
+      </w:pPr>
+      <w:r>
+        <w:rPr>
+          <w:b w:val="0"/>
+        </w:rPr>
+        <w:t>Set z to zero to locate the boundary: 2 times width - height - 3 = 0, so height = 2 times width - 3. Plot width on the horizontal axis and height on the vertical axis. Boundary points include (2, 1), (3, 3) and (4, 5).</w:t>
+      </w:r>
+    </w:p>
+    <w:p>
+      <w:pPr>
+        <w:spacing w:line="336" w:lineRule="auto" w:after="180"/>
+      </w:pPr>
+      <w:r>
+        <w:rPr>
+          <w:b w:val="0"/>
+        </w:rPr>
+        <w:t>Join them with a straight line and label the axes in cm.</w:t>
+      </w:r>
+    </w:p>
+    <w:p>
+      <w:pPr>
+        <w:spacing w:line="336" w:lineRule="auto" w:after="180"/>
+      </w:pPr>
+      <w:r>
+        <w:rPr>
+          <w:b w:val="0"/>
+        </w:rPr>
+        <w:t>At width 3, height 2 gives score 1 and class 1; height 3 gives score 0 and class 1; height 4 gives score -1 and class 0. Under this axis convention class 1 lies on or below the boundary.</w:t>
+      </w:r>
+    </w:p>
+    <w:p>
+      <w:pPr>
+        <w:spacing w:line="336" w:lineRule="auto" w:after="180"/>
+      </w:pPr>
+      <w:r>
+        <w:rPr>
+          <w:b w:val="0"/>
+        </w:rPr>
+        <w:t>One point on each side checks that orientation.</w:t>
+      </w:r>
+    </w:p>
+    <w:p>
+      <w:pPr>
+        <w:pStyle w:val="Heading2"/>
+      </w:pPr>
+      <w:r>
+        <w:t>Labelled original and shifted boundary</w:t>
+      </w:r>
+    </w:p>
+    <w:p>
+      <w:r>
+        <w:drawing>
+          <wp:inline xmlns:a="http://schemas.openxmlformats.org/drawingml/2006/main" xmlns:pic="http://schemas.openxmlformats.org/drawingml/2006/picture">
+            <wp:extent cx="5260029" cy="3200400"/>
+            <wp:docPr id="1" name="Picture 1" descr="Width on horizontal axis and height on vertical axis. Solid original boundary height=2width−3 passes through(2,1),(3,3),(4,5). For the original model(4,4)has score1,class1 and(4,6)score−1,class0. Dashed changed-bias boundary height=2width−1 is two cm higher with the same slope2. Class1 includes equality."/>
+            <wp:cNvGraphicFramePr>
+              <a:graphicFrameLocks noChangeAspect="1"/>
+            </wp:cNvGraphicFramePr>
+            <a:graphic>
+              <a:graphicData uri="http://schemas.openxmlformats.org/drawingml/2006/picture">
+                <pic:pic>
+                  <pic:nvPicPr>
+                    <pic:cNvPr id="0" name="ai-5-03-bias-boundary.png"/>
+                    <pic:cNvPicPr/>
+                  </pic:nvPicPr>
+                  <pic:blipFill>
+                    <a:blip r:embed="rId9"/>
+                    <a:stretch>
+                      <a:fillRect/>
+                    </a:stretch>
+                  </pic:blipFill>
+                  <pic:spPr>
+                    <a:xfrm>
+                      <a:off x="0" y="0"/>
+                      <a:ext cx="5260029" cy="3200400"/>
+                    </a:xfrm>
+                    <a:prstGeom prst="rect"/>
+                  </pic:spPr>
+                </pic:pic>
+              </a:graphicData>
+            </a:graphic>
+          </wp:inline>
+        </w:drawing>
+      </w:r>
+    </w:p>
+    <w:p>
+      <w:pPr>
+        <w:pStyle w:val="Heading2"/>
+      </w:pPr>
+      <w:r>
+        <w:t>Runnable score/class and numerical assumptions</w:t>
+      </w:r>
+    </w:p>
+    <w:p>
+      <w:r>
+        <w:rPr>
+          <w:rFonts w:ascii="Courier New" w:hAnsi="Courier New"/>
+          <w:sz w:val="18"/>
+        </w:rPr>
+        <w:t>def classify(width, height, bias=-3):</w:t>
+        <w:br/>
+        <w:t xml:space="preserve">    score = 2 * width - height + bias</w:t>
+        <w:br/>
+        <w:t xml:space="preserve">    return score, int(score &gt;= 0)</w:t>
+        <w:br/>
+        <w:br/>
+        <w:t>for height in [2, 3, 4]:</w:t>
+        <w:br/>
+        <w:t xml:space="preserve">    print(classify(3, height))</w:t>
+        <w:br/>
+        <w:t># (1, 1), (0, 1), (-1, 0)</w:t>
+      </w:r>
+    </w:p>
+    <w:p>
+      <w:pPr>
+        <w:spacing w:line="336" w:lineRule="auto" w:after="180"/>
+      </w:pPr>
+      <w:r>
+        <w:rPr>
+          <w:b w:val="0"/>
+        </w:rPr>
+        <w:t>The code assumes valid numerical measurements in the agreed units. Changing &gt;= to &gt; changes the equality case, even though the drawn line remains in the same place.</w:t>
+      </w:r>
+    </w:p>
+    <w:p>
+      <w:pPr>
+        <w:pStyle w:val="Heading2"/>
+      </w:pPr>
+      <w:r>
+        <w:t>Connect the visual and calculation</w:t>
+      </w:r>
+    </w:p>
+    <w:p>
+      <w:pPr>
+        <w:spacing w:line="336" w:lineRule="auto" w:after="180"/>
+      </w:pPr>
+      <w:r>
+        <w:rPr>
+          <w:b w:val="0"/>
+        </w:rPr>
+        <w:t xml:space="preserve">Point to the </w:t>
+      </w:r>
+      <w:r>
+        <w:rPr>
+          <w:b/>
+        </w:rPr>
+        <w:t>input</w:t>
+      </w:r>
+      <w:r>
+        <w:rPr>
+          <w:b w:val="0"/>
+        </w:rPr>
+        <w:t>, the deciding step and the result in this week’s visual. Explain the same step in ordinary words. A picture helps when you can say what each part represents.</w:t>
+      </w:r>
+    </w:p>
+    <w:p>
+      <w:pPr>
+        <w:pStyle w:val="Heading2"/>
+      </w:pPr>
+      <w:r>
+        <w:t>Earlier wording, alternatives and picture transcripts · reference / check after trying</w:t>
+      </w:r>
+    </w:p>
+    <w:p>
+      <w:pPr>
         <w:pStyle w:val="Heading3"/>
       </w:pPr>
       <w:r>
-        <w:t>Use two terms to explain a step in this week’s example.</w:t>
+        <w:t>Connect the picture and the explanation</w:t>
+      </w:r>
+    </w:p>
+    <w:p>
+      <w:pPr>
+        <w:pStyle w:val="Heading1"/>
+      </w:pPr>
+      <w:r>
+        <w:t>04. Change only the bias and keep the weights fixed</w:t>
+      </w:r>
+    </w:p>
+    <w:p>
+      <w:r>
+        <w:t>Predict how much each score changes before checking.</w:t>
+      </w:r>
+    </w:p>
+    <w:p>
+      <w:pPr>
+        <w:pStyle w:val="Heading2"/>
+      </w:pPr>
+      <w:r>
+        <w:t>Current boundary task and response</w:t>
+      </w:r>
+    </w:p>
+    <w:p>
+      <w:pPr>
+        <w:pStyle w:val="ListBullet"/>
+      </w:pPr>
+      <w:r>
+        <w:t>For the worked model, find boundary points at width 2 and width 4. Test [4, 4] and [4, 6] to identify the class on each side.</w:t>
+      </w:r>
+    </w:p>
+    <w:p>
+      <w:pPr>
+        <w:pStyle w:val="Heading3"/>
+      </w:pPr>
+      <w:r>
+        <w:t>Keep the procedure fixed. Explain what changed in the inputs and result.</w:t>
       </w:r>
     </w:p>
     <w:p>
@@ -977,16 +1047,486 @@
       </w:r>
     </w:p>
     <w:p>
+      <w:r>
+        <w:t>________________________________________________________________</w:t>
+      </w:r>
+    </w:p>
+    <w:p>
+      <w:r>
+        <w:t>________________________________________________________________</w:t>
+      </w:r>
+    </w:p>
+    <w:p>
+      <w:pPr>
+        <w:pStyle w:val="Heading2"/>
+      </w:pPr>
+      <w:r>
+        <w:t>Predict the pictured bias change</w:t>
+      </w:r>
+    </w:p>
+    <w:p>
+      <w:pPr>
+        <w:pStyle w:val="ListBullet"/>
+      </w:pPr>
+      <w:r>
+        <w:t>Change: Change bias from -3 to-1.</w:t>
+      </w:r>
+    </w:p>
+    <w:p>
+      <w:pPr>
+        <w:pStyle w:val="Heading2"/>
+      </w:pPr>
+      <w:r>
+        <w:t>Check after predicting · reference / check after trying</w:t>
+      </w:r>
+    </w:p>
+    <w:p>
+      <w:pPr>
+        <w:spacing w:line="336" w:lineRule="auto" w:after="180"/>
+      </w:pPr>
+      <w:r>
+        <w:rPr>
+          <w:b/>
+        </w:rPr>
+        <w:t>Prediction</w:t>
+      </w:r>
+      <w:r>
+        <w:rPr>
+          <w:b w:val="0"/>
+        </w:rPr>
+        <w:t>: A score becomes 2 and B score 0; both predict class 1.</w:t>
+      </w:r>
+    </w:p>
+    <w:p>
+      <w:pPr>
+        <w:spacing w:line="336" w:lineRule="auto" w:after="180"/>
+      </w:pPr>
+      <w:r>
+        <w:rPr>
+          <w:b w:val="0"/>
+        </w:rPr>
+        <w:t>Reason: Increasing bias by2 adds 2 to every score without changing the weights.</w:t>
+      </w:r>
+    </w:p>
+    <w:p>
+      <w:pPr>
+        <w:pStyle w:val="Heading2"/>
+      </w:pPr>
+      <w:r>
+        <w:t>Earlier wording, alternatives and picture transcripts · reference / check after trying</w:t>
+      </w:r>
+    </w:p>
+    <w:p>
+      <w:pPr>
+        <w:pStyle w:val="Heading3"/>
+      </w:pPr>
+      <w:r>
+        <w:t>Compare a familiar case with a changed case</w:t>
+      </w:r>
+    </w:p>
+    <w:p>
+      <w:pPr>
+        <w:pStyle w:val="Heading3"/>
+      </w:pPr>
+      <w:r>
+        <w:t>Change one thing in the pictured case</w:t>
+      </w:r>
+    </w:p>
+    <w:p>
       <w:pPr>
         <w:pStyle w:val="Heading1"/>
       </w:pPr>
       <w:r>
-        <w:t>06. Follow a worked example</w:t>
-      </w:r>
-    </w:p>
-    <w:p>
-      <w:r>
-        <w:t>Follow the worked trace for Bias terms and decision boundaries, predict a step, then compare with its explanation.</w:t>
+        <w:t>06. Trace the same offset through two inputs</w:t>
+      </w:r>
+    </w:p>
+    <w:p>
+      <w:r>
+        <w:t>Every score rises by the same amount even when only one prediction changes.</w:t>
+      </w:r>
+    </w:p>
+    <w:p>
+      <w:pPr>
+        <w:pStyle w:val="Heading2"/>
+      </w:pPr>
+      <w:r>
+        <w:t>Complete picture facts and formula contract</w:t>
+      </w:r>
+    </w:p>
+    <w:p>
+      <w:pPr>
+        <w:spacing w:line="336" w:lineRule="auto" w:after="180"/>
+      </w:pPr>
+      <w:r>
+        <w:rPr>
+          <w:b w:val="0"/>
+        </w:rPr>
+        <w:t xml:space="preserve">Move a toy boundary with a bias while keeping its </w:t>
+      </w:r>
+      <w:r>
+        <w:rPr>
+          <w:b/>
+        </w:rPr>
+        <w:t>input</w:t>
+      </w:r>
+      <w:r>
+        <w:rPr>
+          <w:b w:val="0"/>
+        </w:rPr>
+        <w:t xml:space="preserve"> weights fixed.</w:t>
+      </w:r>
+    </w:p>
+    <w:p>
+      <w:pPr>
+        <w:spacing w:line="336" w:lineRule="auto" w:after="180"/>
+      </w:pPr>
+      <w:r>
+        <w:rPr>
+          <w:b w:val="0"/>
+        </w:rPr>
+        <w:t xml:space="preserve">Score z=2u-v-3; predict class 1 when z&gt;=0. </w:t>
+      </w:r>
+      <w:r>
+        <w:rPr>
+          <w:b/>
+        </w:rPr>
+        <w:t>Input</w:t>
+      </w:r>
+      <w:r>
+        <w:rPr>
+          <w:b w:val="0"/>
+        </w:rPr>
+        <w:t>sA=[2, 1], B=[1, 1].</w:t>
+      </w:r>
+    </w:p>
+    <w:p>
+      <w:pPr>
+        <w:spacing w:line="336" w:lineRule="auto" w:after="180"/>
+      </w:pPr>
+      <w:r>
+        <w:rPr>
+          <w:b w:val="0"/>
+        </w:rPr>
+        <w:t xml:space="preserve">All </w:t>
+      </w:r>
+      <w:r>
+        <w:rPr>
+          <w:b/>
+        </w:rPr>
+        <w:t>input</w:t>
+      </w:r>
+      <w:r>
+        <w:rPr>
+          <w:b w:val="0"/>
+        </w:rPr>
+        <w:t>s and outcomes in this worked example are invented classroom data; no real model run is claimed.</w:t>
+      </w:r>
+    </w:p>
+    <w:p>
+      <w:pPr>
+        <w:spacing w:line="336" w:lineRule="auto" w:after="180"/>
+      </w:pPr>
+      <w:r>
+        <w:rPr>
+          <w:b w:val="0"/>
+        </w:rPr>
+        <w:t>The picture uses the same formula z=2u−v+b with b=−3. A[2, 1]scores 0, class 1 at equality; B[1, 1]scores−2, class 0. Change only b to−1:both scores rise 2, A→2 and B→0, bothclass 1. The boundary changes from v=2u−3 to v=2u−1; its slope stays 2. The plotted parcel example uses width/height names for the same coordinate roles.</w:t>
+      </w:r>
+    </w:p>
+    <w:p>
+      <w:pPr>
+        <w:spacing w:line="336" w:lineRule="auto" w:after="180"/>
+      </w:pPr>
+      <w:r>
+        <w:rPr>
+          <w:b w:val="0"/>
+        </w:rPr>
+        <w:t>The hand-chosen shift is a different supplied model, not a learned improvement or probability estimate.</w:t>
+      </w:r>
+    </w:p>
+    <w:p>
+      <w:pPr>
+        <w:pStyle w:val="Heading2"/>
+      </w:pPr>
+      <w:r>
+        <w:t>Trace original scores and included equality</w:t>
+      </w:r>
+    </w:p>
+    <w:p>
+      <w:r>
+        <w:drawing>
+          <wp:inline xmlns:a="http://schemas.openxmlformats.org/drawingml/2006/main" xmlns:pic="http://schemas.openxmlformats.org/drawingml/2006/picture">
+            <wp:extent cx="5486400" cy="3182112"/>
+            <wp:docPr id="2" name="Picture 2" descr="Trace input A: A score=4-1-3=0, so class 1 at the declared inclusive boundary. → Trace input B: B score=2-1-3=-2, so class 0. → Read boundary: The boundary is v=2u-3; the bias sets its position."/>
+            <wp:cNvGraphicFramePr>
+              <a:graphicFrameLocks noChangeAspect="1"/>
+            </wp:cNvGraphicFramePr>
+            <a:graphic>
+              <a:graphicData uri="http://schemas.openxmlformats.org/drawingml/2006/picture">
+                <pic:pic>
+                  <pic:nvPicPr>
+                    <pic:cNvPr id="0" name="academy-story-ai-5-3-02.png"/>
+                    <pic:cNvPicPr/>
+                  </pic:nvPicPr>
+                  <pic:blipFill>
+                    <a:blip r:embed="rId10"/>
+                    <a:stretch>
+                      <a:fillRect/>
+                    </a:stretch>
+                  </pic:blipFill>
+                  <pic:spPr>
+                    <a:xfrm>
+                      <a:off x="0" y="0"/>
+                      <a:ext cx="5486400" cy="3182112"/>
+                    </a:xfrm>
+                    <a:prstGeom prst="rect"/>
+                  </pic:spPr>
+                </pic:pic>
+              </a:graphicData>
+            </a:graphic>
+          </wp:inline>
+        </w:drawing>
+      </w:r>
+    </w:p>
+    <w:p>
+      <w:pPr>
+        <w:pStyle w:val="Heading3"/>
+      </w:pPr>
+      <w:r>
+        <w:t>Read the picture one step at a time</w:t>
+      </w:r>
+    </w:p>
+    <w:tbl>
+      <w:tblPr>
+        <w:tblStyle w:val="LightShading-Accent1"/>
+        <w:tblW w:type="auto" w:w="0"/>
+        <w:tblLook w:firstColumn="1" w:firstRow="1" w:lastColumn="0" w:lastRow="0" w:noHBand="0" w:noVBand="1" w:val="04A0"/>
+      </w:tblPr>
+      <w:tblGrid>
+        <w:gridCol w:w="5112"/>
+        <w:gridCol w:w="5112"/>
+      </w:tblGrid>
+      <w:tr>
+        <w:trPr>
+          <w:tblHeader/>
+        </w:trPr>
+        <w:tc>
+          <w:tcPr>
+            <w:tcW w:type="dxa" w:w="5112"/>
+          </w:tcPr>
+          <w:p>
+            <w:r>
+              <w:t>Step</w:t>
+            </w:r>
+          </w:p>
+        </w:tc>
+        <w:tc>
+          <w:tcPr>
+            <w:tcW w:type="dxa" w:w="5112"/>
+          </w:tcPr>
+          <w:p>
+            <w:r>
+              <w:t>What happens and why</w:t>
+            </w:r>
+          </w:p>
+        </w:tc>
+      </w:tr>
+      <w:tr>
+        <w:tc>
+          <w:tcPr>
+            <w:tcW w:type="dxa" w:w="5112"/>
+          </w:tcPr>
+          <w:p>
+            <w:r>
+              <w:t>1. Trace input A</w:t>
+            </w:r>
+          </w:p>
+        </w:tc>
+        <w:tc>
+          <w:tcPr>
+            <w:tcW w:type="dxa" w:w="5112"/>
+          </w:tcPr>
+          <w:p>
+            <w:r>
+              <w:t>A score=4-1-3=0, so class 1 at the declared inclusive boundary.</w:t>
+            </w:r>
+          </w:p>
+        </w:tc>
+      </w:tr>
+      <w:tr>
+        <w:tc>
+          <w:tcPr>
+            <w:tcW w:type="dxa" w:w="5112"/>
+          </w:tcPr>
+          <w:p>
+            <w:r>
+              <w:t>2. Trace input B</w:t>
+            </w:r>
+          </w:p>
+        </w:tc>
+        <w:tc>
+          <w:tcPr>
+            <w:tcW w:type="dxa" w:w="5112"/>
+          </w:tcPr>
+          <w:p>
+            <w:r>
+              <w:t>B score=2-1-3=-2, so class 0.</w:t>
+            </w:r>
+          </w:p>
+        </w:tc>
+      </w:tr>
+      <w:tr>
+        <w:tc>
+          <w:tcPr>
+            <w:tcW w:type="dxa" w:w="5112"/>
+          </w:tcPr>
+          <w:p>
+            <w:r>
+              <w:t>3. Read boundary</w:t>
+            </w:r>
+          </w:p>
+        </w:tc>
+        <w:tc>
+          <w:tcPr>
+            <w:tcW w:type="dxa" w:w="5112"/>
+          </w:tcPr>
+          <w:p>
+            <w:r>
+              <w:t>The boundary is v=2u-3; the bias sets its position.</w:t>
+            </w:r>
+          </w:p>
+        </w:tc>
+      </w:tr>
+    </w:tbl>
+    <w:p>
+      <w:r>
+        <w:t>Match each pictured step to the supplied facts. This is a worked teaching case, not an independent assessment.</w:t>
+      </w:r>
+    </w:p>
+    <w:p>
+      <w:pPr>
+        <w:spacing w:line="336" w:lineRule="auto" w:after="180"/>
+      </w:pPr>
+      <w:r>
+        <w:rPr>
+          <w:b w:val="0"/>
+        </w:rPr>
+        <w:t xml:space="preserve">The bias adds the same offset after the </w:t>
+      </w:r>
+      <w:r>
+        <w:rPr>
+          <w:b/>
+        </w:rPr>
+        <w:t>input</w:t>
+      </w:r>
+      <w:r>
+        <w:rPr>
+          <w:b w:val="0"/>
+        </w:rPr>
+        <w:t xml:space="preserve"> contributions. It moves the dividing line without changing the weights that set the line’s orientation. Class 1 includes score zero under our stated rule.</w:t>
+      </w:r>
+    </w:p>
+    <w:p>
+      <w:pPr>
+        <w:spacing w:line="336" w:lineRule="auto" w:after="180"/>
+      </w:pPr>
+      <w:r>
+        <w:rPr>
+          <w:b w:val="0"/>
+        </w:rPr>
+        <w:t>That is why B changes class when the bias rises by two: its score moves from minus two onto the included boundary.</w:t>
+      </w:r>
+    </w:p>
+    <w:p>
+      <w:pPr>
+        <w:pStyle w:val="Heading2"/>
+      </w:pPr>
+      <w:r>
+        <w:t>Predict the changed bias</w:t>
+      </w:r>
+    </w:p>
+    <w:p>
+      <w:pPr>
+        <w:pStyle w:val="ListBullet"/>
+      </w:pPr>
+      <w:r>
+        <w:t>Change one thing: Change bias from -3 to-1. Predict the result before checking the explanation. What remains the same?</w:t>
+      </w:r>
+    </w:p>
+    <w:p>
+      <w:pPr>
+        <w:pStyle w:val="Heading2"/>
+      </w:pPr>
+      <w:r>
+        <w:t>Check after predicting · reference / check after trying</w:t>
+      </w:r>
+    </w:p>
+    <w:p>
+      <w:r>
+        <w:drawing>
+          <wp:inline xmlns:a="http://schemas.openxmlformats.org/drawingml/2006/main" xmlns:pic="http://schemas.openxmlformats.org/drawingml/2006/picture">
+            <wp:extent cx="5486400" cy="3026664"/>
+            <wp:docPr id="3" name="Picture 3" descr="Original case: The boundary is v=2u-3; the bias sets its position. Changed condition: Change bias from -3 to-1. Expected result: A score becomes 2 and B score 0; both predict class 1. Reason: Increasing bias by2 adds 2 to every score without changing the weights."/>
+            <wp:cNvGraphicFramePr>
+              <a:graphicFrameLocks noChangeAspect="1"/>
+            </wp:cNvGraphicFramePr>
+            <a:graphic>
+              <a:graphicData uri="http://schemas.openxmlformats.org/drawingml/2006/picture">
+                <pic:pic>
+                  <pic:nvPicPr>
+                    <pic:cNvPr id="0" name="academy-story-ai-5-3-04.png"/>
+                    <pic:cNvPicPr/>
+                  </pic:nvPicPr>
+                  <pic:blipFill>
+                    <a:blip r:embed="rId11"/>
+                    <a:stretch>
+                      <a:fillRect/>
+                    </a:stretch>
+                  </pic:blipFill>
+                  <pic:spPr>
+                    <a:xfrm>
+                      <a:off x="0" y="0"/>
+                      <a:ext cx="5486400" cy="3026664"/>
+                    </a:xfrm>
+                    <a:prstGeom prst="rect"/>
+                  </pic:spPr>
+                </pic:pic>
+              </a:graphicData>
+            </a:graphic>
+          </wp:inline>
+        </w:drawing>
+      </w:r>
+    </w:p>
+    <w:p>
+      <w:pPr>
+        <w:pStyle w:val="Heading2"/>
+      </w:pPr>
+      <w:r>
+        <w:t>Explain limits and changed prediction</w:t>
+      </w:r>
+    </w:p>
+    <w:p>
+      <w:pPr>
+        <w:pStyle w:val="ListBullet"/>
+      </w:pPr>
+      <w:r>
+        <w:t>A linear boundary is a toy classifier rule. Raw score size does not automatically describe confidence or probability.</w:t>
+      </w:r>
+    </w:p>
+    <w:p>
+      <w:pPr>
+        <w:pStyle w:val="ListBullet"/>
+      </w:pPr>
+      <w:r>
+        <w:t>Read the labelled picture: Is B positive under the original or changed model? Point to the relevant step in the picture, then write the changed result and the rule or evidence that supports it.</w:t>
+      </w:r>
+    </w:p>
+    <w:p>
+      <w:pPr>
+        <w:pStyle w:val="Heading2"/>
+      </w:pPr>
+      <w:r>
+        <w:t>Try the separate parcel[3,4]change</w:t>
       </w:r>
     </w:p>
     <w:p>
@@ -1175,6 +1715,14 @@
     </w:p>
     <w:p>
       <w:pPr>
+        <w:pStyle w:val="Heading2"/>
+      </w:pPr>
+      <w:r>
+        <w:t>Earlier wording, alternatives and picture transcripts · reference / check after trying</w:t>
+      </w:r>
+    </w:p>
+    <w:p>
+      <w:pPr>
         <w:pStyle w:val="Heading3"/>
       </w:pPr>
       <w:r>
@@ -1202,97 +1750,10 @@
     </w:p>
     <w:p>
       <w:pPr>
-        <w:spacing w:line="336" w:lineRule="auto" w:after="180"/>
-      </w:pPr>
-      <w:r>
-        <w:rPr>
-          <w:b w:val="0"/>
-        </w:rPr>
-        <w:t xml:space="preserve">Move a toy boundary with a bias while keeping its </w:t>
-      </w:r>
-      <w:r>
-        <w:rPr>
-          <w:b/>
-        </w:rPr>
-        <w:t>input</w:t>
-      </w:r>
-      <w:r>
-        <w:rPr>
-          <w:b w:val="0"/>
-        </w:rPr>
-        <w:t xml:space="preserve"> weights fixed.</w:t>
-      </w:r>
-    </w:p>
-    <w:p>
-      <w:pPr>
         <w:pStyle w:val="Heading3"/>
       </w:pPr>
       <w:r>
         <w:t>The facts we will use</w:t>
-      </w:r>
-    </w:p>
-    <w:p>
-      <w:pPr>
-        <w:pStyle w:val="Heading3"/>
-      </w:pPr>
-      <w:r>
-        <w:t>Supplied facts</w:t>
-      </w:r>
-    </w:p>
-    <w:p>
-      <w:pPr>
-        <w:spacing w:line="336" w:lineRule="auto" w:after="180"/>
-        <w:shd w:fill="F1F6FC"/>
-      </w:pPr>
-      <w:r>
-        <w:rPr>
-          <w:b w:val="0"/>
-        </w:rPr>
-        <w:t xml:space="preserve">Score z=2u-v-3; predict class 1 when z&gt;=0. </w:t>
-      </w:r>
-      <w:r>
-        <w:rPr>
-          <w:b/>
-        </w:rPr>
-        <w:t>Input</w:t>
-      </w:r>
-      <w:r>
-        <w:rPr>
-          <w:b w:val="0"/>
-        </w:rPr>
-        <w:t>sA=[2, 1], B=[1, 1].</w:t>
-      </w:r>
-    </w:p>
-    <w:p>
-      <w:pPr>
-        <w:pStyle w:val="Heading3"/>
-      </w:pPr>
-      <w:r>
-        <w:t>Supplied facts</w:t>
-      </w:r>
-    </w:p>
-    <w:p>
-      <w:pPr>
-        <w:spacing w:line="336" w:lineRule="auto" w:after="180"/>
-        <w:shd w:fill="F1F6FC"/>
-      </w:pPr>
-      <w:r>
-        <w:rPr>
-          <w:b w:val="0"/>
-        </w:rPr>
-        <w:t xml:space="preserve">All </w:t>
-      </w:r>
-      <w:r>
-        <w:rPr>
-          <w:b/>
-        </w:rPr>
-        <w:t>input</w:t>
-      </w:r>
-      <w:r>
-        <w:rPr>
-          <w:b w:val="0"/>
-        </w:rPr>
-        <w:t>s and outcomes in this worked example are invented classroom data; no real model run is claimed.</w:t>
       </w:r>
     </w:p>
     <w:p>
@@ -1300,7 +1761,7 @@
         <w:drawing>
           <wp:inline xmlns:a="http://schemas.openxmlformats.org/drawingml/2006/main" xmlns:pic="http://schemas.openxmlformats.org/drawingml/2006/picture">
             <wp:extent cx="5486400" cy="3218543"/>
-            <wp:docPr id="1" name="Picture 1" descr="Input A reaches the inclusive boundary"/>
+            <wp:docPr id="4" name="Picture 4" descr="Input A reaches the inclusive boundary"/>
             <wp:cNvGraphicFramePr>
               <a:graphicFrameLocks noChangeAspect="1"/>
             </wp:cNvGraphicFramePr>
@@ -1312,7 +1773,7 @@
                     <pic:cNvPicPr/>
                   </pic:nvPicPr>
                   <pic:blipFill>
-                    <a:blip r:embed="rId9"/>
+                    <a:blip r:embed="rId12"/>
                     <a:stretch>
                       <a:fillRect/>
                     </a:stretch>
@@ -1336,7 +1797,7 @@
         <w:drawing>
           <wp:inline xmlns:a="http://schemas.openxmlformats.org/drawingml/2006/main" xmlns:pic="http://schemas.openxmlformats.org/drawingml/2006/picture">
             <wp:extent cx="5486400" cy="5185229"/>
-            <wp:docPr id="2" name="Picture 2" descr="Bias terms and decision boundaries. Trace input A: A score=4-1-3=0, so class 1 at the declared inclusive boundary.. Trace input B: B score=2-1-3=-2, so class 0.. Read boundary: The boundary is v=2u-3; the bias sets its position."/>
+            <wp:docPr id="5" name="Picture 5" descr="Bias terms and decision boundaries. Trace input A: A score=4-1-3=0, so class 1 at the declared inclusive boundary.. Trace input B: B score=2-1-3=-2, so class 0.. Read boundary: The boundary is v=2u-3; the bias sets its position."/>
             <wp:cNvGraphicFramePr>
               <a:graphicFrameLocks noChangeAspect="1"/>
             </wp:cNvGraphicFramePr>
@@ -1348,7 +1809,7 @@
                     <pic:cNvPicPr/>
                   </pic:nvPicPr>
                   <pic:blipFill>
-                    <a:blip r:embed="rId10"/>
+                    <a:blip r:embed="rId13"/>
                     <a:stretch>
                       <a:fillRect/>
                     </a:stretch>
@@ -1372,114 +1833,7 @@
         <w:pStyle w:val="Heading3"/>
       </w:pPr>
       <w:r>
-        <w:t>Read the picture one step at a time</w:t>
-      </w:r>
-    </w:p>
-    <w:tbl>
-      <w:tblPr>
-        <w:tblStyle w:val="LightShading-Accent1"/>
-        <w:tblW w:type="auto" w:w="0"/>
-        <w:tblLook w:firstColumn="1" w:firstRow="1" w:lastColumn="0" w:lastRow="0" w:noHBand="0" w:noVBand="1" w:val="04A0"/>
-      </w:tblPr>
-      <w:tblGrid>
-        <w:gridCol w:w="5112"/>
-        <w:gridCol w:w="5112"/>
-      </w:tblGrid>
-      <w:tr>
-        <w:trPr>
-          <w:tblHeader/>
-        </w:trPr>
-        <w:tc>
-          <w:tcPr>
-            <w:tcW w:type="dxa" w:w="5112"/>
-          </w:tcPr>
-          <w:p>
-            <w:r>
-              <w:t>Step</w:t>
-            </w:r>
-          </w:p>
-        </w:tc>
-        <w:tc>
-          <w:tcPr>
-            <w:tcW w:type="dxa" w:w="5112"/>
-          </w:tcPr>
-          <w:p>
-            <w:r>
-              <w:t>What happens and why</w:t>
-            </w:r>
-          </w:p>
-        </w:tc>
-      </w:tr>
-      <w:tr>
-        <w:tc>
-          <w:tcPr>
-            <w:tcW w:type="dxa" w:w="5112"/>
-          </w:tcPr>
-          <w:p>
-            <w:r>
-              <w:t>1. Trace input A</w:t>
-            </w:r>
-          </w:p>
-        </w:tc>
-        <w:tc>
-          <w:tcPr>
-            <w:tcW w:type="dxa" w:w="5112"/>
-          </w:tcPr>
-          <w:p>
-            <w:r>
-              <w:t>A score=4-1-3=0, so class 1 at the declared inclusive boundary.</w:t>
-            </w:r>
-          </w:p>
-        </w:tc>
-      </w:tr>
-      <w:tr>
-        <w:tc>
-          <w:tcPr>
-            <w:tcW w:type="dxa" w:w="5112"/>
-          </w:tcPr>
-          <w:p>
-            <w:r>
-              <w:t>2. Trace input B</w:t>
-            </w:r>
-          </w:p>
-        </w:tc>
-        <w:tc>
-          <w:tcPr>
-            <w:tcW w:type="dxa" w:w="5112"/>
-          </w:tcPr>
-          <w:p>
-            <w:r>
-              <w:t>B score=2-1-3=-2, so class 0.</w:t>
-            </w:r>
-          </w:p>
-        </w:tc>
-      </w:tr>
-      <w:tr>
-        <w:tc>
-          <w:tcPr>
-            <w:tcW w:type="dxa" w:w="5112"/>
-          </w:tcPr>
-          <w:p>
-            <w:r>
-              <w:t>3. Read boundary</w:t>
-            </w:r>
-          </w:p>
-        </w:tc>
-        <w:tc>
-          <w:tcPr>
-            <w:tcW w:type="dxa" w:w="5112"/>
-          </w:tcPr>
-          <w:p>
-            <w:r>
-              <w:t>The boundary is v=2u-3; the bias sets its position.</w:t>
-            </w:r>
-          </w:p>
-        </w:tc>
-      </w:tr>
-    </w:tbl>
-    <w:p>
-      <w:r>
-        <w:t>Match each pictured step to the supplied facts. This is a worked teaching case, not an independent assessment.</w:t>
+        <w:t>Why this result follows</w:t>
       </w:r>
     </w:p>
     <w:p>
@@ -1487,158 +1841,33 @@
         <w:pStyle w:val="Heading3"/>
       </w:pPr>
       <w:r>
-        <w:t>Why this result follows</w:t>
-      </w:r>
-    </w:p>
-    <w:p>
-      <w:pPr>
-        <w:pStyle w:val="Heading3"/>
-      </w:pPr>
-      <w:r>
-        <w:t>Why the result follows</w:t>
+        <w:t>What this example does not establish</w:t>
+      </w:r>
+    </w:p>
+    <w:p>
+      <w:pPr>
+        <w:pStyle w:val="Heading1"/>
+      </w:pPr>
+      <w:r>
+        <w:t>07. Repair equality mistakes and automatic-improvement claims</w:t>
+      </w:r>
+    </w:p>
+    <w:p>
+      <w:r>
+        <w:t>Moving a boundary does not by itself supply better labelled outcomes.</w:t>
+      </w:r>
+    </w:p>
+    <w:p>
+      <w:pPr>
+        <w:pStyle w:val="Heading2"/>
+      </w:pPr>
+      <w:r>
+        <w:t>Origin,valid measurement domain and fixed slope</w:t>
       </w:r>
     </w:p>
     <w:p>
       <w:pPr>
         <w:spacing w:line="336" w:lineRule="auto" w:after="180"/>
-        <w:shd w:fill="F1F6FC"/>
-      </w:pPr>
-      <w:r>
-        <w:rPr>
-          <w:b w:val="0"/>
-        </w:rPr>
-        <w:t xml:space="preserve">The bias adds the same offset after the </w:t>
-      </w:r>
-      <w:r>
-        <w:rPr>
-          <w:b/>
-        </w:rPr>
-        <w:t>input</w:t>
-      </w:r>
-      <w:r>
-        <w:rPr>
-          <w:b w:val="0"/>
-        </w:rPr>
-        <w:t xml:space="preserve"> contributions. It moves the dividing line without changing the weights that set the line’s orientation. Class 1 includes score zero under our stated rule.</w:t>
-      </w:r>
-    </w:p>
-    <w:p>
-      <w:pPr>
-        <w:spacing w:line="336" w:lineRule="auto" w:after="180"/>
-        <w:shd w:fill="F1F6FC"/>
-      </w:pPr>
-      <w:r>
-        <w:rPr>
-          <w:b w:val="0"/>
-        </w:rPr>
-        <w:t>That is why B changes class when the bias rises by two: its score moves from minus two onto the included boundary.</w:t>
-      </w:r>
-    </w:p>
-    <w:p>
-      <w:pPr>
-        <w:pStyle w:val="Heading3"/>
-      </w:pPr>
-      <w:r>
-        <w:t>What this example does not establish</w:t>
-      </w:r>
-    </w:p>
-    <w:p>
-      <w:pPr>
-        <w:pStyle w:val="Heading3"/>
-      </w:pPr>
-      <w:r>
-        <w:t>Keep the stated limit</w:t>
-      </w:r>
-    </w:p>
-    <w:p>
-      <w:pPr>
-        <w:spacing w:line="336" w:lineRule="auto" w:after="180"/>
-        <w:shd w:fill="FFF5E6"/>
-      </w:pPr>
-      <w:r>
-        <w:rPr>
-          <w:b w:val="0"/>
-        </w:rPr>
-        <w:t>A linear boundary is a toy classifier rule. Raw score size does not automatically describe confidence or probability.</w:t>
-      </w:r>
-    </w:p>
-    <w:p>
-      <w:pPr>
-        <w:pStyle w:val="Heading3"/>
-      </w:pPr>
-      <w:r>
-        <w:t>Keep the stated limit</w:t>
-      </w:r>
-    </w:p>
-    <w:p>
-      <w:pPr>
-        <w:spacing w:line="336" w:lineRule="auto" w:after="180"/>
-        <w:shd w:fill="FFF5E6"/>
-      </w:pPr>
-      <w:r>
-        <w:rPr>
-          <w:b w:val="0"/>
-        </w:rPr>
-        <w:t xml:space="preserve">Read the labelled picture: Is B positive under the original or changed model? Point to the relevant step in the picture, then write the changed result and the rule or </w:t>
-      </w:r>
-      <w:r>
-        <w:rPr>
-          <w:b/>
-        </w:rPr>
-        <w:t>evidence</w:t>
-      </w:r>
-      <w:r>
-        <w:rPr>
-          <w:b w:val="0"/>
-        </w:rPr>
-        <w:t xml:space="preserve"> that supports it.</w:t>
-      </w:r>
-    </w:p>
-    <w:p>
-      <w:pPr>
-        <w:pStyle w:val="Heading3"/>
-      </w:pPr>
-      <w:r>
-        <w:t>Keep the stated limit</w:t>
-      </w:r>
-    </w:p>
-    <w:p>
-      <w:pPr>
-        <w:spacing w:line="336" w:lineRule="auto" w:after="180"/>
-        <w:shd w:fill="FFF5E6"/>
-      </w:pPr>
-      <w:r>
-        <w:rPr>
-          <w:b w:val="0"/>
-        </w:rPr>
-        <w:t>Change one thing: Change bias from -3 to-1. Predict the result before checking the explanation. What remains the same?</w:t>
-      </w:r>
-    </w:p>
-    <w:p>
-      <w:pPr>
-        <w:pStyle w:val="Heading1"/>
-      </w:pPr>
-      <w:r>
-        <w:t>07. Find and repair a mistake</w:t>
-      </w:r>
-    </w:p>
-    <w:p>
-      <w:r>
-        <w:t>Find the unsupported step in the Bias terms and decision boundaries claim and explain a repair using the supplied evidence.</w:t>
-      </w:r>
-    </w:p>
-    <w:p>
-      <w:pPr>
-        <w:pStyle w:val="Heading3"/>
-      </w:pPr>
-      <w:r>
-        <w:t>Check the claim against the facts</w:t>
-      </w:r>
-    </w:p>
-    <w:p>
-      <w:pPr>
-        <w:spacing w:line="336" w:lineRule="auto" w:after="180"/>
-        <w:shd w:fill="FFF5E6"/>
       </w:pPr>
       <w:r>
         <w:rPr>
@@ -1650,7 +1879,6 @@
     <w:p>
       <w:pPr>
         <w:spacing w:line="336" w:lineRule="auto" w:after="180"/>
-        <w:shd w:fill="FFF5E6"/>
       </w:pPr>
       <w:r>
         <w:rPr>
@@ -1661,16 +1889,7 @@
     </w:p>
     <w:p>
       <w:pPr>
-        <w:pStyle w:val="Heading3"/>
-      </w:pPr>
-      <w:r>
-        <w:t>Check the claim against the facts</w:t>
-      </w:r>
-    </w:p>
-    <w:p>
-      <w:pPr>
         <w:spacing w:line="336" w:lineRule="auto" w:after="180"/>
-        <w:shd w:fill="FFF5E6"/>
       </w:pPr>
       <w:r>
         <w:rPr>
@@ -1682,7 +1901,6 @@
     <w:p>
       <w:pPr>
         <w:spacing w:line="336" w:lineRule="auto" w:after="180"/>
-        <w:shd w:fill="FFF5E6"/>
       </w:pPr>
       <w:r>
         <w:rPr>
@@ -1705,46 +1923,101 @@
     </w:p>
     <w:p>
       <w:pPr>
+        <w:pStyle w:val="Heading2"/>
+      </w:pPr>
+      <w:r>
+        <w:t>Test inclusive versus strict equality</w:t>
+      </w:r>
+    </w:p>
+    <w:p>
+      <w:pPr>
+        <w:pStyle w:val="ListBullet"/>
+      </w:pPr>
+      <w:r>
+        <w:t>At [3, 3], compare prediction under z &gt;= 0 with prediction under z &gt; 0. Does changing this comparison move the zero line?</w:t>
+      </w:r>
+    </w:p>
+    <w:p>
+      <w:pPr>
         <w:pStyle w:val="Heading3"/>
       </w:pPr>
       <w:r>
+        <w:t>State one repair and the checks you would rerun.</w:t>
+      </w:r>
+    </w:p>
+    <w:p>
+      <w:r>
+        <w:t>________________________________________________________________</w:t>
+      </w:r>
+    </w:p>
+    <w:p>
+      <w:r>
+        <w:t>________________________________________________________________</w:t>
+      </w:r>
+    </w:p>
+    <w:p>
+      <w:r>
+        <w:t>________________________________________________________________</w:t>
+      </w:r>
+    </w:p>
+    <w:p>
+      <w:r>
+        <w:t>________________________________________________________________</w:t>
+      </w:r>
+    </w:p>
+    <w:p>
+      <w:r>
+        <w:t>________________________________________________________________</w:t>
+      </w:r>
+    </w:p>
+    <w:p>
+      <w:r>
+        <w:t>________________________________________________________________</w:t>
+      </w:r>
+    </w:p>
+    <w:p>
+      <w:pPr>
+        <w:pStyle w:val="Heading2"/>
+      </w:pPr>
+      <w:r>
+        <w:t>Earlier wording, alternatives and picture transcripts · reference / check after trying</w:t>
+      </w:r>
+    </w:p>
+    <w:p>
+      <w:pPr>
+        <w:pStyle w:val="Heading3"/>
+      </w:pPr>
+      <w:r>
         <w:t>Locate the earliest unsupported step</w:t>
       </w:r>
     </w:p>
     <w:p>
       <w:pPr>
-        <w:spacing w:line="336" w:lineRule="auto" w:after="180"/>
-        <w:shd w:fill="F5F1FB"/>
-      </w:pPr>
-      <w:r>
-        <w:rPr>
-          <w:b w:val="0"/>
-        </w:rPr>
-        <w:t xml:space="preserve">At [3, 3], compare </w:t>
-      </w:r>
-      <w:r>
-        <w:rPr>
-          <w:b/>
-        </w:rPr>
-        <w:t>prediction</w:t>
-      </w:r>
-      <w:r>
-        <w:rPr>
-          <w:b w:val="0"/>
-        </w:rPr>
-        <w:t xml:space="preserve"> under z &gt;= 0 with </w:t>
-      </w:r>
-      <w:r>
-        <w:rPr>
-          <w:b/>
-        </w:rPr>
-        <w:t>prediction</w:t>
-      </w:r>
-      <w:r>
-        <w:rPr>
-          <w:b w:val="0"/>
-        </w:rPr>
-        <w:t xml:space="preserve"> under z &gt; 0. Does changing this comparison move the zero line?</w:t>
+        <w:pStyle w:val="Heading1"/>
+      </w:pPr>
+      <w:r>
+        <w:t>08. Practise algebra,side checks and explanation</w:t>
+      </w:r>
+    </w:p>
+    <w:p>
+      <w:r>
+        <w:t>Each learner shows a score and deciding comparison.</w:t>
+      </w:r>
+    </w:p>
+    <w:p>
+      <w:pPr>
+        <w:pStyle w:val="Heading2"/>
+      </w:pPr>
+      <w:r>
+        <w:t>Current task and response</w:t>
+      </w:r>
+    </w:p>
+    <w:p>
+      <w:pPr>
+        <w:pStyle w:val="ListBullet"/>
+      </w:pPr>
+      <w:r>
+        <w:t>Use z = 2 times width - height - 3 at [5, 4]. Give the weighted sum, bias, final score and prediction under z &gt;= 0.</w:t>
       </w:r>
     </w:p>
     <w:p>
@@ -1752,7 +2025,7 @@
         <w:pStyle w:val="Heading3"/>
       </w:pPr>
       <w:r>
-        <w:t>State one repair and the checks you would rerun.</w:t>
+        <w:t>For [3, 4], compare z and prediction with bias -3 and bias -1. Explain which parameter changed.</w:t>
       </w:r>
     </w:p>
     <w:p>
@@ -1776,6 +2049,14 @@
       </w:r>
     </w:p>
     <w:p>
+      <w:pPr>
+        <w:pStyle w:val="Heading3"/>
+      </w:pPr>
+      <w:r>
+        <w:t>Explain your prediction to a partner before comparing results.</w:t>
+      </w:r>
+    </w:p>
+    <w:p>
       <w:r>
         <w:t>________________________________________________________________</w:t>
       </w:r>
@@ -1786,50 +2067,6 @@
       </w:r>
     </w:p>
     <w:p>
-      <w:pPr>
-        <w:pStyle w:val="Heading1"/>
-      </w:pPr>
-      <w:r>
-        <w:t>08. Practise together</w:t>
-      </w:r>
-    </w:p>
-    <w:p>
-      <w:r>
-        <w:t>Practise Bias terms and decision boundaries with support, then explain the deciding step in your own words.</w:t>
-      </w:r>
-    </w:p>
-    <w:p>
-      <w:pPr>
-        <w:spacing w:line="336" w:lineRule="auto" w:after="180"/>
-      </w:pPr>
-      <w:r>
-        <w:rPr>
-          <w:b w:val="0"/>
-        </w:rPr>
-        <w:t xml:space="preserve">Use z = 2 times width - height - 3 at [5, 4]. Give the weighted sum, bias, final score and </w:t>
-      </w:r>
-      <w:r>
-        <w:rPr>
-          <w:b/>
-        </w:rPr>
-        <w:t>prediction</w:t>
-      </w:r>
-      <w:r>
-        <w:rPr>
-          <w:b w:val="0"/>
-        </w:rPr>
-        <w:t xml:space="preserve"> under z &gt;= 0.</w:t>
-      </w:r>
-    </w:p>
-    <w:p>
-      <w:pPr>
-        <w:pStyle w:val="Heading3"/>
-      </w:pPr>
-      <w:r>
-        <w:t>For [3, 4], compare z and prediction with bias -3 and bias -1. Explain which parameter changed.</w:t>
-      </w:r>
-    </w:p>
-    <w:p>
       <w:r>
         <w:t>________________________________________________________________</w:t>
       </w:r>
@@ -1840,49 +2077,11 @@
       </w:r>
     </w:p>
     <w:p>
-      <w:r>
-        <w:t>________________________________________________________________</w:t>
-      </w:r>
-    </w:p>
-    <w:p>
-      <w:r>
-        <w:t>________________________________________________________________</w:t>
-      </w:r>
-    </w:p>
-    <w:p>
-      <w:pPr>
-        <w:pStyle w:val="Heading3"/>
-      </w:pPr>
-      <w:r>
-        <w:t>Explain your prediction to a partner before comparing results.</w:t>
-      </w:r>
-    </w:p>
-    <w:p>
-      <w:r>
-        <w:t>________________________________________________________________</w:t>
-      </w:r>
-    </w:p>
-    <w:p>
-      <w:r>
-        <w:t>________________________________________________________________</w:t>
-      </w:r>
-    </w:p>
-    <w:p>
-      <w:r>
-        <w:t>________________________________________________________________</w:t>
-      </w:r>
-    </w:p>
-    <w:p>
-      <w:r>
-        <w:t>________________________________________________________________</w:t>
-      </w:r>
-    </w:p>
-    <w:p>
-      <w:pPr>
-        <w:pStyle w:val="Heading3"/>
-      </w:pPr>
-      <w:r>
-        <w:t>Practise with less help: Plot and label the boundary</w:t>
+      <w:pPr>
+        <w:pStyle w:val="Heading2"/>
+      </w:pPr>
+      <w:r>
+        <w:t>Supported W2record</w:t>
       </w:r>
     </w:p>
     <w:p>
@@ -2012,93 +2211,49 @@
     </w:p>
     <w:p>
       <w:pPr>
+        <w:pStyle w:val="Heading2"/>
+      </w:pPr>
+      <w:r>
+        <w:t>Individual misconception check</w:t>
+      </w:r>
+    </w:p>
+    <w:p>
+      <w:pPr>
+        <w:pStyle w:val="ListBullet"/>
+      </w:pPr>
+      <w:r>
+        <w:t>Use the worked case for Bias terms and decision boundaries. Proposed explanation: “Add bias to each contribution”. Decide whether this explanation is supported. Point to the step or supplied fact that decides; explain your repair if needed.</w:t>
+      </w:r>
+    </w:p>
+    <w:p>
+      <w:pPr>
+        <w:pStyle w:val="ListBullet"/>
+      </w:pPr>
+      <w:r>
+        <w:t>Answer on your own before discussion. If you are unsure, say which step you need help with.</w:t>
+      </w:r>
+    </w:p>
+    <w:p>
+      <w:pPr>
+        <w:pStyle w:val="Heading2"/>
+      </w:pPr>
+      <w:r>
+        <w:t>Pictured boundary reasoning</w:t>
+      </w:r>
+    </w:p>
+    <w:p>
+      <w:pPr>
+        <w:pStyle w:val="ListBullet"/>
+      </w:pPr>
+      <w:r>
+        <w:t>Is B positive under the original or changed model? Point to the relevant step in the picture, then write the changed result and the rule or evidence that supports it.</w:t>
+      </w:r>
+    </w:p>
+    <w:p>
+      <w:pPr>
         <w:pStyle w:val="Heading3"/>
       </w:pPr>
       <w:r>
-        <w:t>Check your reasoning</w:t>
-      </w:r>
-    </w:p>
-    <w:p>
-      <w:pPr>
-        <w:spacing w:line="336" w:lineRule="auto" w:after="180"/>
-      </w:pPr>
-      <w:r>
-        <w:rPr>
-          <w:b w:val="0"/>
-        </w:rPr>
-        <w:t xml:space="preserve">Use the worked case for </w:t>
-      </w:r>
-      <w:r>
-        <w:rPr>
-          <w:b/>
-        </w:rPr>
-        <w:t>Bias term</w:t>
-      </w:r>
-      <w:r>
-        <w:rPr>
-          <w:b w:val="0"/>
-        </w:rPr>
-        <w:t>s and decision boundaries. Proposed explanation: “Add bias to each contribution”. Decide whether this explanation is supported.</w:t>
-      </w:r>
-    </w:p>
-    <w:p>
-      <w:pPr>
-        <w:spacing w:line="336" w:lineRule="auto" w:after="180"/>
-      </w:pPr>
-      <w:r>
-        <w:rPr>
-          <w:b w:val="0"/>
-        </w:rPr>
-        <w:t>Point to the step or supplied fact that decides; explain your repair if needed.</w:t>
-      </w:r>
-    </w:p>
-    <w:p>
-      <w:pPr>
-        <w:spacing w:line="336" w:lineRule="auto" w:after="180"/>
-      </w:pPr>
-      <w:r>
-        <w:rPr>
-          <w:b w:val="0"/>
-        </w:rPr>
-        <w:t>Answer on your own before discussion. If you are unsure, say which step you need help with.</w:t>
-      </w:r>
-    </w:p>
-    <w:p>
-      <w:pPr>
-        <w:pStyle w:val="Heading3"/>
-      </w:pPr>
-      <w:r>
-        <w:t>Explain the picture</w:t>
-      </w:r>
-    </w:p>
-    <w:p>
-      <w:pPr>
-        <w:spacing w:line="336" w:lineRule="auto" w:after="180"/>
-      </w:pPr>
-      <w:r>
-        <w:rPr>
-          <w:b w:val="0"/>
-        </w:rPr>
-        <w:t xml:space="preserve">Is B positive under the original or changed model? Point to the relevant step in the picture, then write the changed result and the rule or </w:t>
-      </w:r>
-      <w:r>
-        <w:rPr>
-          <w:b/>
-        </w:rPr>
-        <w:t>evidence</w:t>
-      </w:r>
-      <w:r>
-        <w:rPr>
-          <w:b w:val="0"/>
-        </w:rPr>
-        <w:t xml:space="preserve"> that supports it.</w:t>
-      </w:r>
-    </w:p>
-    <w:p>
-      <w:pPr>
-        <w:pStyle w:val="Heading3"/>
-      </w:pPr>
-      <w:r>
         <w:t>My explanation using a pictured step and the given facts</w:t>
       </w:r>
     </w:p>
@@ -2120,6 +2275,14 @@
     <w:p>
       <w:r>
         <w:t>________________________________________________________________</w:t>
+      </w:r>
+    </w:p>
+    <w:p>
+      <w:pPr>
+        <w:pStyle w:val="Heading2"/>
+      </w:pPr>
+      <w:r>
+        <w:t>Reserve the new independent model</w:t>
       </w:r>
     </w:p>
     <w:p>
@@ -2135,23 +2298,55 @@
     </w:p>
     <w:p>
       <w:pPr>
+        <w:pStyle w:val="Heading2"/>
+      </w:pPr>
+      <w:r>
+        <w:t>Earlier wording, alternatives and picture transcripts · reference / check after trying</w:t>
+      </w:r>
+    </w:p>
+    <w:p>
+      <w:pPr>
+        <w:pStyle w:val="Heading3"/>
+      </w:pPr>
+      <w:r>
+        <w:t>Practise with less help: Plot and label the boundary</w:t>
+      </w:r>
+    </w:p>
+    <w:p>
+      <w:pPr>
+        <w:pStyle w:val="Heading3"/>
+      </w:pPr>
+      <w:r>
+        <w:t>Check your reasoning</w:t>
+      </w:r>
+    </w:p>
+    <w:p>
+      <w:pPr>
+        <w:pStyle w:val="Heading3"/>
+      </w:pPr>
+      <w:r>
+        <w:t>Explain the picture</w:t>
+      </w:r>
+    </w:p>
+    <w:p>
+      <w:pPr>
         <w:pStyle w:val="Heading1"/>
       </w:pPr>
       <w:r>
-        <w:t>09. Run the investigation</w:t>
-      </w:r>
-    </w:p>
-    <w:p>
-      <w:r>
-        <w:t>Investigate Bias terms and decision boundaries. Record the prediction, actual observation or labelled paper trace, explanation and next test separately.</w:t>
-      </w:r>
-    </w:p>
-    <w:p>
-      <w:pPr>
-        <w:pStyle w:val="Heading3"/>
-      </w:pPr>
-      <w:r>
-        <w:t>Predict, investigate and preserve the evidence</w:t>
+        <w:t>09. Investigate both sides,equality and a controlled boundary shift</w:t>
+      </w:r>
+    </w:p>
+    <w:p>
+      <w:r>
+        <w:t>The complete probe set checks mathematical meaning and input assumptions.</w:t>
+      </w:r>
+    </w:p>
+    <w:p>
+      <w:pPr>
+        <w:pStyle w:val="Heading2"/>
+      </w:pPr>
+      <w:r>
+        <w:t>Complete current task and runnable classifier</w:t>
       </w:r>
     </w:p>
     <w:p>
@@ -2183,6 +2378,236 @@
         <w:t xml:space="preserve">    print(classify(3, height))</w:t>
         <w:br/>
         <w:t># (1, 1), (0, 1), (-1, 0)</w:t>
+      </w:r>
+    </w:p>
+    <w:p>
+      <w:pPr>
+        <w:pStyle w:val="Heading2"/>
+      </w:pPr>
+      <w:r>
+        <w:t>All supplied probes</w:t>
+      </w:r>
+    </w:p>
+    <w:tbl>
+      <w:tblPr>
+        <w:tblStyle w:val="LightShading-Accent1"/>
+        <w:tblW w:type="auto" w:w="0"/>
+        <w:tblLook w:firstColumn="1" w:firstRow="1" w:lastColumn="0" w:lastRow="0" w:noHBand="0" w:noVBand="1" w:val="04A0"/>
+      </w:tblPr>
+      <w:tblGrid>
+        <w:gridCol w:w="5112"/>
+        <w:gridCol w:w="5112"/>
+      </w:tblGrid>
+      <w:tr>
+        <w:trPr>
+          <w:tblHeader/>
+        </w:trPr>
+        <w:tc>
+          <w:tcPr>
+            <w:tcW w:type="dxa" w:w="5112"/>
+          </w:tcPr>
+          <w:p>
+            <w:r>
+              <w:t>Complete boundary probe</w:t>
+            </w:r>
+          </w:p>
+        </w:tc>
+        <w:tc>
+          <w:tcPr>
+            <w:tcW w:type="dxa" w:w="5112"/>
+          </w:tcPr>
+          <w:p>
+            <w:r>
+              <w:t>Expected score / class / action</w:t>
+            </w:r>
+          </w:p>
+        </w:tc>
+      </w:tr>
+      <w:tr>
+        <w:tc>
+          <w:tcPr>
+            <w:tcW w:type="dxa" w:w="5112"/>
+          </w:tcPr>
+          <w:p>
+            <w:r>
+              <w:t>Normal(4, 4), b−3</w:t>
+            </w:r>
+          </w:p>
+        </w:tc>
+        <w:tc>
+          <w:tcPr>
+            <w:tcW w:type="dxa" w:w="5112"/>
+          </w:tcPr>
+          <w:p>
+            <w:r>
+              <w:t>z1, class 1; below original line</w:t>
+            </w:r>
+          </w:p>
+        </w:tc>
+      </w:tr>
+      <w:tr>
+        <w:tc>
+          <w:tcPr>
+            <w:tcW w:type="dxa" w:w="5112"/>
+          </w:tcPr>
+          <w:p>
+            <w:r>
+              <w:t>Opposite side(4, 6), b−3</w:t>
+            </w:r>
+          </w:p>
+        </w:tc>
+        <w:tc>
+          <w:tcPr>
+            <w:tcW w:type="dxa" w:w="5112"/>
+          </w:tcPr>
+          <w:p>
+            <w:r>
+              <w:t>z−1, class 0; above original line</w:t>
+            </w:r>
+          </w:p>
+        </w:tc>
+      </w:tr>
+      <w:tr>
+        <w:tc>
+          <w:tcPr>
+            <w:tcW w:type="dxa" w:w="5112"/>
+          </w:tcPr>
+          <w:p>
+            <w:r>
+              <w:t>Equality(3, 3), b−3</w:t>
+            </w:r>
+          </w:p>
+        </w:tc>
+        <w:tc>
+          <w:tcPr>
+            <w:tcW w:type="dxa" w:w="5112"/>
+          </w:tcPr>
+          <w:p>
+            <w:r>
+              <w:t>z0, class 1 under≥0; class 0 if the rule changes to&gt;0</w:t>
+            </w:r>
+          </w:p>
+        </w:tc>
+      </w:tr>
+      <w:tr>
+        <w:tc>
+          <w:tcPr>
+            <w:tcW w:type="dxa" w:w="5112"/>
+          </w:tcPr>
+          <w:p>
+            <w:r>
+              <w:t>One-factor change(3, 4), b−3→−1</w:t>
+            </w:r>
+          </w:p>
+        </w:tc>
+        <w:tc>
+          <w:tcPr>
+            <w:tcW w:type="dxa" w:w="5112"/>
+          </w:tcPr>
+          <w:p>
+            <w:r>
+              <w:t>z−1→1, class 0→1; only bias changes</w:t>
+            </w:r>
+          </w:p>
+        </w:tc>
+      </w:tr>
+      <w:tr>
+        <w:tc>
+          <w:tcPr>
+            <w:tcW w:type="dxa" w:w="5112"/>
+          </w:tcPr>
+          <w:p>
+            <w:r>
+              <w:t>Missing height(3, None)</w:t>
+            </w:r>
+          </w:p>
+        </w:tc>
+        <w:tc>
+          <w:tcPr>
+            <w:tcW w:type="dxa" w:w="5112"/>
+          </w:tcPr>
+          <w:p>
+            <w:r>
+              <w:t>Outside valid numeric-measurement contract; request height before calling</w:t>
+            </w:r>
+          </w:p>
+        </w:tc>
+      </w:tr>
+      <w:tr>
+        <w:tc>
+          <w:tcPr>
+            <w:tcW w:type="dxa" w:w="5112"/>
+          </w:tcPr>
+          <w:p>
+            <w:r>
+              <w:t>Shifted units:height 40 mm passed as40 cm</w:t>
+            </w:r>
+          </w:p>
+        </w:tc>
+        <w:tc>
+          <w:tcPr>
+            <w:tcW w:type="dxa" w:w="5112"/>
+          </w:tcPr>
+          <w:p>
+            <w:r>
+              <w:t>Formula yields−37 instead of−1 at width 3; correct units before scoring</w:t>
+            </w:r>
+          </w:p>
+        </w:tc>
+      </w:tr>
+      <w:tr>
+        <w:tc>
+          <w:tcPr>
+            <w:tcW w:type="dxa" w:w="5112"/>
+          </w:tcPr>
+          <w:p>
+            <w:r>
+              <w:t>Increase bias without labelled outcomes</w:t>
+            </w:r>
+          </w:p>
+        </w:tc>
+        <w:tc>
+          <w:tcPr>
+            <w:tcW w:type="dxa" w:w="5112"/>
+          </w:tcPr>
+          <w:p>
+            <w:r>
+              <w:t>Can compute new scores; cannot establish accuracy or improvement</w:t>
+            </w:r>
+          </w:p>
+        </w:tc>
+      </w:tr>
+    </w:tbl>
+    <w:p>
+      <w:pPr>
+        <w:pStyle w:val="Heading2"/>
+      </w:pPr>
+      <w:r>
+        <w:t>Predict,plot,run or trace,and explain</w:t>
+      </w:r>
+    </w:p>
+    <w:p>
+      <w:pPr>
+        <w:pStyle w:val="ListNumber"/>
+      </w:pPr>
+      <w:r>
+        <w:t>Predict the complete probes, then use the supplied classify function in separate calls. Keep one output or error per call; mark paper traces as traces. On the graph mark the original boundary points and both sides before adding the dashed changed line. The function assumes valid numbers in cm and does not validate missing values or units; check the input schema first. For an actual model comparison, retain labels and the same evaluation cases and split roles. Changes informed by final errors create a development revision, not an untouched final result.</w:t>
+      </w:r>
+    </w:p>
+    <w:p>
+      <w:pPr>
+        <w:pStyle w:val="ListNumber"/>
+      </w:pPr>
+      <w:r>
+        <w:t>On paper, trace the supplied procedure. If code is provided, predict before running it in a local practice file. Never write an expected answer as though it were an observed run.</w:t>
+      </w:r>
+    </w:p>
+    <w:p>
+      <w:pPr>
+        <w:pStyle w:val="Heading2"/>
+      </w:pPr>
+      <w:r>
+        <w:t>Keep the evidence ledger</w:t>
       </w:r>
     </w:p>
     <w:tbl>
@@ -2329,7 +2754,15 @@
         <w:rPr>
           <w:b w:val="0"/>
         </w:rPr>
-        <w:t>On paper, trace the supplied procedure. If code is provided, predict before running it in a local practice file. Never write an expected answer as though it were an observed run.</w:t>
+        <w:t>Before trying: what do I expect, and why? While trying: which step could first go wrong? Afterwards: what did I actually observe, and what should change? Keep “not run” if you only traced the procedure.</w:t>
+      </w:r>
+    </w:p>
+    <w:p>
+      <w:pPr>
+        <w:pStyle w:val="Heading2"/>
+      </w:pPr>
+      <w:r>
+        <w:t>Earlier wording, alternatives and picture transcripts · reference / check after trying</w:t>
       </w:r>
     </w:p>
     <w:p>
@@ -2337,7 +2770,36 @@
         <w:pStyle w:val="Heading3"/>
       </w:pPr>
       <w:r>
+        <w:t>Predict, investigate and preserve the evidence</w:t>
+      </w:r>
+    </w:p>
+    <w:p>
+      <w:pPr>
+        <w:pStyle w:val="Heading3"/>
+      </w:pPr>
+      <w:r>
         <w:t>Plan → try → check</w:t>
+      </w:r>
+    </w:p>
+    <w:p>
+      <w:pPr>
+        <w:pStyle w:val="Heading1"/>
+      </w:pPr>
+      <w:r>
+        <w:t>14. Try alone: derive a different model’s boundary</w:t>
+      </w:r>
+    </w:p>
+    <w:p>
+      <w:r>
+        <w:t>Use the new weights,bias and equality rule supplied here.</w:t>
+      </w:r>
+    </w:p>
+    <w:p>
+      <w:pPr>
+        <w:pStyle w:val="Heading2"/>
+      </w:pPr>
+      <w:r>
+        <w:t>Complete new independent formula and tasks</w:t>
       </w:r>
     </w:p>
     <w:p>
@@ -2348,99 +2810,217 @@
         <w:rPr>
           <w:b w:val="0"/>
         </w:rPr>
-        <w:t>Before trying: what do I expect, and why? While trying: which step could first go wrong? Afterwards: what did I actually observe, and what should change? Keep “not run” if you only traced the procedure.</w:t>
-      </w:r>
-    </w:p>
-    <w:p>
-      <w:pPr>
-        <w:pStyle w:val="Heading1"/>
-      </w:pPr>
-      <w:r>
-        <w:t>10. Build your understanding</w:t>
-      </w:r>
-    </w:p>
-    <w:p>
-      <w:r>
-        <w:t>Move from recall to tracing, diagnosis and transfer in Bias terms and decision boundaries. Explain why each step is justified.</w:t>
-      </w:r>
-    </w:p>
-    <w:p>
-      <w:pPr>
-        <w:pStyle w:val="Heading3"/>
-      </w:pPr>
-      <w:r>
-        <w:t>Explain → apply → challenge</w:t>
-      </w:r>
-    </w:p>
-    <w:p>
-      <w:pPr>
-        <w:spacing w:line="336" w:lineRule="auto" w:after="180"/>
-      </w:pPr>
+        <w:t xml:space="preserve">A new model has w = [-1, 2], b = -2, </w:t>
+      </w:r>
+      <w:r>
+        <w:rPr>
+          <w:b/>
+        </w:rPr>
+        <w:t>input</w:t>
+      </w:r>
       <w:r>
         <w:rPr>
           <w:b w:val="0"/>
         </w:rPr>
-        <w:t xml:space="preserve">Use z = 2 times width - height - 3 at [5, 4]. Give the weighted sum, bias, final score and </w:t>
+        <w:t>s [u, v] and class 1 when z &gt;= 0. Calculate scores and classes for [2, 1], [2, 2], [2, 3]. Write the boundary as v in terms of u. Then change only b to 0 and recompute [2, 1].</w:t>
+      </w:r>
+    </w:p>
+    <w:p>
+      <w:pPr>
+        <w:pStyle w:val="Heading2"/>
+      </w:pPr>
+      <w:r>
+        <w:t>First attempt and support record</w:t>
+      </w:r>
+    </w:p>
+    <w:p>
+      <w:pPr>
+        <w:pStyle w:val="Heading3"/>
+      </w:pPr>
+      <w:r>
+        <w:t>My independent explanation, trace and limits</w:t>
+      </w:r>
+    </w:p>
+    <w:p>
+      <w:r>
+        <w:t>________________________________________________________________</w:t>
+      </w:r>
+    </w:p>
+    <w:p>
+      <w:r>
+        <w:t>________________________________________________________________</w:t>
+      </w:r>
+    </w:p>
+    <w:p>
+      <w:r>
+        <w:t>________________________________________________________________</w:t>
+      </w:r>
+    </w:p>
+    <w:p>
+      <w:r>
+        <w:t>________________________________________________________________</w:t>
+      </w:r>
+    </w:p>
+    <w:p>
+      <w:r>
+        <w:t>________________________________________________________________</w:t>
+      </w:r>
+    </w:p>
+    <w:p>
+      <w:r>
+        <w:t>________________________________________________________________</w:t>
+      </w:r>
+    </w:p>
+    <w:p>
+      <w:r>
+        <w:t>________________________________________________________________</w:t>
+      </w:r>
+    </w:p>
+    <w:p>
+      <w:pPr>
+        <w:spacing w:line="336" w:lineRule="auto" w:after="180"/>
+      </w:pPr>
+      <w:r>
+        <w:rPr>
+          <w:b w:val="0"/>
+        </w:rPr>
+        <w:t>Attempt this case before feedback. Record any help. Earlier examples below are further practice; a case already practised with feedback cannot establish fresh transfer.</w:t>
+      </w:r>
+    </w:p>
+    <w:p>
+      <w:pPr>
+        <w:pStyle w:val="Heading2"/>
+      </w:pPr>
+      <w:r>
+        <w:t>Use feedback after trying</w:t>
+      </w:r>
+    </w:p>
+    <w:p>
+      <w:pPr>
+        <w:spacing w:line="336" w:lineRule="auto" w:after="180"/>
+      </w:pPr>
+      <w:r>
+        <w:rPr>
+          <w:b w:val="0"/>
+        </w:rPr>
+        <w:t>Attempt the independent case before hints. Record whether you worked alone, used a hint or followed a model. After feedback, fix the first unsupported step and explain why it changed.</w:t>
+      </w:r>
+    </w:p>
+    <w:p>
+      <w:pPr>
+        <w:spacing w:line="336" w:lineRule="auto" w:after="180"/>
+      </w:pPr>
+      <w:r>
+        <w:rPr>
+          <w:b w:val="0"/>
+        </w:rPr>
+        <w:t>A later check uses a changed case, not a copied answer.</w:t>
+      </w:r>
+    </w:p>
+    <w:p>
+      <w:pPr>
+        <w:pStyle w:val="Heading2"/>
+      </w:pPr>
+      <w:r>
+        <w:t>Earlier wording, alternatives and picture transcripts · reference / check after trying</w:t>
+      </w:r>
+    </w:p>
+    <w:p>
+      <w:pPr>
+        <w:pStyle w:val="Heading3"/>
+      </w:pPr>
+      <w:r>
+        <w:t>Independent case: Analyse a new model independently</w:t>
+      </w:r>
+    </w:p>
+    <w:p>
+      <w:pPr>
+        <w:pStyle w:val="Heading3"/>
+      </w:pPr>
+      <w:r>
+        <w:t>Attempt this without hints</w:t>
+      </w:r>
+    </w:p>
+    <w:p>
+      <w:pPr>
+        <w:spacing w:line="336" w:lineRule="auto" w:after="180"/>
+      </w:pPr>
+      <w:r>
+        <w:rPr>
+          <w:b w:val="0"/>
+        </w:rPr>
+        <w:t xml:space="preserve">A new model has w = [-1, 2], b = -2, </w:t>
       </w:r>
       <w:r>
         <w:rPr>
           <w:b/>
         </w:rPr>
-        <w:t>prediction</w:t>
+        <w:t>input</w:t>
       </w:r>
       <w:r>
         <w:rPr>
           <w:b w:val="0"/>
         </w:rPr>
-        <w:t xml:space="preserve"> under z &gt;= 0.</w:t>
+        <w:t>s [u, v] and class 1 when z &gt;= 0. Calculate scores and classes for [2, 1], [2, 2], [2, 3]. Write the boundary as v in terms of u. Then change only b to 0 and recompute [2, 1].</w:t>
+      </w:r>
+    </w:p>
+    <w:p>
+      <w:pPr>
+        <w:pStyle w:val="Heading3"/>
+      </w:pPr>
+      <w:r>
+        <w:t>My independent procedure, result and limitation</w:t>
+      </w:r>
+    </w:p>
+    <w:p>
+      <w:r>
+        <w:t>________________________________________________________________</w:t>
+      </w:r>
+    </w:p>
+    <w:p>
+      <w:r>
+        <w:t>________________________________________________________________</w:t>
+      </w:r>
+    </w:p>
+    <w:p>
+      <w:r>
+        <w:t>________________________________________________________________</w:t>
+      </w:r>
+    </w:p>
+    <w:p>
+      <w:r>
+        <w:t>________________________________________________________________</w:t>
+      </w:r>
+    </w:p>
+    <w:p>
+      <w:r>
+        <w:t>________________________________________________________________</w:t>
+      </w:r>
+    </w:p>
+    <w:p>
+      <w:r>
+        <w:t>________________________________________________________________</w:t>
+      </w:r>
+    </w:p>
+    <w:p>
+      <w:r>
+        <w:t>________________________________________________________________</w:t>
+      </w:r>
+    </w:p>
+    <w:p>
+      <w:r>
+        <w:t>________________________________________________________________</w:t>
       </w:r>
     </w:p>
     <w:p>
       <w:pPr>
         <w:spacing w:line="336" w:lineRule="auto" w:after="180"/>
-        <w:shd w:fill="F5F1FB"/>
       </w:pPr>
       <w:r>
         <w:rPr>
           <w:b w:val="0"/>
         </w:rPr>
-        <w:t xml:space="preserve">At [3, 3], compare </w:t>
-      </w:r>
-      <w:r>
-        <w:rPr>
-          <w:b/>
-        </w:rPr>
-        <w:t>prediction</w:t>
-      </w:r>
-      <w:r>
-        <w:rPr>
-          <w:b w:val="0"/>
-        </w:rPr>
-        <w:t xml:space="preserve"> under z &gt;= 0 with </w:t>
-      </w:r>
-      <w:r>
-        <w:rPr>
-          <w:b/>
-        </w:rPr>
-        <w:t>prediction</w:t>
-      </w:r>
-      <w:r>
-        <w:rPr>
-          <w:b w:val="0"/>
-        </w:rPr>
-        <w:t xml:space="preserve"> under z &gt; 0. Does changing this comparison move the zero line?</w:t>
-      </w:r>
-    </w:p>
-    <w:p>
-      <w:pPr>
-        <w:spacing w:line="336" w:lineRule="auto" w:after="180"/>
-        <w:shd w:fill="F5F1FB"/>
-      </w:pPr>
-      <w:r>
-        <w:rPr>
-          <w:b w:val="0"/>
-        </w:rPr>
-        <w:t>A teammate says that raising b must improve the model because all scores rise. What information is needed before accepting an improvement claim?</w:t>
+        <w:t>Record support used: none, hint or teacher explanation. After feedback, a different case is needed to demonstrate independence.</w:t>
       </w:r>
     </w:p>
     <w:p>
@@ -2448,32 +3028,7 @@
         <w:pStyle w:val="Heading3"/>
       </w:pPr>
       <w:r>
-        <w:t>Explain which evidence supports your conclusion and which claim remains unproved.</w:t>
-      </w:r>
-    </w:p>
-    <w:p>
-      <w:r>
-        <w:t>________________________________________________________________</w:t>
-      </w:r>
-    </w:p>
-    <w:p>
-      <w:r>
-        <w:t>________________________________________________________________</w:t>
-      </w:r>
-    </w:p>
-    <w:p>
-      <w:r>
-        <w:t>________________________________________________________________</w:t>
-      </w:r>
-    </w:p>
-    <w:p>
-      <w:r>
-        <w:t>________________________________________________________________</w:t>
-      </w:r>
-    </w:p>
-    <w:p>
-      <w:r>
-        <w:t>________________________________________________________________</w:t>
+        <w:t>Use feedback to improve</w:t>
       </w:r>
     </w:p>
     <w:p>
@@ -2481,12 +3036,20 @@
         <w:pStyle w:val="Heading1"/>
       </w:pPr>
       <w:r>
-        <w:t>11. Connect your project</w:t>
-      </w:r>
-    </w:p>
-    <w:p>
-      <w:r>
-        <w:t>Apply this week’s idea to Image-pattern Network Investigation. Keep an annotated decision and the evidence supporting it.</w:t>
+        <w:t>11. Keep the formula,threshold and graph in one project record</w:t>
+      </w:r>
+    </w:p>
+    <w:p>
+      <w:r>
+        <w:t>A reader should be able to recompute the same prediction.</w:t>
+      </w:r>
+    </w:p>
+    <w:p>
+      <w:pPr>
+        <w:pStyle w:val="Heading2"/>
+      </w:pPr>
+      <w:r>
+        <w:t>Project artifact and evidence table</w:t>
       </w:r>
     </w:p>
     <w:p>
@@ -2689,10 +3252,10 @@
     </w:tbl>
     <w:p>
       <w:pPr>
-        <w:pStyle w:val="Heading3"/>
-      </w:pPr>
-      <w:r>
-        <w:t>Evidence for your project</w:t>
+        <w:pStyle w:val="Heading2"/>
+      </w:pPr>
+      <w:r>
+        <w:t>Actual evidence and scope</w:t>
       </w:r>
     </w:p>
     <w:p>
@@ -2731,15 +3294,88 @@
     </w:p>
     <w:p>
       <w:pPr>
+        <w:pStyle w:val="Heading2"/>
+      </w:pPr>
+      <w:r>
+        <w:t>Earlier wording, alternatives and picture transcripts · reference / check after trying</w:t>
+      </w:r>
+    </w:p>
+    <w:p>
+      <w:pPr>
+        <w:pStyle w:val="Heading3"/>
+      </w:pPr>
+      <w:r>
+        <w:t>Evidence for your project</w:t>
+      </w:r>
+    </w:p>
+    <w:p>
+      <w:pPr>
         <w:pStyle w:val="Heading1"/>
       </w:pPr>
       <w:r>
-        <w:t>12. Show what you know</w:t>
-      </w:r>
-    </w:p>
-    <w:p>
-      <w:r>
-        <w:t>Use a genuinely new case for independent evidence. Previously discussed examples remain practice; use the separately named independent case before feedback.</w:t>
+        <w:t>16. Finish with a boundary point and its equality decision</w:t>
+      </w:r>
+    </w:p>
+    <w:p>
+      <w:r>
+        <w:t>Explain the controlled change without claiming unmeasured improvement.</w:t>
+      </w:r>
+    </w:p>
+    <w:p>
+      <w:pPr>
+        <w:pStyle w:val="Heading2"/>
+      </w:pPr>
+      <w:r>
+        <w:t>Retrieve and explain</w:t>
+      </w:r>
+    </w:p>
+    <w:p>
+      <w:pPr>
+        <w:pStyle w:val="ListBullet"/>
+      </w:pPr>
+      <w:r>
+        <w:t>Close your notes. Explain this goal in your own words: Calculate a weighted score with a bias term</w:t>
+      </w:r>
+    </w:p>
+    <w:p>
+      <w:pPr>
+        <w:pStyle w:val="Heading3"/>
+      </w:pPr>
+      <w:r>
+        <w:t>My deciding step, evidence and one remaining question</w:t>
+      </w:r>
+    </w:p>
+    <w:p>
+      <w:r>
+        <w:t>________________________________________________________________</w:t>
+      </w:r>
+    </w:p>
+    <w:p>
+      <w:r>
+        <w:t>________________________________________________________________</w:t>
+      </w:r>
+    </w:p>
+    <w:p>
+      <w:r>
+        <w:t>________________________________________________________________</w:t>
+      </w:r>
+    </w:p>
+    <w:p>
+      <w:r>
+        <w:t>________________________________________________________________</w:t>
+      </w:r>
+    </w:p>
+    <w:p>
+      <w:r>
+        <w:t>________________________________________________________________</w:t>
+      </w:r>
+    </w:p>
+    <w:p>
+      <w:pPr>
+        <w:pStyle w:val="Heading2"/>
+      </w:pPr>
+      <w:r>
+        <w:t>Plan a changed-case return</w:t>
       </w:r>
     </w:p>
     <w:p>
@@ -2750,7 +3386,7 @@
         <w:rPr>
           <w:b w:val="0"/>
         </w:rPr>
-        <w:t xml:space="preserve">The boundary states what this particular formula predicts. It does not establish the true classes of all possible </w:t>
+        <w:t xml:space="preserve">If you are unsure, return to the worked picture and explain one arrow. If you are ready, change an </w:t>
       </w:r>
       <w:r>
         <w:rPr>
@@ -2762,18 +3398,7 @@
         <w:rPr>
           <w:b w:val="0"/>
         </w:rPr>
-        <w:t>s.</w:t>
-      </w:r>
-    </w:p>
-    <w:p>
-      <w:pPr>
-        <w:spacing w:line="336" w:lineRule="auto" w:after="180"/>
-      </w:pPr>
-      <w:r>
-        <w:rPr>
-          <w:b w:val="0"/>
-        </w:rPr>
-        <w:t xml:space="preserve">A point very far from the line need not have a reliable </w:t>
+        <w:t xml:space="preserve"> or assumption and justify your </w:t>
       </w:r>
       <w:r>
         <w:rPr>
@@ -2785,35 +3410,7 @@
         <w:rPr>
           <w:b w:val="0"/>
         </w:rPr>
-        <w:t xml:space="preserve"> when the model, features or data are inappropriate. The raw score is not calibrated confidence or a physical distance from the line.</w:t>
-      </w:r>
-    </w:p>
-    <w:p>
-      <w:pPr>
-        <w:pStyle w:val="Heading3"/>
-      </w:pPr>
-      <w:r>
-        <w:t>A team changes b after seeing final-test mistakes and reports the same cases as an untouched test of the new model. Explain the error and the next step.</w:t>
-      </w:r>
-    </w:p>
-    <w:p>
-      <w:r>
-        <w:t>________________________________________________________________</w:t>
-      </w:r>
-    </w:p>
-    <w:p>
-      <w:r>
-        <w:t>________________________________________________________________</w:t>
-      </w:r>
-    </w:p>
-    <w:p>
-      <w:r>
-        <w:t>________________________________________________________________</w:t>
-      </w:r>
-    </w:p>
-    <w:p>
-      <w:r>
-        <w:t>________________________________________________________________</w:t>
+        <w:t>.</w:t>
       </w:r>
     </w:p>
     <w:p>
@@ -2824,18 +3421,247 @@
         <w:rPr>
           <w:b w:val="0"/>
         </w:rPr>
-        <w:t>Next week, we transform scores with activation functions before discussing layers.</w:t>
-      </w:r>
-    </w:p>
-    <w:p>
-      <w:pPr>
-        <w:spacing w:line="336" w:lineRule="auto" w:after="180"/>
-        <w:shd w:fill="F5F1FB"/>
-      </w:pPr>
+        <w:t xml:space="preserve">Save your workbook </w:t>
+      </w:r>
+      <w:r>
+        <w:rPr>
+          <w:b/>
+        </w:rPr>
+        <w:t>evidence</w:t>
+      </w:r>
       <w:r>
         <w:rPr>
           <w:b w:val="0"/>
         </w:rPr>
+        <w:t>. At the next review, try a different case before opening your old answer.</w:t>
+      </w:r>
+    </w:p>
+    <w:p>
+      <w:pPr>
+        <w:pStyle w:val="Heading1"/>
+      </w:pPr>
+      <w:r>
+        <w:t>Reference bank and extra practice</w:t>
+      </w:r>
+    </w:p>
+    <w:p>
+      <w:pPr>
+        <w:pStyle w:val="Heading1"/>
+      </w:pPr>
+      <w:r>
+        <w:t>05. Reference · Use the mathematical words precisely</w:t>
+      </w:r>
+    </w:p>
+    <w:p>
+      <w:r>
+        <w:t>Connect each term to a value or step in the current example.</w:t>
+      </w:r>
+    </w:p>
+    <w:p>
+      <w:pPr>
+        <w:pStyle w:val="Heading2"/>
+      </w:pPr>
+      <w:r>
+        <w:t>Vocabulary and your explanation</w:t>
+      </w:r>
+    </w:p>
+    <w:tbl>
+      <w:tblPr>
+        <w:tblStyle w:val="LightShading-Accent1"/>
+        <w:tblW w:type="auto" w:w="0"/>
+        <w:tblLook w:firstColumn="1" w:firstRow="1" w:lastColumn="0" w:lastRow="0" w:noHBand="0" w:noVBand="1" w:val="04A0"/>
+      </w:tblPr>
+      <w:tblGrid>
+        <w:gridCol w:w="5112"/>
+        <w:gridCol w:w="5112"/>
+      </w:tblGrid>
+      <w:tr>
+        <w:trPr>
+          <w:tblHeader/>
+        </w:trPr>
+        <w:tc>
+          <w:tcPr>
+            <w:tcW w:type="dxa" w:w="5112"/>
+          </w:tcPr>
+          <w:p>
+            <w:r>
+              <w:t>Word</w:t>
+            </w:r>
+          </w:p>
+        </w:tc>
+        <w:tc>
+          <w:tcPr>
+            <w:tcW w:type="dxa" w:w="5112"/>
+          </w:tcPr>
+          <w:p>
+            <w:r>
+              <w:t>Meaning</w:t>
+            </w:r>
+          </w:p>
+        </w:tc>
+      </w:tr>
+      <w:tr>
+        <w:tc>
+          <w:tcPr>
+            <w:tcW w:type="dxa" w:w="5112"/>
+          </w:tcPr>
+          <w:p>
+            <w:r>
+              <w:t>Bias term</w:t>
+            </w:r>
+          </w:p>
+        </w:tc>
+        <w:tc>
+          <w:tcPr>
+            <w:tcW w:type="dxa" w:w="5112"/>
+          </w:tcPr>
+          <w:p>
+            <w:r>
+              <w:t>An additive parameter applied after a weighted sum</w:t>
+            </w:r>
+          </w:p>
+        </w:tc>
+      </w:tr>
+      <w:tr>
+        <w:tc>
+          <w:tcPr>
+            <w:tcW w:type="dxa" w:w="5112"/>
+          </w:tcPr>
+          <w:p>
+            <w:r>
+              <w:t>Decision boundary</w:t>
+            </w:r>
+          </w:p>
+        </w:tc>
+        <w:tc>
+          <w:tcPr>
+            <w:tcW w:type="dxa" w:w="5112"/>
+          </w:tcPr>
+          <w:p>
+            <w:r>
+              <w:t>Input locations where the declared classification rule changes class</w:t>
+            </w:r>
+          </w:p>
+        </w:tc>
+      </w:tr>
+      <w:tr>
+        <w:tc>
+          <w:tcPr>
+            <w:tcW w:type="dxa" w:w="5112"/>
+          </w:tcPr>
+          <w:p>
+            <w:r>
+              <w:t>Affine function</w:t>
+            </w:r>
+          </w:p>
+        </w:tc>
+        <w:tc>
+          <w:tcPr>
+            <w:tcW w:type="dxa" w:w="5112"/>
+          </w:tcPr>
+          <w:p>
+            <w:r>
+              <w:t>A weighted sum plus a constant offset</w:t>
+            </w:r>
+          </w:p>
+        </w:tc>
+      </w:tr>
+      <w:tr>
+        <w:tc>
+          <w:tcPr>
+            <w:tcW w:type="dxa" w:w="5112"/>
+          </w:tcPr>
+          <w:p>
+            <w:r>
+              <w:t>Threshold rule</w:t>
+            </w:r>
+          </w:p>
+        </w:tc>
+        <w:tc>
+          <w:tcPr>
+            <w:tcW w:type="dxa" w:w="5112"/>
+          </w:tcPr>
+          <w:p>
+            <w:r>
+              <w:t>A stated comparison that converts a score into a class</w:t>
+            </w:r>
+          </w:p>
+        </w:tc>
+      </w:tr>
+    </w:tbl>
+    <w:p>
+      <w:pPr>
+        <w:pStyle w:val="Heading3"/>
+      </w:pPr>
+      <w:r>
+        <w:t>Use two terms to explain a step in this week’s example.</w:t>
+      </w:r>
+    </w:p>
+    <w:p>
+      <w:r>
+        <w:t>________________________________________________________________</w:t>
+      </w:r>
+    </w:p>
+    <w:p>
+      <w:r>
+        <w:t>________________________________________________________________</w:t>
+      </w:r>
+    </w:p>
+    <w:p>
+      <w:r>
+        <w:t>________________________________________________________________</w:t>
+      </w:r>
+    </w:p>
+    <w:p>
+      <w:pPr>
+        <w:pStyle w:val="Heading1"/>
+      </w:pPr>
+      <w:r>
+        <w:t>10. Extra challenge · Explain a stronger case</w:t>
+      </w:r>
+    </w:p>
+    <w:p>
+      <w:r>
+        <w:t>Choose the next challenge after the main route.</w:t>
+      </w:r>
+    </w:p>
+    <w:p>
+      <w:pPr>
+        <w:pStyle w:val="Heading2"/>
+      </w:pPr>
+      <w:r>
+        <w:t>Explain,repair and extend</w:t>
+      </w:r>
+    </w:p>
+    <w:p>
+      <w:pPr>
+        <w:pStyle w:val="Heading3"/>
+      </w:pPr>
+      <w:r>
+        <w:t>Explain → apply → challenge</w:t>
+      </w:r>
+    </w:p>
+    <w:p>
+      <w:pPr>
+        <w:pStyle w:val="ListBullet"/>
+      </w:pPr>
+      <w:r>
+        <w:t>Use z = 2 times width - height - 3 at [5, 4]. Give the weighted sum, bias, final score and prediction under z &gt;= 0.</w:t>
+      </w:r>
+    </w:p>
+    <w:p>
+      <w:pPr>
+        <w:pStyle w:val="ListBullet"/>
+      </w:pPr>
+      <w:r>
+        <w:t>At [3, 3], compare prediction under z &gt;= 0 with prediction under z &gt; 0. Does changing this comparison move the zero line?</w:t>
+      </w:r>
+    </w:p>
+    <w:p>
+      <w:pPr>
+        <w:pStyle w:val="ListBullet"/>
+      </w:pPr>
+      <w:r>
         <w:t>A teammate says that raising b must improve the model because all scores rise. What information is needed before accepting an improvement claim?</w:t>
       </w:r>
     </w:p>
@@ -2844,6 +3670,112 @@
         <w:pStyle w:val="Heading3"/>
       </w:pPr>
       <w:r>
+        <w:t>Explain which evidence supports your conclusion and which claim remains unproved.</w:t>
+      </w:r>
+    </w:p>
+    <w:p>
+      <w:r>
+        <w:t>________________________________________________________________</w:t>
+      </w:r>
+    </w:p>
+    <w:p>
+      <w:r>
+        <w:t>________________________________________________________________</w:t>
+      </w:r>
+    </w:p>
+    <w:p>
+      <w:r>
+        <w:t>________________________________________________________________</w:t>
+      </w:r>
+    </w:p>
+    <w:p>
+      <w:r>
+        <w:t>________________________________________________________________</w:t>
+      </w:r>
+    </w:p>
+    <w:p>
+      <w:r>
+        <w:t>________________________________________________________________</w:t>
+      </w:r>
+    </w:p>
+    <w:p>
+      <w:pPr>
+        <w:pStyle w:val="Heading1"/>
+      </w:pPr>
+      <w:r>
+        <w:t>12. Reference · Check the representation and its limits</w:t>
+      </w:r>
+    </w:p>
+    <w:p>
+      <w:r>
+        <w:t>Use after practice;reserve the new independent weights[−1,2]model for the first individual attempt.</w:t>
+      </w:r>
+    </w:p>
+    <w:p>
+      <w:pPr>
+        <w:pStyle w:val="Heading2"/>
+      </w:pPr>
+      <w:r>
+        <w:t>Current explanation and response</w:t>
+      </w:r>
+    </w:p>
+    <w:p>
+      <w:pPr>
+        <w:pStyle w:val="ListBullet"/>
+      </w:pPr>
+      <w:r>
+        <w:t>The boundary states what this particular formula predicts. It does not establish the true classes of all possible inputs. A point very far from the line need not have a reliable prediction when the model, features or data are inappropriate. The raw score is not calibrated confidence or a physical distance from the line.</w:t>
+      </w:r>
+    </w:p>
+    <w:p>
+      <w:pPr>
+        <w:pStyle w:val="Heading3"/>
+      </w:pPr>
+      <w:r>
+        <w:t>A team changes b after seeing final-test mistakes and reports the same cases as an untouched test of the new model. Explain the error and the next step.</w:t>
+      </w:r>
+    </w:p>
+    <w:p>
+      <w:r>
+        <w:t>________________________________________________________________</w:t>
+      </w:r>
+    </w:p>
+    <w:p>
+      <w:r>
+        <w:t>________________________________________________________________</w:t>
+      </w:r>
+    </w:p>
+    <w:p>
+      <w:r>
+        <w:t>________________________________________________________________</w:t>
+      </w:r>
+    </w:p>
+    <w:p>
+      <w:r>
+        <w:t>________________________________________________________________</w:t>
+      </w:r>
+    </w:p>
+    <w:p>
+      <w:pPr>
+        <w:pStyle w:val="ListBullet"/>
+      </w:pPr>
+      <w:r>
+        <w:t>Next week, we transform scores with activation functions before discussing layers.</w:t>
+      </w:r>
+    </w:p>
+    <w:p>
+      <w:pPr>
+        <w:pStyle w:val="ListBullet"/>
+      </w:pPr>
+      <w:r>
+        <w:t>A teammate says that raising b must improve the model because all scores rise. What information is needed before accepting an improvement claim?</w:t>
+      </w:r>
+    </w:p>
+    <w:p>
+      <w:pPr>
+        <w:pStyle w:val="Heading3"/>
+      </w:pPr>
+      <w:r>
         <w:t>My limited claim and a useful next check</w:t>
       </w:r>
     </w:p>
@@ -2872,12 +3804,20 @@
         <w:pStyle w:val="Heading1"/>
       </w:pPr>
       <w:r>
-        <w:t>13. Study a complete case</w:t>
-      </w:r>
-    </w:p>
-    <w:p>
-      <w:r>
-        <w:t>Revisit the complete Bias terms and decision boundaries case for supported practice. Repeated examples do not become fresh assessments.</w:t>
+        <w:t>13. Extra practice · Revisit the complete trace</w:t>
+      </w:r>
+    </w:p>
+    <w:p>
+      <w:r>
+        <w:t>Predict before reading the supplied steps.</w:t>
+      </w:r>
+    </w:p>
+    <w:p>
+      <w:pPr>
+        <w:pStyle w:val="Heading2"/>
+      </w:pPr>
+      <w:r>
+        <w:t>Complete trace and evidence</w:t>
       </w:r>
     </w:p>
     <w:p>
@@ -3110,230 +4050,20 @@
         <w:pStyle w:val="Heading1"/>
       </w:pPr>
       <w:r>
-        <w:t>14. Try a new case independently</w:t>
-      </w:r>
-    </w:p>
-    <w:p>
-      <w:r>
-        <w:t>Attempt the reserved new case before feedback. Record support; the earlier examples below remain additional practice.</w:t>
-      </w:r>
-    </w:p>
-    <w:p>
-      <w:pPr>
-        <w:pStyle w:val="Heading3"/>
-      </w:pPr>
-      <w:r>
-        <w:t>Independent case: Analyse a new model independently</w:t>
-      </w:r>
-    </w:p>
-    <w:p>
-      <w:pPr>
-        <w:spacing w:line="336" w:lineRule="auto" w:after="180"/>
-      </w:pPr>
-      <w:r>
-        <w:rPr>
-          <w:b w:val="0"/>
-        </w:rPr>
-        <w:t xml:space="preserve">A new model has w = [-1, 2], b = -2, </w:t>
-      </w:r>
-      <w:r>
-        <w:rPr>
-          <w:b/>
-        </w:rPr>
-        <w:t>input</w:t>
-      </w:r>
-      <w:r>
-        <w:rPr>
-          <w:b w:val="0"/>
-        </w:rPr>
-        <w:t>s [u, v] and class 1 when z &gt;= 0. Calculate scores and classes for [2, 1], [2, 2], [2, 3]. Write the boundary as v in terms of u. Then change only b to 0 and recompute [2, 1].</w:t>
-      </w:r>
-    </w:p>
-    <w:p>
-      <w:pPr>
-        <w:pStyle w:val="Heading3"/>
-      </w:pPr>
-      <w:r>
-        <w:t>My independent explanation, trace and limits</w:t>
-      </w:r>
-    </w:p>
-    <w:p>
-      <w:r>
-        <w:t>________________________________________________________________</w:t>
-      </w:r>
-    </w:p>
-    <w:p>
-      <w:r>
-        <w:t>________________________________________________________________</w:t>
-      </w:r>
-    </w:p>
-    <w:p>
-      <w:r>
-        <w:t>________________________________________________________________</w:t>
-      </w:r>
-    </w:p>
-    <w:p>
-      <w:r>
-        <w:t>________________________________________________________________</w:t>
-      </w:r>
-    </w:p>
-    <w:p>
-      <w:r>
-        <w:t>________________________________________________________________</w:t>
-      </w:r>
-    </w:p>
-    <w:p>
-      <w:r>
-        <w:t>________________________________________________________________</w:t>
-      </w:r>
-    </w:p>
-    <w:p>
-      <w:r>
-        <w:t>________________________________________________________________</w:t>
-      </w:r>
-    </w:p>
-    <w:p>
-      <w:pPr>
-        <w:spacing w:line="336" w:lineRule="auto" w:after="180"/>
-      </w:pPr>
-      <w:r>
-        <w:rPr>
-          <w:b w:val="0"/>
-        </w:rPr>
-        <w:t>Attempt this case before feedback. Record any help. Earlier examples below are further practice; a case already practised with feedback cannot establish fresh transfer.</w:t>
-      </w:r>
-    </w:p>
-    <w:p>
-      <w:pPr>
-        <w:pStyle w:val="Heading3"/>
-      </w:pPr>
-      <w:r>
-        <w:t>Attempt this without hints</w:t>
-      </w:r>
-    </w:p>
-    <w:p>
-      <w:pPr>
-        <w:spacing w:line="336" w:lineRule="auto" w:after="180"/>
-      </w:pPr>
-      <w:r>
-        <w:rPr>
-          <w:b w:val="0"/>
-        </w:rPr>
-        <w:t xml:space="preserve">A new model has w = [-1, 2], b = -2, </w:t>
-      </w:r>
-      <w:r>
-        <w:rPr>
-          <w:b/>
-        </w:rPr>
-        <w:t>input</w:t>
-      </w:r>
-      <w:r>
-        <w:rPr>
-          <w:b w:val="0"/>
-        </w:rPr>
-        <w:t>s [u, v] and class 1 when z &gt;= 0. Calculate scores and classes for [2, 1], [2, 2], [2, 3]. Write the boundary as v in terms of u. Then change only b to 0 and recompute [2, 1].</w:t>
-      </w:r>
-    </w:p>
-    <w:p>
-      <w:pPr>
-        <w:pStyle w:val="Heading3"/>
-      </w:pPr>
-      <w:r>
-        <w:t>My independent procedure, result and limitation</w:t>
-      </w:r>
-    </w:p>
-    <w:p>
-      <w:r>
-        <w:t>________________________________________________________________</w:t>
-      </w:r>
-    </w:p>
-    <w:p>
-      <w:r>
-        <w:t>________________________________________________________________</w:t>
-      </w:r>
-    </w:p>
-    <w:p>
-      <w:r>
-        <w:t>________________________________________________________________</w:t>
-      </w:r>
-    </w:p>
-    <w:p>
-      <w:r>
-        <w:t>________________________________________________________________</w:t>
-      </w:r>
-    </w:p>
-    <w:p>
-      <w:r>
-        <w:t>________________________________________________________________</w:t>
-      </w:r>
-    </w:p>
-    <w:p>
-      <w:r>
-        <w:t>________________________________________________________________</w:t>
-      </w:r>
-    </w:p>
-    <w:p>
-      <w:r>
-        <w:t>________________________________________________________________</w:t>
-      </w:r>
-    </w:p>
-    <w:p>
-      <w:r>
-        <w:t>________________________________________________________________</w:t>
-      </w:r>
-    </w:p>
-    <w:p>
-      <w:pPr>
-        <w:spacing w:line="336" w:lineRule="auto" w:after="180"/>
-      </w:pPr>
-      <w:r>
-        <w:rPr>
-          <w:b w:val="0"/>
-        </w:rPr>
-        <w:t>Record support used: none, hint or teacher explanation. After feedback, a different case is needed to demonstrate independence.</w:t>
-      </w:r>
-    </w:p>
-    <w:p>
-      <w:pPr>
-        <w:pStyle w:val="Heading3"/>
-      </w:pPr>
-      <w:r>
-        <w:t>Use feedback to improve</w:t>
-      </w:r>
-    </w:p>
-    <w:p>
-      <w:pPr>
-        <w:spacing w:line="336" w:lineRule="auto" w:after="180"/>
-      </w:pPr>
-      <w:r>
-        <w:rPr>
-          <w:b w:val="0"/>
-        </w:rPr>
-        <w:t>Attempt the independent case before hints. Record whether you worked alone, used a hint or followed a model. After feedback, fix the first unsupported step and explain why it changed.</w:t>
-      </w:r>
-    </w:p>
-    <w:p>
-      <w:pPr>
-        <w:spacing w:line="336" w:lineRule="auto" w:after="180"/>
-      </w:pPr>
-      <w:r>
-        <w:rPr>
-          <w:b w:val="0"/>
-        </w:rPr>
-        <w:t>A later check uses a changed case, not a copied answer.</w:t>
-      </w:r>
-    </w:p>
-    <w:p>
-      <w:pPr>
-        <w:pStyle w:val="Heading1"/>
-      </w:pPr>
-      <w:r>
-        <w:t>15. Your lesson route</w:t>
-      </w:r>
-    </w:p>
-    <w:p>
-      <w:r>
-        <w:t>Use this map to navigate Bias terms and decision boundaries, connect the goals to tasks and keep one evidence record for each attempt.</w:t>
+        <w:t>15. Reference · The earlier route checklist</w:t>
+      </w:r>
+    </w:p>
+    <w:p>
+      <w:r>
+        <w:t>Use one main route rather than repeating the lesson.</w:t>
+      </w:r>
+    </w:p>
+    <w:p>
+      <w:pPr>
+        <w:pStyle w:val="Heading2"/>
+      </w:pPr>
+      <w:r>
+        <w:t>Targets,route and first prediction</w:t>
       </w:r>
     </w:p>
     <w:p>
@@ -3524,12 +4254,117 @@
         <w:pStyle w:val="Heading1"/>
       </w:pPr>
       <w:r>
-        <w:t>16. Finish and return</w:t>
-      </w:r>
-    </w:p>
-    <w:p>
-      <w:r>
-        <w:t>Explain Bias terms and decision boundaries without notes, identify a remaining question and plan a later check with a changed case.</w:t>
+        <w:t>17. Extra practice · Predict,check and repair</w:t>
+      </w:r>
+    </w:p>
+    <w:p>
+      <w:r>
+        <w:t>Keep supported feedback separate from the independent case.</w:t>
+      </w:r>
+    </w:p>
+    <w:p>
+      <w:pPr>
+        <w:pStyle w:val="Heading2"/>
+      </w:pPr>
+      <w:r>
+        <w:t>First supported question and optional hint</w:t>
+      </w:r>
+    </w:p>
+    <w:p>
+      <w:pPr>
+        <w:pStyle w:val="ListBullet"/>
+      </w:pPr>
+      <w:r>
+        <w:t>Move a toy boundary with a bias while keeping its input weights fixed.</w:t>
+      </w:r>
+    </w:p>
+    <w:p>
+      <w:pPr>
+        <w:pStyle w:val="Heading3"/>
+      </w:pPr>
+      <w:r>
+        <w:t>Practice 1: explain the deciding evidence</w:t>
+      </w:r>
+    </w:p>
+    <w:p>
+      <w:pPr>
+        <w:pStyle w:val="ListBullet"/>
+      </w:pPr>
+      <w:r>
+        <w:t>Which labelled step matches this detail? The boundary is v=2u-3; the bias sets its position.</w:t>
+      </w:r>
+    </w:p>
+    <w:p>
+      <w:pPr>
+        <w:pStyle w:val="ListBullet"/>
+      </w:pPr>
+      <w:r>
+        <w:t>1. Trace input A</w:t>
+      </w:r>
+    </w:p>
+    <w:p>
+      <w:pPr>
+        <w:pStyle w:val="ListBullet"/>
+      </w:pPr>
+      <w:r>
+        <w:t>2. Read boundary</w:t>
+      </w:r>
+    </w:p>
+    <w:p>
+      <w:pPr>
+        <w:pStyle w:val="ListBullet"/>
+      </w:pPr>
+      <w:r>
+        <w:t>3. Trace input B</w:t>
+      </w:r>
+    </w:p>
+    <w:p>
+      <w:pPr>
+        <w:pStyle w:val="Heading3"/>
+      </w:pPr>
+      <w:r>
+        <w:t>My selected conclusion, deciding fact and explanation</w:t>
+      </w:r>
+    </w:p>
+    <w:p>
+      <w:r>
+        <w:t>________________________________________________________________</w:t>
+      </w:r>
+    </w:p>
+    <w:p>
+      <w:r>
+        <w:t>________________________________________________________________</w:t>
+      </w:r>
+    </w:p>
+    <w:p>
+      <w:r>
+        <w:t>________________________________________________________________</w:t>
+      </w:r>
+    </w:p>
+    <w:p>
+      <w:r>
+        <w:t>________________________________________________________________</w:t>
+      </w:r>
+    </w:p>
+    <w:p>
+      <w:r>
+        <w:t>________________________________________________________________</w:t>
+      </w:r>
+    </w:p>
+    <w:p>
+      <w:pPr>
+        <w:pStyle w:val="ListBullet"/>
+      </w:pPr>
+      <w:r>
+        <w:t>Hint if needed: Read the steps in the pictorial case. Match the supplied detail to the stage that performs or records it.</w:t>
+      </w:r>
+    </w:p>
+    <w:p>
+      <w:pPr>
+        <w:pStyle w:val="Heading2"/>
+      </w:pPr>
+      <w:r>
+        <w:t>Check after the first attempt · reference / check after trying</w:t>
       </w:r>
     </w:p>
     <w:p>
@@ -3540,57 +4375,7 @@
         <w:rPr>
           <w:b w:val="0"/>
         </w:rPr>
-        <w:t xml:space="preserve">Close your notes. Explain this goal in your own words: Calculate a weighted score with a </w:t>
-      </w:r>
-      <w:r>
-        <w:rPr>
-          <w:b/>
-        </w:rPr>
-        <w:t>bias term</w:t>
-      </w:r>
-    </w:p>
-    <w:p>
-      <w:pPr>
-        <w:pStyle w:val="Heading3"/>
-      </w:pPr>
-      <w:r>
-        <w:t>My deciding step, evidence and one remaining question</w:t>
-      </w:r>
-    </w:p>
-    <w:p>
-      <w:r>
-        <w:t>________________________________________________________________</w:t>
-      </w:r>
-    </w:p>
-    <w:p>
-      <w:r>
-        <w:t>________________________________________________________________</w:t>
-      </w:r>
-    </w:p>
-    <w:p>
-      <w:r>
-        <w:t>________________________________________________________________</w:t>
-      </w:r>
-    </w:p>
-    <w:p>
-      <w:r>
-        <w:t>________________________________________________________________</w:t>
-      </w:r>
-    </w:p>
-    <w:p>
-      <w:r>
-        <w:t>________________________________________________________________</w:t>
-      </w:r>
-    </w:p>
-    <w:p>
-      <w:pPr>
-        <w:spacing w:line="336" w:lineRule="auto" w:after="180"/>
-      </w:pPr>
-      <w:r>
-        <w:rPr>
-          <w:b w:val="0"/>
-        </w:rPr>
-        <w:t xml:space="preserve">If you are unsure, return to the worked picture and explain one arrow. If you are ready, change an </w:t>
+        <w:t xml:space="preserve">After your attempt, compare with the supported explanation: Read boundary The boundary is v=2u-3; the bias sets its position. The bias adds the same offset after the </w:t>
       </w:r>
       <w:r>
         <w:rPr>
@@ -3602,7 +4387,225 @@
         <w:rPr>
           <w:b w:val="0"/>
         </w:rPr>
-        <w:t xml:space="preserve"> or assumption and justify your </w:t>
+        <w:t xml:space="preserve"> contributions.</w:t>
+      </w:r>
+    </w:p>
+    <w:p>
+      <w:pPr>
+        <w:spacing w:line="336" w:lineRule="auto" w:after="180"/>
+      </w:pPr>
+      <w:r>
+        <w:rPr>
+          <w:b w:val="0"/>
+        </w:rPr>
+        <w:t>It moves the dividing line without changing the weights that set the line’s orientation. Class 1 includes score zero under our stated rule.</w:t>
+      </w:r>
+    </w:p>
+    <w:p>
+      <w:pPr>
+        <w:spacing w:line="336" w:lineRule="auto" w:after="180"/>
+      </w:pPr>
+      <w:r>
+        <w:rPr>
+          <w:b w:val="0"/>
+        </w:rPr>
+        <w:t>That is why B changes class when the bias rises by two: its score moves from minus two onto the included boundary.</w:t>
+      </w:r>
+    </w:p>
+    <w:p>
+      <w:pPr>
+        <w:pStyle w:val="Heading2"/>
+      </w:pPr>
+      <w:r>
+        <w:t>Changed-case question and optional hint</w:t>
+      </w:r>
+    </w:p>
+    <w:p>
+      <w:pPr>
+        <w:pStyle w:val="Heading3"/>
+      </w:pPr>
+      <w:r>
+        <w:t>Practice 2: explain the deciding evidence</w:t>
+      </w:r>
+    </w:p>
+    <w:p>
+      <w:pPr>
+        <w:pStyle w:val="ListBullet"/>
+      </w:pPr>
+      <w:r>
+        <w:t>Changed-case practice: Change bias from -3 to-1. Which conclusion is supported by the supplied facts?</w:t>
+      </w:r>
+    </w:p>
+    <w:p>
+      <w:pPr>
+        <w:pStyle w:val="ListBullet"/>
+      </w:pPr>
+      <w:r>
+        <w:t>1. We can decide the result without examining the changed input or the procedure.</w:t>
+      </w:r>
+    </w:p>
+    <w:p>
+      <w:pPr>
+        <w:pStyle w:val="ListBullet"/>
+      </w:pPr>
+      <w:r>
+        <w:t>2. This one example guarantees correct results for every future input.</w:t>
+      </w:r>
+    </w:p>
+    <w:p>
+      <w:pPr>
+        <w:pStyle w:val="ListBullet"/>
+      </w:pPr>
+      <w:r>
+        <w:t>3. A score becomes 2 and B score 0; both predict class 1.</w:t>
+      </w:r>
+    </w:p>
+    <w:p>
+      <w:pPr>
+        <w:pStyle w:val="Heading3"/>
+      </w:pPr>
+      <w:r>
+        <w:t>My selected conclusion, deciding fact and explanation</w:t>
+      </w:r>
+    </w:p>
+    <w:p>
+      <w:r>
+        <w:t>________________________________________________________________</w:t>
+      </w:r>
+    </w:p>
+    <w:p>
+      <w:r>
+        <w:t>________________________________________________________________</w:t>
+      </w:r>
+    </w:p>
+    <w:p>
+      <w:r>
+        <w:t>________________________________________________________________</w:t>
+      </w:r>
+    </w:p>
+    <w:p>
+      <w:r>
+        <w:t>________________________________________________________________</w:t>
+      </w:r>
+    </w:p>
+    <w:p>
+      <w:r>
+        <w:t>________________________________________________________________</w:t>
+      </w:r>
+    </w:p>
+    <w:p>
+      <w:pPr>
+        <w:pStyle w:val="ListBullet"/>
+      </w:pPr>
+      <w:r>
+        <w:t>Hint if needed: Use the changed condition and the deciding step in the pictorial trace. The answer must say what follows from those facts.</w:t>
+      </w:r>
+    </w:p>
+    <w:p>
+      <w:pPr>
+        <w:pStyle w:val="Heading2"/>
+      </w:pPr>
+      <w:r>
+        <w:t>Check after the changed attempt · reference / check after trying</w:t>
+      </w:r>
+    </w:p>
+    <w:p>
+      <w:pPr>
+        <w:spacing w:line="336" w:lineRule="auto" w:after="180"/>
+      </w:pPr>
+      <w:r>
+        <w:rPr>
+          <w:b w:val="0"/>
+        </w:rPr>
+        <w:t>After your attempt, compare with the supported explanation: A score becomes 2 and B score 0; both predict class 1. Increasing bias by2 adds 2 to every score without changing the weights.</w:t>
+      </w:r>
+    </w:p>
+    <w:p>
+      <w:pPr>
+        <w:pStyle w:val="Heading2"/>
+      </w:pPr>
+      <w:r>
+        <w:t>Repair and retain the record</w:t>
+      </w:r>
+    </w:p>
+    <w:p>
+      <w:pPr>
+        <w:spacing w:line="336" w:lineRule="auto" w:after="180"/>
+      </w:pPr>
+      <w:r>
+        <w:rPr>
+          <w:b w:val="0"/>
+        </w:rPr>
+        <w:t>Review Dot products and weighted sums (ai-5/2). Goal: Calculate a dot product by matching feature positions. Short practice: Which connection explains why more right brightness lowers this score?</w:t>
+      </w:r>
+    </w:p>
+    <w:p>
+      <w:pPr>
+        <w:spacing w:line="336" w:lineRule="auto" w:after="180"/>
+      </w:pPr>
+      <w:r>
+        <w:rPr>
+          <w:b w:val="0"/>
+        </w:rPr>
+        <w:t xml:space="preserve">Point to the relevant step in the picture, then write the changed result and the rule or </w:t>
+      </w:r>
+      <w:r>
+        <w:rPr>
+          <w:b/>
+        </w:rPr>
+        <w:t>evidence</w:t>
+      </w:r>
+      <w:r>
+        <w:rPr>
+          <w:b w:val="0"/>
+        </w:rPr>
+        <w:t xml:space="preserve"> that supports it.. Return to this week and explain what you changed.</w:t>
+      </w:r>
+    </w:p>
+    <w:p>
+      <w:pPr>
+        <w:spacing w:line="336" w:lineRule="auto" w:after="180"/>
+      </w:pPr>
+      <w:r>
+        <w:rPr>
+          <w:b w:val="0"/>
+        </w:rPr>
+        <w:t xml:space="preserve">The browser lab lets you edit the supported Python examples already included in this lesson. Predict first, run, inspect the actual </w:t>
+      </w:r>
+      <w:r>
+        <w:rPr>
+          <w:b/>
+        </w:rPr>
+        <w:t>output</w:t>
+      </w:r>
+      <w:r>
+        <w:rPr>
+          <w:b w:val="0"/>
+        </w:rPr>
+        <w:t xml:space="preserve"> or error, change one </w:t>
+      </w:r>
+      <w:r>
+        <w:rPr>
+          <w:b/>
+        </w:rPr>
+        <w:t>input</w:t>
+      </w:r>
+      <w:r>
+        <w:rPr>
+          <w:b w:val="0"/>
+        </w:rPr>
+        <w:t>, then run again.</w:t>
+      </w:r>
+    </w:p>
+    <w:p>
+      <w:pPr>
+        <w:spacing w:line="336" w:lineRule="auto" w:after="180"/>
+      </w:pPr>
+      <w:r>
+        <w:rPr>
+          <w:b w:val="0"/>
+        </w:rPr>
+        <w:t xml:space="preserve">Keep code, </w:t>
       </w:r>
       <w:r>
         <w:rPr>
@@ -3614,7 +4617,7 @@
         <w:rPr>
           <w:b w:val="0"/>
         </w:rPr>
-        <w:t>.</w:t>
+        <w:t>s, actual results and a reasoned revision together. On paper, label your result as a trace rather than an execution.</w:t>
       </w:r>
     </w:p>
     <w:p>
@@ -3625,7 +4628,7 @@
         <w:rPr>
           <w:b w:val="0"/>
         </w:rPr>
-        <w:t xml:space="preserve">Save your workbook </w:t>
+        <w:t xml:space="preserve">Use Download completed work in the hosted lesson to export your answers, reflections, practice feedback and code-run </w:t>
       </w:r>
       <w:r>
         <w:rPr>
@@ -3637,20 +4640,26 @@
         <w:rPr>
           <w:b w:val="0"/>
         </w:rPr>
-        <w:t>. At the next review, try a different case before opening your old answer.</w:t>
-      </w:r>
-    </w:p>
-    <w:p>
-      <w:pPr>
-        <w:pStyle w:val="Heading1"/>
-      </w:pPr>
-      <w:r>
-        <w:t>17. Supported practice, repair and portfolio</w:t>
-      </w:r>
-    </w:p>
-    <w:p>
-      <w:r>
-        <w:t>Attempt supported questions before using hints or feedback. Review a missing building block, then keep the completed work.</w:t>
+        <w:t>. Open the HTML copy to read or print it.</w:t>
+      </w:r>
+    </w:p>
+    <w:p>
+      <w:pPr>
+        <w:spacing w:line="336" w:lineRule="auto" w:after="180"/>
+      </w:pPr>
+      <w:r>
+        <w:rPr>
+          <w:b w:val="0"/>
+        </w:rPr>
+        <w:t>Drafts stay in this browser when storage is available; clear drafts on a shared device.</w:t>
+      </w:r>
+    </w:p>
+    <w:p>
+      <w:pPr>
+        <w:pStyle w:val="Heading2"/>
+      </w:pPr>
+      <w:r>
+        <w:t>Earlier wording, alternatives and picture transcripts · reference / check after trying</w:t>
       </w:r>
     </w:p>
     <w:p>
@@ -3666,104 +4675,10 @@
     </w:p>
     <w:p>
       <w:pPr>
-        <w:spacing w:line="336" w:lineRule="auto" w:after="180"/>
-      </w:pPr>
-      <w:r>
-        <w:rPr>
-          <w:b w:val="0"/>
-        </w:rPr>
-        <w:t xml:space="preserve">Move a toy boundary with a bias while keeping its </w:t>
-      </w:r>
-      <w:r>
-        <w:rPr>
-          <w:b/>
-        </w:rPr>
-        <w:t>input</w:t>
-      </w:r>
-      <w:r>
-        <w:rPr>
-          <w:b w:val="0"/>
-        </w:rPr>
-        <w:t xml:space="preserve"> weights fixed.</w:t>
-      </w:r>
-    </w:p>
-    <w:p>
-      <w:pPr>
         <w:pStyle w:val="Heading3"/>
       </w:pPr>
       <w:r>
-        <w:t>Practice 1: explain the deciding evidence</w:t>
-      </w:r>
-    </w:p>
-    <w:p>
-      <w:pPr>
-        <w:spacing w:line="336" w:lineRule="auto" w:after="180"/>
-      </w:pPr>
-      <w:r>
-        <w:rPr>
-          <w:b w:val="0"/>
-        </w:rPr>
-        <w:t>Which labelled step matches this detail? The boundary is v=2u-3; the bias sets its position.</w:t>
-      </w:r>
-    </w:p>
-    <w:p>
-      <w:pPr>
-        <w:spacing w:line="336" w:lineRule="auto" w:after="180"/>
-        <w:shd w:fill="F4F9FC"/>
-      </w:pPr>
-      <w:r>
-        <w:rPr>
-          <w:b w:val="0"/>
-        </w:rPr>
-        <w:t xml:space="preserve">1. Trace </w:t>
-      </w:r>
-      <w:r>
-        <w:rPr>
-          <w:b/>
-        </w:rPr>
-        <w:t>input</w:t>
-      </w:r>
-      <w:r>
-        <w:rPr>
-          <w:b w:val="0"/>
-        </w:rPr>
-        <w:t xml:space="preserve"> A</w:t>
-      </w:r>
-    </w:p>
-    <w:p>
-      <w:pPr>
-        <w:spacing w:line="336" w:lineRule="auto" w:after="180"/>
-        <w:shd w:fill="F4F9FC"/>
-      </w:pPr>
-      <w:r>
-        <w:rPr>
-          <w:b w:val="0"/>
-        </w:rPr>
-        <w:t>2. Read boundary</w:t>
-      </w:r>
-    </w:p>
-    <w:p>
-      <w:pPr>
-        <w:spacing w:line="336" w:lineRule="auto" w:after="180"/>
-        <w:shd w:fill="F4F9FC"/>
-      </w:pPr>
-      <w:r>
-        <w:rPr>
-          <w:b w:val="0"/>
-        </w:rPr>
-        <w:t xml:space="preserve">3. Trace </w:t>
-      </w:r>
-      <w:r>
-        <w:rPr>
-          <w:b/>
-        </w:rPr>
-        <w:t>input</w:t>
-      </w:r>
-      <w:r>
-        <w:rPr>
-          <w:b w:val="0"/>
-        </w:rPr>
-        <w:t xml:space="preserve"> B</w:t>
+        <w:t>Repair a missing building block</w:t>
       </w:r>
     </w:p>
     <w:p>
@@ -3771,32 +4686,7 @@
         <w:pStyle w:val="Heading3"/>
       </w:pPr>
       <w:r>
-        <w:t>My selected conclusion, deciding fact and explanation</w:t>
-      </w:r>
-    </w:p>
-    <w:p>
-      <w:r>
-        <w:t>________________________________________________________________</w:t>
-      </w:r>
-    </w:p>
-    <w:p>
-      <w:r>
-        <w:t>________________________________________________________________</w:t>
-      </w:r>
-    </w:p>
-    <w:p>
-      <w:r>
-        <w:t>________________________________________________________________</w:t>
-      </w:r>
-    </w:p>
-    <w:p>
-      <w:r>
-        <w:t>________________________________________________________________</w:t>
-      </w:r>
-    </w:p>
-    <w:p>
-      <w:r>
-        <w:t>________________________________________________________________</w:t>
+        <w:t>Predict, run and debug</w:t>
       </w:r>
     </w:p>
     <w:p>
@@ -3804,404 +4694,25 @@
         <w:pStyle w:val="Heading3"/>
       </w:pPr>
       <w:r>
-        <w:t>Hint · try first</w:t>
-      </w:r>
-    </w:p>
-    <w:p>
-      <w:pPr>
-        <w:spacing w:line="336" w:lineRule="auto" w:after="180"/>
-        <w:shd w:fill="F1F6F8"/>
-      </w:pPr>
-      <w:r>
-        <w:rPr>
-          <w:b w:val="0"/>
-        </w:rPr>
-        <w:t>Hint if needed: Read the steps in the pictorial case. Match the supplied detail to the stage that performs or records it.</w:t>
-      </w:r>
-    </w:p>
-    <w:p>
-      <w:pPr>
-        <w:pStyle w:val="Heading3"/>
-      </w:pPr>
-      <w:r>
-        <w:t>Feedback · compare after trying</w:t>
-      </w:r>
-    </w:p>
-    <w:p>
-      <w:pPr>
-        <w:spacing w:line="336" w:lineRule="auto" w:after="180"/>
-        <w:shd w:fill="F1F6FC"/>
-      </w:pPr>
-      <w:r>
-        <w:rPr>
-          <w:b w:val="0"/>
-        </w:rPr>
-        <w:t xml:space="preserve">After your attempt, compare with the supported explanation: Read boundary The boundary is v=2u-3; the bias sets its position. The bias adds the same offset after the </w:t>
-      </w:r>
-      <w:r>
-        <w:rPr>
-          <w:b/>
-        </w:rPr>
-        <w:t>input</w:t>
-      </w:r>
-      <w:r>
-        <w:rPr>
-          <w:b w:val="0"/>
-        </w:rPr>
-        <w:t xml:space="preserve"> contributions.</w:t>
-      </w:r>
-    </w:p>
-    <w:p>
-      <w:pPr>
-        <w:spacing w:line="336" w:lineRule="auto" w:after="180"/>
-        <w:shd w:fill="F1F6FC"/>
-      </w:pPr>
-      <w:r>
-        <w:rPr>
-          <w:b w:val="0"/>
-        </w:rPr>
-        <w:t>It moves the dividing line without changing the weights that set the line’s orientation. Class 1 includes score zero under our stated rule.</w:t>
-      </w:r>
-    </w:p>
-    <w:p>
-      <w:pPr>
-        <w:spacing w:line="336" w:lineRule="auto" w:after="180"/>
-        <w:shd w:fill="F1F6FC"/>
-      </w:pPr>
-      <w:r>
-        <w:rPr>
-          <w:b w:val="0"/>
-        </w:rPr>
-        <w:t>That is why B changes class when the bias rises by two: its score moves from minus two onto the included boundary.</w:t>
-      </w:r>
-    </w:p>
-    <w:p>
-      <w:pPr>
-        <w:pStyle w:val="Heading3"/>
-      </w:pPr>
-      <w:r>
-        <w:t>Practice 2: explain the deciding evidence</w:t>
-      </w:r>
-    </w:p>
-    <w:p>
-      <w:pPr>
-        <w:pStyle w:val="Heading3"/>
-      </w:pPr>
-      <w:r>
-        <w:t>Changed case · predict first</w:t>
-      </w:r>
-    </w:p>
-    <w:p>
-      <w:pPr>
-        <w:spacing w:line="336" w:lineRule="auto" w:after="180"/>
-        <w:shd w:fill="F5F1FB"/>
-      </w:pPr>
-      <w:r>
-        <w:rPr>
-          <w:b w:val="0"/>
-        </w:rPr>
-        <w:t>Changed-case practice: Change bias from -3 to-1. Which conclusion is supported by the supplied facts?</w:t>
-      </w:r>
-    </w:p>
-    <w:p>
-      <w:pPr>
-        <w:spacing w:line="336" w:lineRule="auto" w:after="180"/>
-        <w:shd w:fill="F4F9FC"/>
-      </w:pPr>
-      <w:r>
-        <w:rPr>
-          <w:b w:val="0"/>
-        </w:rPr>
-        <w:t xml:space="preserve">1. We can decide the result without examining the changed </w:t>
-      </w:r>
-      <w:r>
-        <w:rPr>
-          <w:b/>
-        </w:rPr>
-        <w:t>input</w:t>
-      </w:r>
-      <w:r>
-        <w:rPr>
-          <w:b w:val="0"/>
-        </w:rPr>
-        <w:t xml:space="preserve"> or the procedure.</w:t>
-      </w:r>
-    </w:p>
-    <w:p>
-      <w:pPr>
-        <w:spacing w:line="336" w:lineRule="auto" w:after="180"/>
-        <w:shd w:fill="F4F9FC"/>
-      </w:pPr>
-      <w:r>
-        <w:rPr>
-          <w:b w:val="0"/>
-        </w:rPr>
-        <w:t xml:space="preserve">2. This one example guarantees correct results for every future </w:t>
-      </w:r>
-      <w:r>
-        <w:rPr>
-          <w:b/>
-        </w:rPr>
-        <w:t>input</w:t>
-      </w:r>
-      <w:r>
-        <w:rPr>
-          <w:b w:val="0"/>
-        </w:rPr>
-        <w:t>.</w:t>
-      </w:r>
-    </w:p>
-    <w:p>
-      <w:pPr>
-        <w:spacing w:line="336" w:lineRule="auto" w:after="180"/>
-        <w:shd w:fill="F4F9FC"/>
-      </w:pPr>
-      <w:r>
-        <w:rPr>
-          <w:b w:val="0"/>
-        </w:rPr>
-        <w:t>3. A score becomes 2 and B score 0; both predict class 1.</w:t>
-      </w:r>
-    </w:p>
-    <w:p>
-      <w:pPr>
-        <w:pStyle w:val="Heading3"/>
-      </w:pPr>
-      <w:r>
-        <w:t>My selected conclusion, deciding fact and explanation</w:t>
-      </w:r>
-    </w:p>
-    <w:p>
-      <w:r>
-        <w:t>________________________________________________________________</w:t>
-      </w:r>
-    </w:p>
-    <w:p>
-      <w:r>
-        <w:t>________________________________________________________________</w:t>
-      </w:r>
-    </w:p>
-    <w:p>
-      <w:r>
-        <w:t>________________________________________________________________</w:t>
-      </w:r>
-    </w:p>
-    <w:p>
-      <w:r>
-        <w:t>________________________________________________________________</w:t>
-      </w:r>
-    </w:p>
-    <w:p>
-      <w:r>
-        <w:t>________________________________________________________________</w:t>
-      </w:r>
-    </w:p>
-    <w:p>
-      <w:pPr>
-        <w:pStyle w:val="Heading3"/>
-      </w:pPr>
-      <w:r>
-        <w:t>Hint · try first</w:t>
-      </w:r>
-    </w:p>
-    <w:p>
-      <w:pPr>
-        <w:spacing w:line="336" w:lineRule="auto" w:after="180"/>
-        <w:shd w:fill="F1F6F8"/>
-      </w:pPr>
-      <w:r>
-        <w:rPr>
-          <w:b w:val="0"/>
-        </w:rPr>
-        <w:t>Hint if needed: Use the changed condition and the deciding step in the pictorial trace. The answer must say what follows from those facts.</w:t>
-      </w:r>
-    </w:p>
-    <w:p>
-      <w:pPr>
-        <w:pStyle w:val="Heading3"/>
-      </w:pPr>
-      <w:r>
-        <w:t>Feedback · compare after trying</w:t>
-      </w:r>
-    </w:p>
-    <w:p>
-      <w:pPr>
-        <w:spacing w:line="336" w:lineRule="auto" w:after="180"/>
-        <w:shd w:fill="F1F6FC"/>
-      </w:pPr>
-      <w:r>
-        <w:rPr>
-          <w:b w:val="0"/>
-        </w:rPr>
-        <w:t>After your attempt, compare with the supported explanation: A score becomes 2 and B score 0; both predict class 1. Increasing bias by2 adds 2 to every score without changing the weights.</w:t>
-      </w:r>
-    </w:p>
-    <w:p>
-      <w:pPr>
-        <w:pStyle w:val="Heading3"/>
-      </w:pPr>
-      <w:r>
-        <w:t>Repair a missing building block</w:t>
-      </w:r>
-    </w:p>
-    <w:p>
-      <w:pPr>
-        <w:spacing w:line="336" w:lineRule="auto" w:after="180"/>
-      </w:pPr>
-      <w:r>
-        <w:rPr>
-          <w:b w:val="0"/>
-        </w:rPr>
-        <w:t>Review Dot products and weighted sums (ai-5/2). Goal: Calculate a dot product by matching feature positions. Short practice: Which connection explains why more right brightness lowers this score?</w:t>
-      </w:r>
-    </w:p>
-    <w:p>
-      <w:pPr>
-        <w:spacing w:line="336" w:lineRule="auto" w:after="180"/>
-      </w:pPr>
-      <w:r>
-        <w:rPr>
-          <w:b w:val="0"/>
-        </w:rPr>
-        <w:t xml:space="preserve">Point to the relevant step in the picture, then write the changed result and the rule or </w:t>
-      </w:r>
-      <w:r>
-        <w:rPr>
-          <w:b/>
-        </w:rPr>
-        <w:t>evidence</w:t>
-      </w:r>
-      <w:r>
-        <w:rPr>
-          <w:b w:val="0"/>
-        </w:rPr>
-        <w:t xml:space="preserve"> that supports it.. Return to this week and explain what you changed.</w:t>
-      </w:r>
-    </w:p>
-    <w:p>
-      <w:pPr>
-        <w:pStyle w:val="Heading3"/>
-      </w:pPr>
-      <w:r>
-        <w:t>Predict, run and debug</w:t>
-      </w:r>
-    </w:p>
-    <w:p>
-      <w:pPr>
-        <w:spacing w:line="336" w:lineRule="auto" w:after="180"/>
-      </w:pPr>
-      <w:r>
-        <w:rPr>
-          <w:b w:val="0"/>
-        </w:rPr>
-        <w:t xml:space="preserve">The browser lab lets you edit the supported Python examples already included in this lesson. Predict first, run, inspect the actual </w:t>
-      </w:r>
-      <w:r>
-        <w:rPr>
-          <w:b/>
-        </w:rPr>
-        <w:t>output</w:t>
-      </w:r>
-      <w:r>
-        <w:rPr>
-          <w:b w:val="0"/>
-        </w:rPr>
-        <w:t xml:space="preserve"> or error, change one </w:t>
-      </w:r>
-      <w:r>
-        <w:rPr>
-          <w:b/>
-        </w:rPr>
-        <w:t>input</w:t>
-      </w:r>
-      <w:r>
-        <w:rPr>
-          <w:b w:val="0"/>
-        </w:rPr>
-        <w:t>, then run again.</w:t>
-      </w:r>
-    </w:p>
-    <w:p>
-      <w:pPr>
-        <w:spacing w:line="336" w:lineRule="auto" w:after="180"/>
-      </w:pPr>
-      <w:r>
-        <w:rPr>
-          <w:b w:val="0"/>
-        </w:rPr>
-        <w:t xml:space="preserve">Keep code, </w:t>
-      </w:r>
-      <w:r>
-        <w:rPr>
-          <w:b/>
-        </w:rPr>
-        <w:t>prediction</w:t>
-      </w:r>
-      <w:r>
-        <w:rPr>
-          <w:b w:val="0"/>
-        </w:rPr>
-        <w:t>s, actual results and a reasoned revision together. On paper, label your result as a trace rather than an execution.</w:t>
-      </w:r>
-    </w:p>
-    <w:p>
-      <w:pPr>
-        <w:pStyle w:val="Heading3"/>
-      </w:pPr>
-      <w:r>
         <w:t>Keep your completed work</w:t>
       </w:r>
     </w:p>
     <w:p>
       <w:pPr>
-        <w:spacing w:line="336" w:lineRule="auto" w:after="180"/>
-      </w:pPr>
-      <w:r>
-        <w:rPr>
-          <w:b w:val="0"/>
-        </w:rPr>
-        <w:t xml:space="preserve">Use Download completed work in the hosted lesson to export your answers, reflections, practice feedback and code-run </w:t>
-      </w:r>
-      <w:r>
-        <w:rPr>
-          <w:b/>
-        </w:rPr>
-        <w:t>evidence</w:t>
-      </w:r>
-      <w:r>
-        <w:rPr>
-          <w:b w:val="0"/>
-        </w:rPr>
-        <w:t>. Open the HTML copy to read or print it.</w:t>
-      </w:r>
-    </w:p>
-    <w:p>
-      <w:pPr>
-        <w:spacing w:line="336" w:lineRule="auto" w:after="180"/>
-      </w:pPr>
-      <w:r>
-        <w:rPr>
-          <w:b w:val="0"/>
-        </w:rPr>
-        <w:t>Drafts stay in this browser when storage is available; clear drafts on a shared device.</w:t>
-      </w:r>
-    </w:p>
-    <w:p>
-      <w:pPr>
         <w:pStyle w:val="Heading1"/>
       </w:pPr>
       <w:r>
-        <w:t>18. Visual concept journey</w:t>
-      </w:r>
-    </w:p>
-    <w:p>
-      <w:r>
-        <w:t>Explain each Bias terms and decision boundaries graphic using its labels, deciding evidence and relevant limitation.</w:t>
-      </w:r>
-    </w:p>
-    <w:p>
-      <w:pPr>
-        <w:pStyle w:val="Heading3"/>
+        <w:t>18. Reference · Six-picture concept journey</w:t>
+      </w:r>
+    </w:p>
+    <w:p>
+      <w:r>
+        <w:t>Choose the picture that supports the current explanation.</w:t>
+      </w:r>
+    </w:p>
+    <w:p>
+      <w:pPr>
+        <w:pStyle w:val="Heading2"/>
       </w:pPr>
       <w:r>
         <w:t>01. Bias terms and decision boundaries: the case</w:t>
@@ -4212,7 +4723,7 @@
         <w:drawing>
           <wp:inline xmlns:a="http://schemas.openxmlformats.org/drawingml/2006/main" xmlns:pic="http://schemas.openxmlformats.org/drawingml/2006/picture">
             <wp:extent cx="5486400" cy="2990088"/>
-            <wp:docPr id="3" name="Picture 3" descr="Move a toy boundary with a bias while keeping its input weights fixed. Supplied facts: Score z=2u-v-3; predict class 1 when z&gt;=0. InputsA=[2, 1], B=[1, 1]. All inputs and outcomes in this worked example are invented classroom data; no real model run is claimed."/>
+            <wp:docPr id="6" name="Picture 6" descr="Move a toy boundary with a bias while keeping its input weights fixed. Supplied facts: Score z=2u-v-3; predict class 1 when z&gt;=0. InputsA=[2, 1], B=[1, 1]. All inputs and outcomes in this worked example are invented classroom data; no real model run is claimed."/>
             <wp:cNvGraphicFramePr>
               <a:graphicFrameLocks noChangeAspect="1"/>
             </wp:cNvGraphicFramePr>
@@ -4224,7 +4735,7 @@
                     <pic:cNvPicPr/>
                   </pic:nvPicPr>
                   <pic:blipFill>
-                    <a:blip r:embed="rId11"/>
+                    <a:blip r:embed="rId14"/>
                     <a:stretch>
                       <a:fillRect/>
                     </a:stretch>
@@ -4304,7 +4815,6 @@
     <w:p>
       <w:pPr>
         <w:spacing w:line="336" w:lineRule="auto" w:after="180"/>
-        <w:shd w:fill="F5F1FB"/>
       </w:pPr>
       <w:r>
         <w:rPr>
@@ -4315,7 +4825,7 @@
     </w:p>
     <w:p>
       <w:pPr>
-        <w:pStyle w:val="Heading3"/>
+        <w:pStyle w:val="Heading2"/>
       </w:pPr>
       <w:r>
         <w:t>02. Follow the deciding steps</w:t>
@@ -4326,7 +4836,7 @@
         <w:drawing>
           <wp:inline xmlns:a="http://schemas.openxmlformats.org/drawingml/2006/main" xmlns:pic="http://schemas.openxmlformats.org/drawingml/2006/picture">
             <wp:extent cx="5486400" cy="3182112"/>
-            <wp:docPr id="4" name="Picture 4" descr="Trace input A: A score=4-1-3=0, so class 1 at the declared inclusive boundary. → Trace input B: B score=2-1-3=-2, so class 0. → Read boundary: The boundary is v=2u-3; the bias sets its position."/>
+            <wp:docPr id="7" name="Picture 7" descr="Trace input A: A score=4-1-3=0, so class 1 at the declared inclusive boundary. → Trace input B: B score=2-1-3=-2, so class 0. → Read boundary: The boundary is v=2u-3; the bias sets its position."/>
             <wp:cNvGraphicFramePr>
               <a:graphicFrameLocks noChangeAspect="1"/>
             </wp:cNvGraphicFramePr>
@@ -4338,7 +4848,7 @@
                     <pic:cNvPicPr/>
                   </pic:nvPicPr>
                   <pic:blipFill>
-                    <a:blip r:embed="rId12"/>
+                    <a:blip r:embed="rId10"/>
                     <a:stretch>
                       <a:fillRect/>
                     </a:stretch>
@@ -4395,7 +4905,6 @@
     <w:p>
       <w:pPr>
         <w:spacing w:line="336" w:lineRule="auto" w:after="180"/>
-        <w:shd w:fill="F5F1FB"/>
       </w:pPr>
       <w:r>
         <w:rPr>
@@ -4418,7 +4927,7 @@
     </w:p>
     <w:p>
       <w:pPr>
-        <w:pStyle w:val="Heading3"/>
+        <w:pStyle w:val="Heading2"/>
       </w:pPr>
       <w:r>
         <w:t>03. Input A reaches the inclusive boundary</w:t>
@@ -4429,7 +4938,7 @@
         <w:drawing>
           <wp:inline xmlns:a="http://schemas.openxmlformats.org/drawingml/2006/main" xmlns:pic="http://schemas.openxmlformats.org/drawingml/2006/picture">
             <wp:extent cx="5486400" cy="3224784"/>
-            <wp:docPr id="5" name="Picture 5" descr="Input A reaches the inclusive boundary. Inputs: [2, 1]; weights: [2, -1]; bias: -3; activation: identity; output: 0."/>
+            <wp:docPr id="8" name="Picture 8" descr="Input A reaches the inclusive boundary. Inputs: [2, 1]; weights: [2, -1]; bias: -3; activation: identity; output: 0."/>
             <wp:cNvGraphicFramePr>
               <a:graphicFrameLocks noChangeAspect="1"/>
             </wp:cNvGraphicFramePr>
@@ -4441,7 +4950,7 @@
                     <pic:cNvPicPr/>
                   </pic:nvPicPr>
                   <pic:blipFill>
-                    <a:blip r:embed="rId13"/>
+                    <a:blip r:embed="rId15"/>
                     <a:stretch>
                       <a:fillRect/>
                     </a:stretch>
@@ -4504,7 +5013,6 @@
     <w:p>
       <w:pPr>
         <w:spacing w:line="336" w:lineRule="auto" w:after="180"/>
-        <w:shd w:fill="F5F1FB"/>
       </w:pPr>
       <w:r>
         <w:rPr>
@@ -4515,7 +5023,7 @@
     </w:p>
     <w:p>
       <w:pPr>
-        <w:pStyle w:val="Heading3"/>
+        <w:pStyle w:val="Heading2"/>
       </w:pPr>
       <w:r>
         <w:t>04. Change one thing. Trace what follows.</w:t>
@@ -4526,7 +5034,7 @@
         <w:drawing>
           <wp:inline xmlns:a="http://schemas.openxmlformats.org/drawingml/2006/main" xmlns:pic="http://schemas.openxmlformats.org/drawingml/2006/picture">
             <wp:extent cx="5486400" cy="3026664"/>
-            <wp:docPr id="6" name="Picture 6" descr="Original case: The boundary is v=2u-3; the bias sets its position. Changed condition: Change bias from -3 to-1. Expected result: A score becomes 2 and B score 0; both predict class 1. Reason: Increasing bias by2 adds 2 to every score without changing the weights."/>
+            <wp:docPr id="9" name="Picture 9" descr="Original case: The boundary is v=2u-3; the bias sets its position. Changed condition: Change bias from -3 to-1. Expected result: A score becomes 2 and B score 0; both predict class 1. Reason: Increasing bias by2 adds 2 to every score without changing the weights."/>
             <wp:cNvGraphicFramePr>
               <a:graphicFrameLocks noChangeAspect="1"/>
             </wp:cNvGraphicFramePr>
@@ -4538,7 +5046,7 @@
                     <pic:cNvPicPr/>
                   </pic:nvPicPr>
                   <pic:blipFill>
-                    <a:blip r:embed="rId14"/>
+                    <a:blip r:embed="rId11"/>
                     <a:stretch>
                       <a:fillRect/>
                     </a:stretch>
@@ -4582,7 +5090,6 @@
     <w:p>
       <w:pPr>
         <w:spacing w:line="336" w:lineRule="auto" w:after="180"/>
-        <w:shd w:fill="F5F1FB"/>
       </w:pPr>
       <w:r>
         <w:rPr>
@@ -4593,7 +5100,7 @@
     </w:p>
     <w:p>
       <w:pPr>
-        <w:pStyle w:val="Heading3"/>
+        <w:pStyle w:val="Heading2"/>
       </w:pPr>
       <w:r>
         <w:t>05. Connect the explanation to its limit</w:t>
@@ -4604,7 +5111,7 @@
         <w:drawing>
           <wp:inline xmlns:a="http://schemas.openxmlformats.org/drawingml/2006/main" xmlns:pic="http://schemas.openxmlformats.org/drawingml/2006/picture">
             <wp:extent cx="5486400" cy="2834640"/>
-            <wp:docPr id="7" name="Picture 7" descr="The bias adds the same offset after the input contributions. It moves the dividing line without changing the weights that set the line’s orientation. Class 1 includes score zero under our stated rule. That is why B changes class when the bias rises by two: its score moves from minus two onto the included boundary. Limit: A linear boundary is a toy classifier rule. Raw score size does not automatically describe confidence or probability."/>
+            <wp:docPr id="10" name="Picture 10" descr="The bias adds the same offset after the input contributions. It moves the dividing line without changing the weights that set the line’s orientation. Class 1 includes score zero under our stated rule. That is why B changes class when the bias rises by two: its score moves from minus two onto the included boundary. Limit: A linear boundary is a toy classifier rule. Raw score size does not automatically describe confidence or probability."/>
             <wp:cNvGraphicFramePr>
               <a:graphicFrameLocks noChangeAspect="1"/>
             </wp:cNvGraphicFramePr>
@@ -4616,7 +5123,7 @@
                     <pic:cNvPicPr/>
                   </pic:nvPicPr>
                   <pic:blipFill>
-                    <a:blip r:embed="rId15"/>
+                    <a:blip r:embed="rId16"/>
                     <a:stretch>
                       <a:fillRect/>
                     </a:stretch>
@@ -4683,7 +5190,6 @@
     <w:p>
       <w:pPr>
         <w:spacing w:line="336" w:lineRule="auto" w:after="180"/>
-        <w:shd w:fill="F5F1FB"/>
       </w:pPr>
       <w:r>
         <w:rPr>
@@ -4694,7 +5200,7 @@
     </w:p>
     <w:p>
       <w:pPr>
-        <w:pStyle w:val="Heading3"/>
+        <w:pStyle w:val="Heading2"/>
       </w:pPr>
       <w:r>
         <w:t>06. Make the idea visible in your project</w:t>
@@ -4705,7 +5211,7 @@
         <w:drawing>
           <wp:inline xmlns:a="http://schemas.openxmlformats.org/drawingml/2006/main" xmlns:pic="http://schemas.openxmlformats.org/drawingml/2006/picture">
             <wp:extent cx="5486400" cy="3681984"/>
-            <wp:docPr id="8" name="Picture 8" descr="For your Image-pattern Network Investigation, save the input, procedure, observed result and limitation of this check. Label this worked example as practice; use a different, previously unreviewed case when checking independent understanding. Draw your input, deciding step, result and limit. Supported question: Is B positive under the original or changed model? Point to the relevant step in the picture, then write the changed result and the rule or evidence that supports it."/>
+            <wp:docPr id="11" name="Picture 11" descr="For your Image-pattern Network Investigation, save the input, procedure, observed result and limitation of this check. Label this worked example as practice; use a different, previously unreviewed case when checking independent understanding. Draw your input, deciding step, result and limit. Supported question: Is B positive under the original or changed model? Point to the relevant step in the picture, then write the changed result and the rule or evidence that supports it."/>
             <wp:cNvGraphicFramePr>
               <a:graphicFrameLocks noChangeAspect="1"/>
             </wp:cNvGraphicFramePr>
@@ -4717,7 +5223,7 @@
                     <pic:cNvPicPr/>
                   </pic:nvPicPr>
                   <pic:blipFill>
-                    <a:blip r:embed="rId16"/>
+                    <a:blip r:embed="rId17"/>
                     <a:stretch>
                       <a:fillRect/>
                     </a:stretch>
@@ -4808,7 +5314,6 @@
     <w:p>
       <w:pPr>
         <w:spacing w:line="336" w:lineRule="auto" w:after="180"/>
-        <w:shd w:fill="F5F1FB"/>
       </w:pPr>
       <w:r>
         <w:rPr>
@@ -4827,6 +5332,62 @@
           <w:b w:val="0"/>
         </w:rPr>
         <w:t>.</w:t>
+      </w:r>
+    </w:p>
+    <w:p>
+      <w:pPr>
+        <w:pStyle w:val="Heading2"/>
+      </w:pPr>
+      <w:r>
+        <w:t>Earlier wording, alternatives and picture transcripts · reference / check after trying</w:t>
+      </w:r>
+    </w:p>
+    <w:p>
+      <w:pPr>
+        <w:pStyle w:val="Heading3"/>
+      </w:pPr>
+      <w:r>
+        <w:t>01. Bias terms and decision boundaries: the case</w:t>
+      </w:r>
+    </w:p>
+    <w:p>
+      <w:pPr>
+        <w:pStyle w:val="Heading3"/>
+      </w:pPr>
+      <w:r>
+        <w:t>02. Follow the deciding steps</w:t>
+      </w:r>
+    </w:p>
+    <w:p>
+      <w:pPr>
+        <w:pStyle w:val="Heading3"/>
+      </w:pPr>
+      <w:r>
+        <w:t>03. Input A reaches the inclusive boundary</w:t>
+      </w:r>
+    </w:p>
+    <w:p>
+      <w:pPr>
+        <w:pStyle w:val="Heading3"/>
+      </w:pPr>
+      <w:r>
+        <w:t>04. Change one thing. Trace what follows.</w:t>
+      </w:r>
+    </w:p>
+    <w:p>
+      <w:pPr>
+        <w:pStyle w:val="Heading3"/>
+      </w:pPr>
+      <w:r>
+        <w:t>05. Connect the explanation to its limit</w:t>
+      </w:r>
+    </w:p>
+    <w:p>
+      <w:pPr>
+        <w:pStyle w:val="Heading3"/>
+      </w:pPr>
+      <w:r>
+        <w:t>06. Make the idea visible in your project</w:t>
       </w:r>
     </w:p>
     <w:sectPr>
